--- a/new-phd-cv.docx
+++ b/new-phd-cv.docx
@@ -1,9 +1,29 @@
 
 <file path=word/document.xml><?xml version="1.0" encoding="utf-8"?>
-<w:document xmlns:wpc="http://schemas.microsoft.com/office/word/2010/wordprocessingCanvas" xmlns:cx="http://schemas.microsoft.com/office/drawing/2014/chartex" xmlns:cx1="http://schemas.microsoft.com/office/drawing/2015/9/8/chartex" xmlns:cx2="http://schemas.microsoft.com/office/drawing/2015/10/21/chartex" xmlns:cx3="http://schemas.microsoft.com/office/drawing/2016/5/9/chartex" xmlns:cx4="http://schemas.microsoft.com/office/drawing/2016/5/10/chartex" xmlns:cx5="http://schemas.microsoft.com/office/drawing/2016/5/11/chartex" xmlns:cx6="http://schemas.microsoft.com/office/drawing/2016/5/12/chartex" xmlns:cx7="http://schemas.microsoft.com/office/drawing/2016/5/13/chartex" xmlns:cx8="http://schemas.microsoft.com/office/drawing/2016/5/14/chartex" xmlns:mc="http://schemas.openxmlformats.org/markup-compatibility/2006" xmlns:aink="http://schemas.microsoft.com/office/drawing/2016/ink" xmlns:am3d="http://schemas.microsoft.com/office/drawing/2017/model3d" xmlns:o="urn:schemas-microsoft-com:office:office" xmlns:oel="http://schemas.microsoft.com/office/2019/extlst" xmlns:r="http://schemas.openxmlformats.org/officeDocument/2006/relationships" xmlns:m="http://schemas.openxmlformats.org/officeDocument/2006/math" xmlns:v="urn:schemas-microsoft-com:vml" xmlns:wp14="http://schemas.microsoft.com/office/word/2010/wordprocessingDrawing" xmlns:wp="http://schemas.openxmlformats.org/drawingml/2006/wordprocessingDrawing" xmlns:w10="urn:schemas-microsoft-com:office:word" xmlns:w="http://schemas.openxmlformats.org/wordprocessingml/2006/main" xmlns:w14="http://schemas.microsoft.com/office/word/2010/wordml" xmlns:w15="http://schemas.microsoft.com/office/word/2012/wordml" xmlns:w16cex="http://schemas.microsoft.com/office/word/2018/wordml/cex" xmlns:w16cid="http://schemas.microsoft.com/office/word/2016/wordml/cid" xmlns:w16="http://schemas.microsoft.com/office/word/2018/wordml" xmlns:w16du="http://schemas.microsoft.com/office/word/2023/wordml/word16du" xmlns:w16sdtdh="http://schemas.microsoft.com/office/word/2020/wordml/sdtdatahash" xmlns:w16sdtfl="http://schemas.microsoft.com/office/word/2024/wordml/sdtformatlock" xmlns:w16se="http://schemas.microsoft.com/office/word/2015/wordml/symex" xmlns:wpg="http://schemas.microsoft.com/office/word/2010/wordprocessingGroup" xmlns:wpi="http://schemas.microsoft.com/office/word/2010/wordprocessingInk" xmlns:wne="http://schemas.microsoft.com/office/word/2006/wordml" xmlns:wps="http://schemas.microsoft.com/office/word/2010/wordprocessingShape" mc:Ignorable="w14 w15 w16se w16cid w16 w16cex w16sdtdh w16sdtfl w16du wp14">
+<w:document xmlns:wpc="http://schemas.microsoft.com/office/word/2010/wordprocessingCanvas" xmlns:cx="http://schemas.microsoft.com/office/drawing/2014/chartex" xmlns:cx1="http://schemas.microsoft.com/office/drawing/2015/9/8/chartex" xmlns:cx2="http://schemas.microsoft.com/office/drawing/2015/10/21/chartex" xmlns:cx3="http://schemas.microsoft.com/office/drawing/2016/5/9/chartex" xmlns:cx4="http://schemas.microsoft.com/office/drawing/2016/5/10/chartex" xmlns:cx5="http://schemas.microsoft.com/office/drawing/2016/5/11/chartex" xmlns:cx6="http://schemas.microsoft.com/office/drawing/2016/5/12/chartex" xmlns:cx7="http://schemas.microsoft.com/office/drawing/2016/5/13/chartex" xmlns:cx8="http://schemas.microsoft.com/office/drawing/2016/5/14/chartex" xmlns:mc="http://schemas.openxmlformats.org/markup-compatibility/2006" xmlns:aink="http://schemas.microsoft.com/office/drawing/2016/ink" xmlns:am3d="http://schemas.microsoft.com/office/drawing/2017/model3d" xmlns:o="urn:schemas-microsoft-com:office:office" xmlns:oel="http://schemas.microsoft.com/office/2019/extlst" xmlns:r="http://schemas.openxmlformats.org/officeDocument/2006/relationships" xmlns:m="http://schemas.openxmlformats.org/officeDocument/2006/math" xmlns:v="urn:schemas-microsoft-com:vml" xmlns:wp14="http://schemas.microsoft.com/office/word/2010/wordprocessingDrawing" xmlns:wp="http://schemas.openxmlformats.org/drawingml/2006/wordprocessingDrawing" xmlns:w10="urn:schemas-microsoft-com:office:word" xmlns:w="http://schemas.openxmlformats.org/wordprocessingml/2006/main" xmlns:w14="http://schemas.microsoft.com/office/word/2010/wordml" xmlns:w15="http://schemas.microsoft.com/office/word/2012/wordml" xmlns:w16cei="http://schemas.microsoft.com/office/word/2026/wordml/cei" xmlns:w16cex="http://schemas.microsoft.com/office/word/2018/wordml/cex" xmlns:w16cid="http://schemas.microsoft.com/office/word/2016/wordml/cid" xmlns:w16="http://schemas.microsoft.com/office/word/2018/wordml" xmlns:w16du="http://schemas.microsoft.com/office/word/2023/wordml/word16du" xmlns:w16sdtdh="http://schemas.microsoft.com/office/word/2020/wordml/sdtdatahash" xmlns:w16sdtfl="http://schemas.microsoft.com/office/word/2024/wordml/sdtformatlock" xmlns:w16se="http://schemas.microsoft.com/office/word/2015/wordml/symex" xmlns:wpg="http://schemas.microsoft.com/office/word/2010/wordprocessingGroup" xmlns:wpi="http://schemas.microsoft.com/office/word/2010/wordprocessingInk" xmlns:wne="http://schemas.microsoft.com/office/word/2006/wordml" xmlns:wps="http://schemas.microsoft.com/office/word/2010/wordprocessingShape" mc:Ignorable="w14 w15 w16se w16cid w16 w16cex w16sdtdh w16sdtfl w16du wp14">
   <w:body>
     <w:p>
       <w:pPr>
+        <w:jc w:val="center"/>
+        <w:rPr>
+          <w:b/>
+          <w:bCs/>
+          <w:sz w:val="48"/>
+          <w:szCs w:val="48"/>
+        </w:rPr>
+      </w:pPr>
+      <w:r>
+        <w:rPr>
+          <w:b/>
+          <w:bCs/>
+          <w:sz w:val="48"/>
+          <w:szCs w:val="48"/>
+        </w:rPr>
+        <w:t>PRINCE SAMUEL KYEREMANTENG</w:t>
+      </w:r>
+    </w:p>
+    <w:p>
+      <w:pPr>
         <w:spacing w:after="0"/>
       </w:pPr>
       <w:r>
@@ -11,22 +31,18 @@
           <w:b/>
           <w:bCs/>
         </w:rPr>
-        <w:t>Prince S</w:t>
-      </w:r>
-      <w:r>
-        <w:rPr>
-          <w:b/>
-          <w:bCs/>
-        </w:rPr>
-        <w:t>amuel</w:t>
-      </w:r>
-      <w:r>
-        <w:rPr>
-          <w:b/>
-          <w:bCs/>
-        </w:rPr>
-        <w:t xml:space="preserve"> Kyeremanteng</w:t>
-      </w:r>
+        <w:t xml:space="preserve">Google Scholar: </w:t>
+      </w:r>
+      <w:hyperlink r:id="rId7" w:history="1">
+        <w:r>
+          <w:rPr>
+            <w:rStyle w:val="Hyperlink"/>
+            <w:b/>
+            <w:bCs/>
+          </w:rPr>
+          <w:t>scholar link</w:t>
+        </w:r>
+      </w:hyperlink>
       <w:r>
         <w:tab/>
       </w:r>
@@ -41,12 +57,20 @@
         <w:t xml:space="preserve">           </w:t>
       </w:r>
       <w:r>
+        <w:tab/>
+        <w:t xml:space="preserve">           </w:t>
+      </w:r>
+      <w:r>
+        <w:rPr>
+          <w:b/>
+          <w:bCs/>
+        </w:rPr>
+        <w:t>Email:</w:t>
+      </w:r>
+      <w:r>
         <w:t xml:space="preserve"> </w:t>
       </w:r>
-      <w:r>
-        <w:t xml:space="preserve">Email: </w:t>
-      </w:r>
-      <w:hyperlink r:id="rId7" w:history="1">
+      <w:hyperlink r:id="rId8" w:history="1">
         <w:r>
           <w:rPr>
             <w:rStyle w:val="Hyperlink"/>
@@ -60,9 +84,16 @@
         <w:spacing w:after="0"/>
       </w:pPr>
       <w:r>
-        <w:t xml:space="preserve">LinkedIn: </w:t>
-      </w:r>
-      <w:hyperlink r:id="rId8" w:history="1">
+        <w:rPr>
+          <w:b/>
+          <w:bCs/>
+        </w:rPr>
+        <w:t>LinkedIn:</w:t>
+      </w:r>
+      <w:r>
+        <w:t xml:space="preserve"> </w:t>
+      </w:r>
+      <w:hyperlink r:id="rId9" w:history="1">
         <w:r>
           <w:rPr>
             <w:rStyle w:val="Hyperlink"/>
@@ -78,9 +109,16 @@
       </w:r>
       <w:r>
         <w:tab/>
-        <w:t xml:space="preserve">            Email: </w:t>
-      </w:r>
-      <w:hyperlink r:id="rId9" w:history="1">
+        <w:t xml:space="preserve">           </w:t>
+      </w:r>
+      <w:r>
+        <w:rPr>
+          <w:b/>
+          <w:bCs/>
+        </w:rPr>
+        <w:t xml:space="preserve">Email: </w:t>
+      </w:r>
+      <w:hyperlink r:id="rId10" w:history="1">
         <w:r>
           <w:rPr>
             <w:rStyle w:val="Hyperlink"/>
@@ -95,7 +133,14 @@
           <w:bottom w:val="single" w:sz="4" w:space="1" w:color="auto"/>
         </w:pBdr>
       </w:pPr>
-      <w:hyperlink r:id="rId10" w:history="1">
+      <w:r>
+        <w:rPr>
+          <w:b/>
+          <w:bCs/>
+        </w:rPr>
+        <w:t xml:space="preserve">GitHub/Medium: </w:t>
+      </w:r>
+      <w:hyperlink r:id="rId11" w:history="1">
         <w:r>
           <w:rPr>
             <w:rStyle w:val="Hyperlink"/>
@@ -106,7 +151,7 @@
       <w:r>
         <w:t xml:space="preserve"> | </w:t>
       </w:r>
-      <w:hyperlink r:id="rId11" w:history="1">
+      <w:hyperlink r:id="rId12" w:history="1">
         <w:r>
           <w:rPr>
             <w:rStyle w:val="Hyperlink"/>
@@ -118,31 +163,24 @@
         <w:t xml:space="preserve"> </w:t>
       </w:r>
       <w:r>
-        <w:t xml:space="preserve">| </w:t>
-      </w:r>
-      <w:hyperlink r:id="rId12" w:history="1">
-        <w:r>
-          <w:rPr>
-            <w:rStyle w:val="Hyperlink"/>
-          </w:rPr>
-          <w:t>Scholar</w:t>
-        </w:r>
-      </w:hyperlink>
-      <w:r>
-        <w:tab/>
-      </w:r>
-      <w:r>
-        <w:tab/>
-      </w:r>
-      <w:r>
-        <w:tab/>
-      </w:r>
-      <w:r>
-        <w:tab/>
-      </w:r>
-      <w:r>
-        <w:tab/>
-        <w:t xml:space="preserve">            Phone: </w:t>
+        <w:tab/>
+      </w:r>
+      <w:r>
+        <w:tab/>
+      </w:r>
+      <w:r>
+        <w:tab/>
+      </w:r>
+      <w:r>
+        <w:tab/>
+        <w:t xml:space="preserve">           </w:t>
+      </w:r>
+      <w:r>
+        <w:rPr>
+          <w:b/>
+          <w:bCs/>
+        </w:rPr>
+        <w:t xml:space="preserve">Phone: </w:t>
       </w:r>
       <w:hyperlink r:id="rId13" w:history="1">
         <w:r>
@@ -155,352 +193,98 @@
     </w:p>
     <w:p>
       <w:pPr>
-        <w:jc w:val="center"/>
-        <w:rPr>
-          <w:b/>
-          <w:bCs/>
-        </w:rPr>
-      </w:pPr>
-      <w:r>
-        <w:rPr>
-          <w:b/>
-          <w:bCs/>
-        </w:rPr>
-        <w:t>EDUCATION</w:t>
-      </w:r>
-    </w:p>
-    <w:p>
-      <w:pPr>
-        <w:spacing w:after="0"/>
-      </w:pPr>
-      <w:r>
-        <w:rPr>
-          <w:b/>
-          <w:bCs/>
-        </w:rPr>
-        <w:t>Lund University, Sweden</w:t>
-      </w:r>
-      <w:r>
-        <w:tab/>
-      </w:r>
-      <w:r>
-        <w:tab/>
-      </w:r>
-      <w:r>
-        <w:tab/>
-      </w:r>
-      <w:r>
-        <w:tab/>
-      </w:r>
-      <w:r>
-        <w:tab/>
-      </w:r>
-      <w:r>
-        <w:tab/>
-      </w:r>
-      <w:r>
-        <w:tab/>
-        <w:t xml:space="preserve">          </w:t>
-      </w:r>
-      <w:r>
-        <w:tab/>
-        <w:t xml:space="preserve">           </w:t>
-      </w:r>
-      <w:r>
-        <w:t>Lund, Sweden</w:t>
-      </w:r>
-    </w:p>
-    <w:p>
-      <w:pPr>
-        <w:spacing w:after="0"/>
-        <w:rPr>
-          <w:b/>
-          <w:bCs/>
-        </w:rPr>
-      </w:pPr>
-      <w:r>
-        <w:t>Exchange Program; Master</w:t>
-      </w:r>
-      <w:r>
-        <w:t>’</w:t>
-      </w:r>
-      <w:r>
-        <w:t>s in Computer Science</w:t>
-      </w:r>
-      <w:r>
-        <w:tab/>
-      </w:r>
-      <w:r>
-        <w:tab/>
-      </w:r>
-      <w:r>
-        <w:tab/>
-        <w:t xml:space="preserve">             </w:t>
-      </w:r>
-      <w:r>
-        <w:t xml:space="preserve">             </w:t>
-      </w:r>
-      <w:r>
-        <w:t xml:space="preserve">                 </w:t>
-      </w:r>
-      <w:r>
-        <w:rPr>
-          <w:b/>
-          <w:bCs/>
-        </w:rPr>
-        <w:t>Jan – Jun 2026</w:t>
-      </w:r>
-    </w:p>
-    <w:p>
-      <w:pPr>
-        <w:spacing w:after="0"/>
-      </w:pPr>
-      <w:r>
-        <w:t>Erasmus+ Scholar; About €6000 i</w:t>
-      </w:r>
-      <w:r>
-        <w:t xml:space="preserve">n </w:t>
-      </w:r>
-      <w:r>
-        <w:t>grant.</w:t>
-      </w:r>
-    </w:p>
-    <w:p>
-      <w:pPr>
-        <w:spacing w:before="240" w:after="0"/>
-      </w:pPr>
-      <w:r>
-        <w:rPr>
-          <w:b/>
-          <w:bCs/>
-        </w:rPr>
-        <w:t>University of</w:t>
-      </w:r>
-      <w:r>
-        <w:rPr>
-          <w:b/>
-          <w:bCs/>
-        </w:rPr>
-        <w:t xml:space="preserve"> </w:t>
-      </w:r>
-      <w:r>
-        <w:rPr>
-          <w:b/>
-          <w:bCs/>
-        </w:rPr>
-        <w:t>Ghana</w:t>
-      </w:r>
-      <w:r>
-        <w:rPr>
-          <w:b/>
-          <w:bCs/>
-        </w:rPr>
-        <w:t>, Ghana</w:t>
-      </w:r>
-      <w:r>
-        <w:tab/>
-      </w:r>
-      <w:r>
-        <w:tab/>
-      </w:r>
-      <w:r>
-        <w:tab/>
-      </w:r>
-      <w:r>
-        <w:tab/>
-      </w:r>
-      <w:r>
-        <w:tab/>
-      </w:r>
-      <w:r>
-        <w:tab/>
-        <w:t xml:space="preserve">          </w:t>
-      </w:r>
-      <w:r>
-        <w:tab/>
-        <w:t xml:space="preserve">            </w:t>
-      </w:r>
-      <w:r>
-        <w:t xml:space="preserve">               </w:t>
-      </w:r>
-      <w:r>
-        <w:t xml:space="preserve"> </w:t>
-      </w:r>
-      <w:r>
-        <w:t>Accra, Ghana</w:t>
-      </w:r>
-    </w:p>
-    <w:p>
-      <w:pPr>
-        <w:spacing w:after="0"/>
-        <w:rPr>
-          <w:b/>
-          <w:bCs/>
-        </w:rPr>
-      </w:pPr>
-      <w:r>
-        <w:t>M</w:t>
-      </w:r>
-      <w:r>
-        <w:t>Phil</w:t>
-      </w:r>
-      <w:r>
-        <w:t xml:space="preserve"> Computer Science; CGP</w:t>
-      </w:r>
-      <w:r>
-        <w:t xml:space="preserve">A </w:t>
-      </w:r>
-      <w:r>
-        <w:t>3.75/4.0</w:t>
-      </w:r>
-      <w:r>
-        <w:tab/>
-      </w:r>
-      <w:r>
-        <w:tab/>
-        <w:t xml:space="preserve">         </w:t>
-      </w:r>
-      <w:r>
-        <w:t xml:space="preserve">                    </w:t>
-      </w:r>
-      <w:r>
-        <w:t xml:space="preserve">                 </w:t>
-      </w:r>
-      <w:r>
-        <w:tab/>
-        <w:t xml:space="preserve">              </w:t>
-      </w:r>
-      <w:r>
-        <w:rPr>
-          <w:b/>
-          <w:bCs/>
-        </w:rPr>
-        <w:t>Oct 2024 – Oct 2026</w:t>
-      </w:r>
-    </w:p>
-    <w:p>
-      <w:pPr>
-        <w:spacing w:after="0"/>
-        <w:rPr>
-          <w:b/>
-          <w:bCs/>
-        </w:rPr>
-      </w:pPr>
-      <w:r>
-        <w:rPr>
-          <w:b/>
-          <w:bCs/>
-        </w:rPr>
-        <w:t>Thesis</w:t>
-      </w:r>
-      <w:r>
-        <w:rPr>
-          <w:b/>
-          <w:bCs/>
-        </w:rPr>
-        <w:t xml:space="preserve">: </w:t>
-      </w:r>
-      <w:r>
-        <w:t>A</w:t>
-      </w:r>
-      <w:r>
-        <w:t xml:space="preserve"> Residual</w:t>
-      </w:r>
-      <w:r>
-        <w:t xml:space="preserve"> Hybrid Deep Learning Framework for Missing Data Imputation in IoT Sensor Data Using LSTM and Variational Autoencoders</w:t>
-      </w:r>
-    </w:p>
-    <w:p>
-      <w:pPr>
-        <w:spacing w:before="240" w:after="0"/>
-      </w:pPr>
-      <w:r>
-        <w:rPr>
-          <w:b/>
-          <w:bCs/>
-        </w:rPr>
-        <w:t>University of</w:t>
-      </w:r>
-      <w:r>
-        <w:rPr>
-          <w:b/>
-          <w:bCs/>
-        </w:rPr>
-        <w:t xml:space="preserve"> </w:t>
-      </w:r>
-      <w:r>
-        <w:rPr>
-          <w:b/>
-          <w:bCs/>
-        </w:rPr>
-        <w:t>Ghana</w:t>
-      </w:r>
-      <w:r>
-        <w:rPr>
-          <w:b/>
-          <w:bCs/>
-        </w:rPr>
-        <w:t>, Ghana</w:t>
-      </w:r>
-      <w:r>
-        <w:tab/>
-      </w:r>
-      <w:r>
-        <w:tab/>
-      </w:r>
-      <w:r>
-        <w:tab/>
-      </w:r>
-      <w:r>
-        <w:tab/>
-      </w:r>
-      <w:r>
-        <w:tab/>
-      </w:r>
-      <w:r>
-        <w:tab/>
-        <w:t xml:space="preserve">          </w:t>
-      </w:r>
-      <w:r>
-        <w:tab/>
-        <w:t xml:space="preserve">            </w:t>
-      </w:r>
-      <w:r>
-        <w:t xml:space="preserve">                </w:t>
-      </w:r>
-      <w:r>
-        <w:t>Accra, Ghana</w:t>
-      </w:r>
-    </w:p>
-    <w:p>
-      <w:pPr>
         <w:pBdr>
           <w:bottom w:val="single" w:sz="4" w:space="1" w:color="auto"/>
         </w:pBdr>
         <w:spacing w:after="0"/>
-        <w:rPr>
-          <w:b/>
-          <w:bCs/>
-        </w:rPr>
-      </w:pPr>
-      <w:r>
-        <w:t>Bachelor</w:t>
+      </w:pPr>
+    </w:p>
+    <w:p>
+      <w:pPr>
+        <w:jc w:val="center"/>
+        <w:rPr>
+          <w:b/>
+          <w:bCs/>
+        </w:rPr>
+      </w:pPr>
+      <w:r>
+        <w:rPr>
+          <w:b/>
+          <w:bCs/>
+        </w:rPr>
+        <w:t>EDUCATION</w:t>
+      </w:r>
+    </w:p>
+    <w:p>
+      <w:pPr>
+        <w:spacing w:after="0"/>
+      </w:pPr>
+      <w:r>
+        <w:rPr>
+          <w:b/>
+          <w:bCs/>
+        </w:rPr>
+        <w:t>Lund University, Sweden</w:t>
+      </w:r>
+      <w:r>
+        <w:tab/>
+      </w:r>
+      <w:r>
+        <w:tab/>
+      </w:r>
+      <w:r>
+        <w:tab/>
+      </w:r>
+      <w:r>
+        <w:tab/>
+      </w:r>
+      <w:r>
+        <w:tab/>
+      </w:r>
+      <w:r>
+        <w:tab/>
+      </w:r>
+      <w:r>
+        <w:tab/>
+        <w:t xml:space="preserve">          </w:t>
+      </w:r>
+      <w:r>
+        <w:tab/>
+        <w:t xml:space="preserve">           </w:t>
+      </w:r>
+      <w:r>
+        <w:t>Lund, Sweden</w:t>
+      </w:r>
+    </w:p>
+    <w:p>
+      <w:pPr>
+        <w:spacing w:after="0"/>
+        <w:rPr>
+          <w:b/>
+          <w:bCs/>
+        </w:rPr>
+      </w:pPr>
+      <w:r>
+        <w:t>Exchange Program; Master</w:t>
       </w:r>
       <w:r>
         <w:t>’</w:t>
       </w:r>
       <w:r>
-        <w:t>s in Computer Science; CGPA 3.45/4.0</w:t>
-      </w:r>
-      <w:r>
-        <w:tab/>
-      </w:r>
-      <w:r>
-        <w:tab/>
-        <w:t xml:space="preserve">           </w:t>
-      </w:r>
-      <w:r>
-        <w:t xml:space="preserve">                  </w:t>
+        <w:t>s in Computer Science</w:t>
+      </w:r>
+      <w:r>
+        <w:tab/>
+      </w:r>
+      <w:r>
+        <w:tab/>
+      </w:r>
+      <w:r>
+        <w:tab/>
+        <w:t xml:space="preserve">             </w:t>
+      </w:r>
+      <w:r>
+        <w:t xml:space="preserve">             </w:t>
       </w:r>
       <w:r>
         <w:t xml:space="preserve">                 </w:t>
@@ -510,35 +294,275 @@
           <w:b/>
           <w:bCs/>
         </w:rPr>
-        <w:t>Oct 2019</w:t>
-      </w:r>
-      <w:r>
-        <w:rPr>
-          <w:b/>
-          <w:bCs/>
-        </w:rPr>
-        <w:t xml:space="preserve"> – </w:t>
-      </w:r>
-      <w:r>
-        <w:rPr>
-          <w:b/>
-          <w:bCs/>
-        </w:rPr>
-        <w:t>Aug</w:t>
-      </w:r>
-      <w:r>
-        <w:rPr>
-          <w:b/>
-          <w:bCs/>
-        </w:rPr>
-        <w:t xml:space="preserve"> 202</w:t>
-      </w:r>
-      <w:r>
-        <w:rPr>
-          <w:b/>
-          <w:bCs/>
-        </w:rPr>
-        <w:t>3</w:t>
+        <w:t>Jan – Jun 2026</w:t>
+      </w:r>
+    </w:p>
+    <w:p>
+      <w:pPr>
+        <w:spacing w:after="0"/>
+      </w:pPr>
+      <w:r>
+        <w:t xml:space="preserve">Erasmus+ Scholar; </w:t>
+      </w:r>
+      <w:r>
+        <w:rPr>
+          <w:b/>
+          <w:bCs/>
+        </w:rPr>
+        <w:t>About €6000 i</w:t>
+      </w:r>
+      <w:r>
+        <w:rPr>
+          <w:b/>
+          <w:bCs/>
+        </w:rPr>
+        <w:t xml:space="preserve">n </w:t>
+      </w:r>
+      <w:r>
+        <w:rPr>
+          <w:b/>
+          <w:bCs/>
+        </w:rPr>
+        <w:t>grant</w:t>
+      </w:r>
+      <w:r>
+        <w:t>.</w:t>
+      </w:r>
+    </w:p>
+    <w:p>
+      <w:pPr>
+        <w:spacing w:before="240" w:after="0"/>
+      </w:pPr>
+      <w:r>
+        <w:rPr>
+          <w:b/>
+          <w:bCs/>
+        </w:rPr>
+        <w:t>University of</w:t>
+      </w:r>
+      <w:r>
+        <w:rPr>
+          <w:b/>
+          <w:bCs/>
+        </w:rPr>
+        <w:t xml:space="preserve"> </w:t>
+      </w:r>
+      <w:r>
+        <w:rPr>
+          <w:b/>
+          <w:bCs/>
+        </w:rPr>
+        <w:t>Ghana</w:t>
+      </w:r>
+      <w:r>
+        <w:rPr>
+          <w:b/>
+          <w:bCs/>
+        </w:rPr>
+        <w:t>, Ghana</w:t>
+      </w:r>
+      <w:r>
+        <w:tab/>
+      </w:r>
+      <w:r>
+        <w:tab/>
+      </w:r>
+      <w:r>
+        <w:tab/>
+      </w:r>
+      <w:r>
+        <w:tab/>
+      </w:r>
+      <w:r>
+        <w:tab/>
+      </w:r>
+      <w:r>
+        <w:tab/>
+        <w:t xml:space="preserve">          </w:t>
+      </w:r>
+      <w:r>
+        <w:tab/>
+        <w:t xml:space="preserve">            </w:t>
+      </w:r>
+      <w:r>
+        <w:t xml:space="preserve">               </w:t>
+      </w:r>
+      <w:r>
+        <w:t xml:space="preserve"> </w:t>
+      </w:r>
+      <w:r>
+        <w:t>Accra, Ghana</w:t>
+      </w:r>
+    </w:p>
+    <w:p>
+      <w:pPr>
+        <w:spacing w:after="0"/>
+        <w:rPr>
+          <w:b/>
+          <w:bCs/>
+        </w:rPr>
+      </w:pPr>
+      <w:r>
+        <w:t>M</w:t>
+      </w:r>
+      <w:r>
+        <w:t>Phil</w:t>
+      </w:r>
+      <w:r>
+        <w:t xml:space="preserve"> Computer Science; </w:t>
+      </w:r>
+      <w:r>
+        <w:rPr>
+          <w:b/>
+          <w:bCs/>
+        </w:rPr>
+        <w:t>CGP</w:t>
+      </w:r>
+      <w:r>
+        <w:rPr>
+          <w:b/>
+          <w:bCs/>
+        </w:rPr>
+        <w:t xml:space="preserve">A </w:t>
+      </w:r>
+      <w:r>
+        <w:rPr>
+          <w:b/>
+          <w:bCs/>
+        </w:rPr>
+        <w:t>3.75/4.0</w:t>
+      </w:r>
+      <w:r>
+        <w:tab/>
+      </w:r>
+      <w:r>
+        <w:tab/>
+        <w:t xml:space="preserve">         </w:t>
+      </w:r>
+      <w:r>
+        <w:t xml:space="preserve">                    </w:t>
+      </w:r>
+      <w:r>
+        <w:t xml:space="preserve">                 </w:t>
+      </w:r>
+      <w:r>
+        <w:tab/>
+        <w:t xml:space="preserve">              </w:t>
+      </w:r>
+      <w:r>
+        <w:rPr>
+          <w:b/>
+          <w:bCs/>
+        </w:rPr>
+        <w:t xml:space="preserve">Oct 2024 – </w:t>
+      </w:r>
+      <w:r>
+        <w:rPr>
+          <w:b/>
+          <w:bCs/>
+        </w:rPr>
+        <w:t>Jul</w:t>
+      </w:r>
+      <w:r>
+        <w:rPr>
+          <w:b/>
+          <w:bCs/>
+        </w:rPr>
+        <w:t xml:space="preserve"> 2026</w:t>
+      </w:r>
+    </w:p>
+    <w:p>
+      <w:pPr>
+        <w:spacing w:after="0"/>
+        <w:rPr>
+          <w:b/>
+          <w:bCs/>
+        </w:rPr>
+      </w:pPr>
+      <w:r>
+        <w:rPr>
+          <w:b/>
+          <w:bCs/>
+        </w:rPr>
+        <w:t>Thesis</w:t>
+      </w:r>
+      <w:r>
+        <w:rPr>
+          <w:b/>
+          <w:bCs/>
+        </w:rPr>
+        <w:t xml:space="preserve">: </w:t>
+      </w:r>
+      <w:r>
+        <w:t>A</w:t>
+      </w:r>
+      <w:r>
+        <w:t xml:space="preserve"> Residual</w:t>
+      </w:r>
+      <w:r>
+        <w:t xml:space="preserve"> Hybrid Deep Learning Framework for Missing Data Imputation in IoT Sensor Data Using LSTM and Variational Autoencoders</w:t>
+      </w:r>
+    </w:p>
+    <w:p>
+      <w:pPr>
+        <w:spacing w:before="240" w:after="0"/>
+      </w:pPr>
+      <w:r>
+        <w:rPr>
+          <w:b/>
+          <w:bCs/>
+        </w:rPr>
+        <w:t>University of</w:t>
+      </w:r>
+      <w:r>
+        <w:rPr>
+          <w:b/>
+          <w:bCs/>
+        </w:rPr>
+        <w:t xml:space="preserve"> </w:t>
+      </w:r>
+      <w:r>
+        <w:rPr>
+          <w:b/>
+          <w:bCs/>
+        </w:rPr>
+        <w:t>Ghana</w:t>
+      </w:r>
+      <w:r>
+        <w:rPr>
+          <w:b/>
+          <w:bCs/>
+        </w:rPr>
+        <w:t>, Ghana</w:t>
+      </w:r>
+      <w:r>
+        <w:tab/>
+      </w:r>
+      <w:r>
+        <w:tab/>
+      </w:r>
+      <w:r>
+        <w:tab/>
+      </w:r>
+      <w:r>
+        <w:tab/>
+      </w:r>
+      <w:r>
+        <w:tab/>
+      </w:r>
+      <w:r>
+        <w:tab/>
+        <w:t xml:space="preserve">          </w:t>
+      </w:r>
+      <w:r>
+        <w:tab/>
+        <w:t xml:space="preserve">            </w:t>
+      </w:r>
+      <w:r>
+        <w:t xml:space="preserve">                </w:t>
+      </w:r>
+      <w:r>
+        <w:t>Accra, Ghana</w:t>
       </w:r>
     </w:p>
     <w:p>
@@ -553,18 +577,87 @@
         </w:rPr>
       </w:pPr>
       <w:r>
-        <w:rPr>
-          <w:b/>
-          <w:bCs/>
-        </w:rPr>
-        <w:t>Thesis</w:t>
-      </w:r>
-      <w:r>
-        <w:rPr>
-          <w:b/>
-          <w:bCs/>
-        </w:rPr>
-        <w:t>/Project:</w:t>
+        <w:t>Bachelor</w:t>
+      </w:r>
+      <w:r>
+        <w:t>’</w:t>
+      </w:r>
+      <w:r>
+        <w:t xml:space="preserve">s in Computer Science; </w:t>
+      </w:r>
+      <w:r>
+        <w:rPr>
+          <w:b/>
+          <w:bCs/>
+        </w:rPr>
+        <w:t>CGPA 3.45/4.0</w:t>
+      </w:r>
+      <w:r>
+        <w:tab/>
+      </w:r>
+      <w:r>
+        <w:tab/>
+        <w:t xml:space="preserve">           </w:t>
+      </w:r>
+      <w:r>
+        <w:t xml:space="preserve">                  </w:t>
+      </w:r>
+      <w:r>
+        <w:t xml:space="preserve">                 </w:t>
+      </w:r>
+      <w:r>
+        <w:rPr>
+          <w:b/>
+          <w:bCs/>
+        </w:rPr>
+        <w:t>Oct 2019</w:t>
+      </w:r>
+      <w:r>
+        <w:rPr>
+          <w:b/>
+          <w:bCs/>
+        </w:rPr>
+        <w:t xml:space="preserve"> – </w:t>
+      </w:r>
+      <w:r>
+        <w:rPr>
+          <w:b/>
+          <w:bCs/>
+        </w:rPr>
+        <w:t>Oct</w:t>
+      </w:r>
+      <w:r>
+        <w:rPr>
+          <w:b/>
+          <w:bCs/>
+        </w:rPr>
+        <w:t xml:space="preserve"> 202</w:t>
+      </w:r>
+      <w:r>
+        <w:rPr>
+          <w:b/>
+          <w:bCs/>
+        </w:rPr>
+        <w:t>3</w:t>
+      </w:r>
+    </w:p>
+    <w:p>
+      <w:pPr>
+        <w:pBdr>
+          <w:bottom w:val="single" w:sz="4" w:space="1" w:color="auto"/>
+        </w:pBdr>
+        <w:spacing w:after="0"/>
+        <w:rPr>
+          <w:b/>
+          <w:bCs/>
+        </w:rPr>
+      </w:pPr>
+      <w:r>
+        <w:rPr>
+          <w:b/>
+          <w:bCs/>
+        </w:rPr>
+        <w:t>Thesis/Project:</w:t>
       </w:r>
       <w:r>
         <w:rPr>
@@ -573,13 +666,8 @@
         </w:rPr>
         <w:t xml:space="preserve"> </w:t>
       </w:r>
-      <w:proofErr w:type="spellStart"/>
-      <w:r>
-        <w:t>SmartFlow</w:t>
-      </w:r>
-      <w:proofErr w:type="spellEnd"/>
-      <w:r>
-        <w:t>: IoT-Based Smart Irrigation and Environmental Monitoring System</w:t>
+      <w:r>
+        <w:t>SmartFlow: IoT-Based Smart Irrigation and Environmental Monitoring System</w:t>
       </w:r>
     </w:p>
     <w:p>
@@ -615,6 +703,9 @@
       <w:r>
         <w:t>Python, SQL, JavaScript, Dart, HTML</w:t>
       </w:r>
+      <w:r>
+        <w:t>, CSS, Tailwind</w:t>
+      </w:r>
     </w:p>
     <w:p>
       <w:pPr>
@@ -635,23 +726,16 @@
         <w:tab/>
       </w:r>
       <w:r>
-        <w:t xml:space="preserve">Django, </w:t>
-      </w:r>
-      <w:proofErr w:type="spellStart"/>
-      <w:r>
-        <w:t>FastAPI</w:t>
-      </w:r>
-      <w:proofErr w:type="spellEnd"/>
-      <w:r>
-        <w:t xml:space="preserve">, Flutter, </w:t>
-      </w:r>
-      <w:proofErr w:type="spellStart"/>
-      <w:r>
-        <w:t>PyTorch</w:t>
-      </w:r>
-      <w:proofErr w:type="spellEnd"/>
-      <w:r>
-        <w:t>, TensorFlow, ScikitLearn</w:t>
+        <w:t xml:space="preserve">Django, FastAPI, Flutter, PyTorch, TensorFlow, </w:t>
+      </w:r>
+      <w:r>
+        <w:t xml:space="preserve">Pandas, </w:t>
+      </w:r>
+      <w:r>
+        <w:t>ScikitLearn</w:t>
+      </w:r>
+      <w:r>
+        <w:t>, React</w:t>
       </w:r>
     </w:p>
     <w:p>
@@ -682,15 +766,13 @@
         <w:t xml:space="preserve"> PostgreSQL,</w:t>
       </w:r>
       <w:r>
-        <w:t xml:space="preserve"> </w:t>
-      </w:r>
-      <w:proofErr w:type="spellStart"/>
-      <w:r>
-        <w:t>PgAdmin</w:t>
-      </w:r>
-      <w:proofErr w:type="spellEnd"/>
+        <w:t xml:space="preserve"> PgAdmin</w:t>
+      </w:r>
       <w:r>
         <w:t xml:space="preserve">, LLM, Agentic AI, </w:t>
+      </w:r>
+      <w:r>
+        <w:t xml:space="preserve">RAG, </w:t>
       </w:r>
       <w:r>
         <w:t>Docker</w:t>
@@ -725,37 +807,16 @@
         <w:tab/>
       </w:r>
       <w:r>
-        <w:t xml:space="preserve">GitHub, </w:t>
-      </w:r>
-      <w:proofErr w:type="spellStart"/>
-      <w:r>
-        <w:t>Jupyter</w:t>
-      </w:r>
-      <w:proofErr w:type="spellEnd"/>
-      <w:r>
-        <w:t xml:space="preserve"> Notebook, </w:t>
-      </w:r>
-      <w:proofErr w:type="spellStart"/>
-      <w:r>
-        <w:t>VSCode</w:t>
-      </w:r>
-      <w:proofErr w:type="spellEnd"/>
-      <w:r>
-        <w:t>, C</w:t>
+        <w:t>GitHub, Jupyter Notebook, VSCode, C</w:t>
       </w:r>
       <w:r>
         <w:t>odex</w:t>
       </w:r>
       <w:r>
-        <w:t xml:space="preserve">, </w:t>
-      </w:r>
-      <w:proofErr w:type="spellStart"/>
-      <w:r>
-        <w:t>DigitalOcean</w:t>
-      </w:r>
-      <w:proofErr w:type="spellEnd"/>
-      <w:r>
         <w:t>, Linux Servers</w:t>
+      </w:r>
+      <w:r>
+        <w:t>, Overleaf</w:t>
       </w:r>
     </w:p>
     <w:p>
@@ -787,7 +848,13 @@
         <w:tab/>
       </w:r>
       <w:r>
-        <w:t xml:space="preserve">Rapport Building, Team Playing, People Management, Excellent Communication </w:t>
+        <w:t xml:space="preserve">Project Management, People Management, Excellent </w:t>
+      </w:r>
+      <w:r>
+        <w:t>Communication</w:t>
+      </w:r>
+      <w:r>
+        <w:t>, Versatile</w:t>
       </w:r>
     </w:p>
     <w:p>
@@ -815,7 +882,13 @@
         </w:numPr>
       </w:pPr>
       <w:r>
-        <w:t>AI-Enabled Software Engineering (AI4SE, SE4AI, etc.)</w:t>
+        <w:t xml:space="preserve">AI-Enabled Software Engineering (AI4SE, SE4AI, </w:t>
+      </w:r>
+      <w:r>
+        <w:t xml:space="preserve">Agentic AI, </w:t>
+      </w:r>
+      <w:r>
+        <w:t>etc.)</w:t>
       </w:r>
     </w:p>
     <w:p>
@@ -860,15 +933,16 @@
         <w:t xml:space="preserve">Artificial Intelligence (AI) and </w:t>
       </w:r>
       <w:r>
-        <w:t>Machine Learning Systems Engineering (</w:t>
-      </w:r>
-      <w:proofErr w:type="spellStart"/>
-      <w:r>
-        <w:t>MLOps</w:t>
-      </w:r>
-      <w:proofErr w:type="spellEnd"/>
-      <w:r>
-        <w:t>)</w:t>
+        <w:t>Machine Learning Systems Engineering</w:t>
+      </w:r>
+      <w:r>
+        <w:t xml:space="preserve"> (LLMs, Agent</w:t>
+      </w:r>
+      <w:r>
+        <w:t xml:space="preserve"> </w:t>
+      </w:r>
+      <w:r>
+        <w:t>Orchestration)</w:t>
       </w:r>
     </w:p>
     <w:p>
@@ -884,7 +958,7 @@
         <w:spacing w:after="0"/>
       </w:pPr>
       <w:r>
-        <w:t>Theoretical Computer Science</w:t>
+        <w:t>Secure learning for Wireless and IoT Systems, and Data Analytics</w:t>
       </w:r>
     </w:p>
     <w:p>
@@ -991,17 +1065,22 @@
         <w:tab/>
       </w:r>
       <w:r>
-        <w:tab/>
-      </w:r>
-      <w:r>
-        <w:tab/>
+        <w:t xml:space="preserve">              Oct </w:t>
+      </w:r>
+      <w:r>
         <w:t xml:space="preserve">2024 </w:t>
       </w:r>
       <w:r>
         <w:t>–</w:t>
       </w:r>
       <w:r>
-        <w:t xml:space="preserve"> 2026</w:t>
+        <w:t xml:space="preserve"> </w:t>
+      </w:r>
+      <w:r>
+        <w:t xml:space="preserve">Sep </w:t>
+      </w:r>
+      <w:r>
+        <w:t>2026</w:t>
       </w:r>
     </w:p>
     <w:p>
@@ -1035,7 +1114,28 @@
           <w:b/>
           <w:bCs/>
         </w:rPr>
-        <w:t>Kyeremanteng, P. S., et al. (2025)</w:t>
+        <w:t>Kyeremanteng, P. S., et al</w:t>
+      </w:r>
+      <w:r>
+        <w:rPr>
+          <w:b/>
+          <w:bCs/>
+        </w:rPr>
+        <w:t xml:space="preserve"> </w:t>
+      </w:r>
+      <w:r>
+        <w:rPr>
+          <w:b/>
+          <w:bCs/>
+        </w:rPr>
+        <w:t>(2025)</w:t>
+      </w:r>
+      <w:r>
+        <w:rPr>
+          <w:b/>
+          <w:bCs/>
+        </w:rPr>
+        <w:t>.</w:t>
       </w:r>
     </w:p>
     <w:p>
@@ -1043,10 +1143,7 @@
         <w:spacing w:after="0"/>
       </w:pPr>
       <w:r>
-        <w:t xml:space="preserve">Federated Learning at the Edge: </w:t>
-      </w:r>
-      <w:r>
-        <w:t>Enhancing Privacy and Efficiency in Distributed AI Systems</w:t>
+        <w:t>Federated Learning at the Edge: Enhancing Privacy and Efficiency in Distributed AI Systems</w:t>
       </w:r>
     </w:p>
     <w:p>
@@ -1061,14 +1158,12 @@
         <w:t xml:space="preserve"> </w:t>
       </w:r>
       <w:hyperlink r:id="rId14" w:history="1">
-        <w:proofErr w:type="spellStart"/>
         <w:r>
           <w:rPr>
             <w:rStyle w:val="Hyperlink"/>
           </w:rPr>
           <w:t>IntechOpen</w:t>
         </w:r>
-        <w:proofErr w:type="spellEnd"/>
       </w:hyperlink>
       <w:r>
         <w:t xml:space="preserve"> </w:t>
@@ -1084,20 +1179,23 @@
         <w:t xml:space="preserve"> </w:t>
       </w:r>
       <w:hyperlink r:id="rId15" w:history="1">
-        <w:r>
-          <w:rPr>
-            <w:b/>
-            <w:bCs/>
-          </w:rPr>
-          <w:t>DOI:</w:t>
-        </w:r>
         <w:r>
           <w:rPr>
             <w:rStyle w:val="Hyperlink"/>
           </w:rPr>
-          <w:t xml:space="preserve"> 10.5772/intechopen.1011986</w:t>
+          <w:t>https://www.intechopen.com/chapters/1230198</w:t>
         </w:r>
       </w:hyperlink>
+      <w:r>
+        <w:t xml:space="preserve"> || </w:t>
+      </w:r>
+      <w:r>
+        <w:rPr>
+          <w:b/>
+          <w:bCs/>
+        </w:rPr>
+        <w:t>Co-author</w:t>
+      </w:r>
     </w:p>
     <w:p>
       <w:pPr>
@@ -1117,21 +1215,7 @@
           <w:b/>
           <w:bCs/>
         </w:rPr>
-        <w:t>Manuscript</w:t>
-      </w:r>
-      <w:r>
-        <w:rPr>
-          <w:b/>
-          <w:bCs/>
-        </w:rPr>
-        <w:t xml:space="preserve">: </w:t>
-      </w:r>
-      <w:r>
-        <w:rPr>
-          <w:b/>
-          <w:bCs/>
-        </w:rPr>
-        <w:t>Kyeremanteng, P. S., et al.</w:t>
+        <w:t xml:space="preserve">A Review Manuscript: Kyeremanteng, P.S., et al. </w:t>
       </w:r>
     </w:p>
     <w:p>
@@ -1139,7 +1223,7 @@
         <w:spacing w:after="0"/>
       </w:pPr>
       <w:r>
-        <w:t>PoAD-Lite: A Lightweight, Activity-Aware Consensus Protocol for Scalable and Energy-Efficient IoT Blockchains</w:t>
+        <w:t>A Systematic Review of Large Language Models, 2017 to 2026</w:t>
       </w:r>
     </w:p>
     <w:p>
@@ -1151,21 +1235,36 @@
         <w:t>Publisher:</w:t>
       </w:r>
       <w:r>
+        <w:t xml:space="preserve"> Preprint</w:t>
+      </w:r>
+      <w:r>
+        <w:t>s</w:t>
+      </w:r>
+      <w:r>
+        <w:t xml:space="preserve">.org || </w:t>
+      </w:r>
+      <w:r>
+        <w:rPr>
+          <w:b/>
+          <w:bCs/>
+        </w:rPr>
+        <w:t>DOI:</w:t>
+      </w:r>
+      <w:r>
         <w:t xml:space="preserve"> </w:t>
       </w:r>
-      <w:r>
-        <w:t xml:space="preserve">IET </w:t>
-      </w:r>
-      <w:r>
-        <w:t>Smart Cities</w:t>
-      </w:r>
+      <w:hyperlink r:id="rId16" w:history="1">
+        <w:r>
+          <w:rPr>
+            <w:rStyle w:val="Hyperlink"/>
+          </w:rPr>
+          <w:t>10.20944/preprints202607.0296.v1</w:t>
+        </w:r>
+      </w:hyperlink>
       <w:r>
         <w:t xml:space="preserve"> </w:t>
       </w:r>
       <w:r>
-        <w:t xml:space="preserve">– IEEE </w:t>
-      </w:r>
-      <w:r>
         <w:t xml:space="preserve">|| </w:t>
       </w:r>
       <w:r>
@@ -1173,30 +1272,7 @@
           <w:b/>
           <w:bCs/>
         </w:rPr>
-        <w:t>Manuscript ID</w:t>
-      </w:r>
-      <w:r>
-        <w:rPr>
-          <w:b/>
-          <w:bCs/>
-        </w:rPr>
-        <w:t>:</w:t>
-      </w:r>
-      <w:r>
-        <w:t xml:space="preserve"> </w:t>
-      </w:r>
-      <w:r>
-        <w:t>SMC-2025-10-0088.R2</w:t>
-      </w:r>
-      <w:r>
-        <w:t xml:space="preserve"> || </w:t>
-      </w:r>
-      <w:r>
-        <w:rPr>
-          <w:b/>
-          <w:bCs/>
-        </w:rPr>
-        <w:t>Under Review</w:t>
+        <w:t>First Author</w:t>
       </w:r>
     </w:p>
     <w:p>
@@ -1217,6 +1293,242 @@
           <w:b/>
           <w:bCs/>
         </w:rPr>
+        <w:lastRenderedPageBreak/>
+        <w:t>Short Paper</w:t>
+      </w:r>
+      <w:r>
+        <w:rPr>
+          <w:b/>
+          <w:bCs/>
+        </w:rPr>
+        <w:t xml:space="preserve"> (Technical Report)</w:t>
+      </w:r>
+      <w:r>
+        <w:rPr>
+          <w:b/>
+          <w:bCs/>
+        </w:rPr>
+        <w:t>: Kyeremanteng, P.S., et al.</w:t>
+      </w:r>
+    </w:p>
+    <w:p>
+      <w:pPr>
+        <w:spacing w:after="0"/>
+      </w:pPr>
+      <w:r>
+        <w:t xml:space="preserve">ClarifyFlow: </w:t>
+      </w:r>
+      <w:r>
+        <w:t>A Clarification-Aware Agentic Pipeline for Code Generation</w:t>
+      </w:r>
+      <w:r>
+        <w:t>.</w:t>
+      </w:r>
+      <w:r>
+        <w:t xml:space="preserve"> </w:t>
+      </w:r>
+    </w:p>
+    <w:p>
+      <w:pPr>
+        <w:spacing w:after="0"/>
+        <w:rPr>
+          <w:b/>
+          <w:bCs/>
+        </w:rPr>
+      </w:pPr>
+      <w:r>
+        <w:rPr>
+          <w:b/>
+          <w:bCs/>
+        </w:rPr>
+        <w:t>LINK:</w:t>
+      </w:r>
+      <w:r>
+        <w:t xml:space="preserve"> </w:t>
+      </w:r>
+      <w:hyperlink r:id="rId17" w:history="1">
+        <w:r>
+          <w:rPr>
+            <w:rStyle w:val="Hyperlink"/>
+          </w:rPr>
+          <w:t>https://github.com/DevPrinceK/clarifyflow</w:t>
+        </w:r>
+      </w:hyperlink>
+      <w:r>
+        <w:t xml:space="preserve"> </w:t>
+      </w:r>
+    </w:p>
+    <w:p>
+      <w:pPr>
+        <w:spacing w:after="0"/>
+      </w:pPr>
+    </w:p>
+    <w:p>
+      <w:pPr>
+        <w:pStyle w:val="ListParagraph"/>
+        <w:numPr>
+          <w:ilvl w:val="0"/>
+          <w:numId w:val="14"/>
+        </w:numPr>
+        <w:spacing w:after="0"/>
+        <w:rPr>
+          <w:b/>
+          <w:bCs/>
+        </w:rPr>
+      </w:pPr>
+      <w:r>
+        <w:rPr>
+          <w:b/>
+          <w:bCs/>
+        </w:rPr>
+        <w:t>A Review Manuscript</w:t>
+      </w:r>
+      <w:r>
+        <w:rPr>
+          <w:b/>
+          <w:bCs/>
+        </w:rPr>
+        <w:t>: Kyeremanteng, P.S., et al.</w:t>
+      </w:r>
+    </w:p>
+    <w:p>
+      <w:pPr>
+        <w:spacing w:after="0"/>
+      </w:pPr>
+      <w:r>
+        <w:t>Computational Intelligence for Missing Data Imputation:</w:t>
+      </w:r>
+      <w:r>
+        <w:t xml:space="preserve"> </w:t>
+      </w:r>
+      <w:r>
+        <w:t xml:space="preserve">Techniques, Challenges, Innovations, and Applications </w:t>
+      </w:r>
+      <w:r>
+        <w:t xml:space="preserve">- </w:t>
+      </w:r>
+      <w:r>
+        <w:t>A Systematic Review</w:t>
+      </w:r>
+    </w:p>
+    <w:p>
+      <w:r>
+        <w:rPr>
+          <w:b/>
+          <w:bCs/>
+        </w:rPr>
+        <w:t>Publisher:</w:t>
+      </w:r>
+      <w:r>
+        <w:t xml:space="preserve"> </w:t>
+      </w:r>
+      <w:r>
+        <w:t>International Journal of Computational Intelligence Systems</w:t>
+      </w:r>
+      <w:r>
+        <w:t xml:space="preserve"> || </w:t>
+      </w:r>
+      <w:r>
+        <w:rPr>
+          <w:b/>
+          <w:bCs/>
+        </w:rPr>
+        <w:t>Under Review</w:t>
+      </w:r>
+      <w:r>
+        <w:rPr>
+          <w:b/>
+          <w:bCs/>
+        </w:rPr>
+        <w:t xml:space="preserve"> || First Author</w:t>
+      </w:r>
+    </w:p>
+    <w:p>
+      <w:pPr>
+        <w:pStyle w:val="ListParagraph"/>
+        <w:numPr>
+          <w:ilvl w:val="0"/>
+          <w:numId w:val="14"/>
+        </w:numPr>
+        <w:spacing w:after="0"/>
+        <w:rPr>
+          <w:b/>
+          <w:bCs/>
+        </w:rPr>
+      </w:pPr>
+      <w:r>
+        <w:rPr>
+          <w:b/>
+          <w:bCs/>
+        </w:rPr>
+        <w:t>Article Manuscript: Kyeremanteng, P.S., et al.</w:t>
+      </w:r>
+    </w:p>
+    <w:p>
+      <w:pPr>
+        <w:spacing w:after="0"/>
+      </w:pPr>
+      <w:r>
+        <w:t>Gap-Aware Prior-Guided Imputation with Conservative Residual LSTM-VAE Refinement for IoT Temperature Sensor Streams</w:t>
+      </w:r>
+    </w:p>
+    <w:p>
+      <w:r>
+        <w:rPr>
+          <w:b/>
+          <w:bCs/>
+        </w:rPr>
+        <w:t>Publisher:</w:t>
+      </w:r>
+      <w:r>
+        <w:t xml:space="preserve"> </w:t>
+      </w:r>
+      <w:r>
+        <w:t>International Journal of Computational Intelligence Systems</w:t>
+      </w:r>
+      <w:r>
+        <w:rPr>
+          <w:b/>
+          <w:bCs/>
+        </w:rPr>
+        <w:t xml:space="preserve"> ||</w:t>
+      </w:r>
+      <w:r>
+        <w:t xml:space="preserve"> </w:t>
+      </w:r>
+      <w:r>
+        <w:rPr>
+          <w:b/>
+          <w:bCs/>
+        </w:rPr>
+        <w:t>Under Review</w:t>
+      </w:r>
+      <w:r>
+        <w:rPr>
+          <w:b/>
+          <w:bCs/>
+        </w:rPr>
+        <w:t xml:space="preserve"> || First Author</w:t>
+      </w:r>
+    </w:p>
+    <w:p>
+      <w:pPr>
+        <w:pStyle w:val="ListParagraph"/>
+        <w:numPr>
+          <w:ilvl w:val="0"/>
+          <w:numId w:val="14"/>
+        </w:numPr>
+        <w:spacing w:after="0"/>
+        <w:rPr>
+          <w:b/>
+          <w:bCs/>
+        </w:rPr>
+      </w:pPr>
+      <w:r>
+        <w:rPr>
+          <w:b/>
+          <w:bCs/>
+        </w:rPr>
         <w:t xml:space="preserve">Manuscript: </w:t>
       </w:r>
       <w:r>
@@ -1232,12 +1544,102 @@
         <w:spacing w:after="0"/>
       </w:pPr>
       <w:r>
+        <w:t>PoAD-Lite: A Lightweight, Activity-Aware Consensus Protocol for Scalable and Energy-Efficient IoT Blockchains</w:t>
+      </w:r>
+    </w:p>
+    <w:p>
+      <w:r>
+        <w:rPr>
+          <w:b/>
+          <w:bCs/>
+        </w:rPr>
+        <w:t>Publisher:</w:t>
+      </w:r>
+      <w:r>
+        <w:t xml:space="preserve"> </w:t>
+      </w:r>
+      <w:r>
+        <w:t xml:space="preserve">IET </w:t>
+      </w:r>
+      <w:r>
+        <w:t>Smart Cities</w:t>
+      </w:r>
+      <w:r>
+        <w:t xml:space="preserve"> </w:t>
+      </w:r>
+      <w:r>
+        <w:t xml:space="preserve">|| </w:t>
+      </w:r>
+      <w:r>
+        <w:rPr>
+          <w:b/>
+          <w:bCs/>
+        </w:rPr>
+        <w:t>Manuscript ID:</w:t>
+      </w:r>
+      <w:r>
+        <w:t xml:space="preserve"> </w:t>
+      </w:r>
+      <w:r>
+        <w:t>SMC-2025-10-0088.R2</w:t>
+      </w:r>
+      <w:r>
+        <w:t xml:space="preserve"> || </w:t>
+      </w:r>
+      <w:r>
+        <w:rPr>
+          <w:b/>
+          <w:bCs/>
+        </w:rPr>
+        <w:t>Under Review</w:t>
+      </w:r>
+    </w:p>
+    <w:p>
+      <w:pPr>
+        <w:pStyle w:val="ListParagraph"/>
+        <w:numPr>
+          <w:ilvl w:val="0"/>
+          <w:numId w:val="14"/>
+        </w:numPr>
+        <w:spacing w:after="0"/>
+        <w:rPr>
+          <w:b/>
+          <w:bCs/>
+        </w:rPr>
+      </w:pPr>
+      <w:r>
+        <w:rPr>
+          <w:b/>
+          <w:bCs/>
+        </w:rPr>
+        <w:t xml:space="preserve">Manuscript: </w:t>
+      </w:r>
+      <w:r>
+        <w:rPr>
+          <w:b/>
+          <w:bCs/>
+        </w:rPr>
+        <w:t>Kyeremanteng, P. S., et al.</w:t>
+      </w:r>
+    </w:p>
+    <w:p>
+      <w:pPr>
+        <w:spacing w:after="0"/>
+      </w:pPr>
+      <w:r>
         <w:t>Secure Sharding in PoAD: Enhancing Scalability Without Security Trade-offs</w:t>
       </w:r>
     </w:p>
     <w:p>
       <w:pPr>
+        <w:pBdr>
+          <w:bottom w:val="single" w:sz="4" w:space="1" w:color="auto"/>
+        </w:pBdr>
         <w:spacing w:after="0"/>
+        <w:rPr>
+          <w:b/>
+          <w:bCs/>
+        </w:rPr>
       </w:pPr>
       <w:r>
         <w:rPr>
@@ -1254,7 +1656,20 @@
         <w:t xml:space="preserve">: </w:t>
       </w:r>
       <w:r>
-        <w:t>IET Blockchain – IEEE</w:t>
+        <w:t xml:space="preserve">IET Blockchain  || </w:t>
+      </w:r>
+      <w:r>
+        <w:rPr>
+          <w:b/>
+          <w:bCs/>
+        </w:rPr>
+        <w:t>Manuscript ID:</w:t>
+      </w:r>
+      <w:r>
+        <w:t xml:space="preserve"> </w:t>
+      </w:r>
+      <w:r>
+        <w:t>BLC-2025-08-0170</w:t>
       </w:r>
       <w:r>
         <w:t xml:space="preserve"> || </w:t>
@@ -1264,27 +1679,19 @@
           <w:b/>
           <w:bCs/>
         </w:rPr>
-        <w:t>Manuscript ID:</w:t>
-      </w:r>
-      <w:r>
-        <w:t xml:space="preserve"> </w:t>
-      </w:r>
-      <w:r>
-        <w:t>BLC-2025-08-0170</w:t>
-      </w:r>
-      <w:r>
-        <w:t xml:space="preserve"> || </w:t>
-      </w:r>
-      <w:r>
-        <w:rPr>
-          <w:b/>
-          <w:bCs/>
-        </w:rPr>
         <w:t>Under Review</w:t>
       </w:r>
     </w:p>
     <w:p>
       <w:pPr>
+        <w:pBdr>
+          <w:bottom w:val="single" w:sz="4" w:space="1" w:color="auto"/>
+        </w:pBdr>
+        <w:spacing w:after="0"/>
+      </w:pPr>
+    </w:p>
+    <w:p>
+      <w:pPr>
         <w:jc w:val="center"/>
         <w:rPr>
           <w:b/>
@@ -1296,7 +1703,6 @@
           <w:b/>
           <w:bCs/>
         </w:rPr>
-        <w:lastRenderedPageBreak/>
         <w:t>CONFERENCES AND PRESENTATIONS</w:t>
       </w:r>
     </w:p>
@@ -1349,13 +1755,8 @@
         </w:numPr>
         <w:spacing w:after="0"/>
       </w:pPr>
-      <w:proofErr w:type="spellStart"/>
-      <w:r>
-        <w:t>Nyansapo</w:t>
-      </w:r>
-      <w:proofErr w:type="spellEnd"/>
-      <w:r>
-        <w:t xml:space="preserve"> AI Symposium on Sustainable Development</w:t>
+      <w:r>
+        <w:t>Nyansapo AI Symposium on Sustainable Development</w:t>
       </w:r>
     </w:p>
     <w:p>
@@ -1389,6 +1790,14 @@
     </w:p>
     <w:p>
       <w:pPr>
+        <w:pBdr>
+          <w:bottom w:val="single" w:sz="4" w:space="1" w:color="auto"/>
+        </w:pBdr>
+        <w:spacing w:after="0"/>
+      </w:pPr>
+    </w:p>
+    <w:p>
+      <w:pPr>
         <w:jc w:val="center"/>
         <w:rPr>
           <w:b/>
@@ -1432,7 +1841,7 @@
         </w:rPr>
         <w:t xml:space="preserve"> </w:t>
       </w:r>
-      <w:hyperlink r:id="rId16" w:history="1">
+      <w:hyperlink r:id="rId18" w:history="1">
         <w:r>
           <w:rPr>
             <w:rStyle w:val="Hyperlink"/>
@@ -1455,14 +1864,7 @@
           <w:bCs/>
         </w:rPr>
         <w:tab/>
-        <w:t xml:space="preserve">               </w:t>
-      </w:r>
-      <w:r>
-        <w:rPr>
-          <w:b/>
-          <w:bCs/>
-        </w:rPr>
-        <w:t xml:space="preserve">       October</w:t>
+        <w:t xml:space="preserve">                      October</w:t>
       </w:r>
       <w:r>
         <w:rPr>
@@ -1543,6 +1945,85 @@
     <w:p>
       <w:pPr>
         <w:spacing w:after="0"/>
+      </w:pPr>
+      <w:r>
+        <w:rPr>
+          <w:b/>
+          <w:bCs/>
+        </w:rPr>
+        <w:t xml:space="preserve">System Development Consultant | </w:t>
+      </w:r>
+      <w:r>
+        <w:rPr>
+          <w:b/>
+          <w:bCs/>
+        </w:rPr>
+        <w:t>SILEX Consulting Limited</w:t>
+      </w:r>
+      <w:r>
+        <w:rPr>
+          <w:b/>
+          <w:bCs/>
+        </w:rPr>
+        <w:tab/>
+      </w:r>
+      <w:r>
+        <w:rPr>
+          <w:b/>
+          <w:bCs/>
+        </w:rPr>
+        <w:tab/>
+      </w:r>
+      <w:r>
+        <w:rPr>
+          <w:b/>
+          <w:bCs/>
+        </w:rPr>
+        <w:tab/>
+        <w:t>July 2025 - Present</w:t>
+      </w:r>
+    </w:p>
+    <w:p>
+      <w:pPr>
+        <w:pStyle w:val="ListParagraph"/>
+        <w:numPr>
+          <w:ilvl w:val="0"/>
+          <w:numId w:val="18"/>
+        </w:numPr>
+        <w:spacing w:after="0"/>
+      </w:pPr>
+      <w:r>
+        <w:t>Led the development of ICCASA’s Monitoring and Evaluation system.</w:t>
+      </w:r>
+    </w:p>
+    <w:p>
+      <w:pPr>
+        <w:pStyle w:val="ListParagraph"/>
+        <w:numPr>
+          <w:ilvl w:val="0"/>
+          <w:numId w:val="18"/>
+        </w:numPr>
+        <w:spacing w:after="0"/>
+      </w:pPr>
+      <w:r>
+        <w:t>The system includes projects, indicators, outcomes, baselines, and forms for data collection.</w:t>
+      </w:r>
+    </w:p>
+    <w:p>
+      <w:pPr>
+        <w:pStyle w:val="ListParagraph"/>
+        <w:numPr>
+          <w:ilvl w:val="0"/>
+          <w:numId w:val="18"/>
+        </w:numPr>
+      </w:pPr>
+      <w:r>
+        <w:t>Automatic computations with custom formulae, with a comprehensive reporting system. The system includes tablet mobile apps for data collection by field agents.</w:t>
+      </w:r>
+    </w:p>
+    <w:p>
+      <w:pPr>
+        <w:spacing w:after="0"/>
         <w:rPr>
           <w:b/>
           <w:bCs/>
@@ -1555,137 +2036,279 @@
         </w:rPr>
         <w:t xml:space="preserve">Lead Software Engineer | </w:t>
       </w:r>
-      <w:hyperlink r:id="rId17" w:history="1">
-        <w:proofErr w:type="spellStart"/>
+      <w:hyperlink r:id="rId19" w:history="1">
         <w:r>
           <w:rPr>
             <w:rStyle w:val="Hyperlink"/>
             <w:b/>
             <w:bCs/>
           </w:rPr>
-          <w:t>AfriLearnTech</w:t>
+          <w:t>AfriLearnTech Ghana Limited</w:t>
         </w:r>
-        <w:proofErr w:type="spellEnd"/>
+      </w:hyperlink>
+      <w:r>
+        <w:rPr>
+          <w:b/>
+          <w:bCs/>
+        </w:rPr>
+        <w:tab/>
+      </w:r>
+      <w:r>
+        <w:rPr>
+          <w:b/>
+          <w:bCs/>
+        </w:rPr>
+        <w:tab/>
+        <w:t xml:space="preserve">               </w:t>
+      </w:r>
+      <w:r>
+        <w:rPr>
+          <w:b/>
+          <w:bCs/>
+        </w:rPr>
+        <w:t>September 2025 – Present</w:t>
+      </w:r>
+    </w:p>
+    <w:p>
+      <w:pPr>
+        <w:pStyle w:val="ListParagraph"/>
+        <w:numPr>
+          <w:ilvl w:val="0"/>
+          <w:numId w:val="13"/>
+        </w:numPr>
+      </w:pPr>
+      <w:r>
+        <w:t>Le</w:t>
+      </w:r>
+      <w:r>
+        <w:t>d the</w:t>
+      </w:r>
+      <w:r>
+        <w:t xml:space="preserve"> </w:t>
+      </w:r>
+      <w:r>
+        <w:t>development</w:t>
+      </w:r>
+      <w:r>
+        <w:t xml:space="preserve"> of a national digital learning platform for Liberia’s Ministry of Education.</w:t>
+      </w:r>
+    </w:p>
+    <w:p>
+      <w:pPr>
+        <w:pStyle w:val="ListParagraph"/>
+        <w:numPr>
+          <w:ilvl w:val="0"/>
+          <w:numId w:val="13"/>
+        </w:numPr>
+      </w:pPr>
+      <w:r>
+        <w:t>System includes LLM Agents for course content generation to augment localized content.</w:t>
+      </w:r>
+    </w:p>
+    <w:p>
+      <w:pPr>
+        <w:pStyle w:val="ListParagraph"/>
+        <w:numPr>
+          <w:ilvl w:val="0"/>
+          <w:numId w:val="13"/>
+        </w:numPr>
+      </w:pPr>
+      <w:r>
+        <w:t xml:space="preserve">System includes </w:t>
+      </w:r>
+      <w:r>
+        <w:t xml:space="preserve">(synchronizable) </w:t>
+      </w:r>
+      <w:r>
+        <w:t xml:space="preserve">offline </w:t>
+      </w:r>
+      <w:r>
+        <w:t>boxes to be deployed in schools with low connectivity.</w:t>
+      </w:r>
+    </w:p>
+    <w:p>
+      <w:pPr>
+        <w:spacing w:after="0"/>
+        <w:rPr>
+          <w:b/>
+          <w:bCs/>
+        </w:rPr>
+      </w:pPr>
+      <w:r>
+        <w:rPr>
+          <w:b/>
+          <w:bCs/>
+        </w:rPr>
+        <w:lastRenderedPageBreak/>
+        <w:t>Software Developer</w:t>
+      </w:r>
+      <w:r>
+        <w:rPr>
+          <w:b/>
+          <w:bCs/>
+        </w:rPr>
+        <w:t xml:space="preserve"> </w:t>
+      </w:r>
+      <w:r>
+        <w:rPr>
+          <w:b/>
+          <w:bCs/>
+        </w:rPr>
+        <w:t xml:space="preserve">| </w:t>
+      </w:r>
+      <w:hyperlink r:id="rId20" w:history="1">
+        <w:r>
+          <w:rPr>
+            <w:rStyle w:val="Hyperlink"/>
+            <w:b/>
+            <w:bCs/>
+            <w:u w:val="none"/>
+          </w:rPr>
+          <w:t>Iridis Labs</w:t>
+        </w:r>
+        <w:r>
+          <w:rPr>
+            <w:rStyle w:val="Hyperlink"/>
+            <w:b/>
+            <w:bCs/>
+            <w:u w:val="none"/>
+          </w:rPr>
+          <w:tab/>
+        </w:r>
+      </w:hyperlink>
+      <w:r>
+        <w:rPr>
+          <w:b/>
+          <w:bCs/>
+        </w:rPr>
+        <w:tab/>
+        <w:t xml:space="preserve">               </w:t>
+      </w:r>
+      <w:r>
+        <w:rPr>
+          <w:b/>
+          <w:bCs/>
+        </w:rPr>
+        <w:tab/>
+      </w:r>
+      <w:r>
+        <w:rPr>
+          <w:b/>
+          <w:bCs/>
+        </w:rPr>
+        <w:tab/>
+      </w:r>
+      <w:r>
+        <w:rPr>
+          <w:b/>
+          <w:bCs/>
+        </w:rPr>
+        <w:tab/>
+      </w:r>
+      <w:r>
+        <w:rPr>
+          <w:b/>
+          <w:bCs/>
+        </w:rPr>
+        <w:tab/>
+        <w:t xml:space="preserve">           Sept</w:t>
+      </w:r>
+      <w:r>
+        <w:rPr>
+          <w:b/>
+          <w:bCs/>
+        </w:rPr>
+        <w:t xml:space="preserve"> 202</w:t>
+      </w:r>
+      <w:r>
+        <w:rPr>
+          <w:b/>
+          <w:bCs/>
+        </w:rPr>
+        <w:t>3</w:t>
+      </w:r>
+      <w:r>
+        <w:rPr>
+          <w:b/>
+          <w:bCs/>
+        </w:rPr>
+        <w:t xml:space="preserve"> –</w:t>
+      </w:r>
+      <w:r>
+        <w:rPr>
+          <w:b/>
+          <w:bCs/>
+        </w:rPr>
+        <w:t xml:space="preserve"> Jun 2025</w:t>
+      </w:r>
+    </w:p>
+    <w:p>
+      <w:pPr>
+        <w:pStyle w:val="ListParagraph"/>
+        <w:numPr>
+          <w:ilvl w:val="0"/>
+          <w:numId w:val="2"/>
+        </w:numPr>
+        <w:ind w:left="644"/>
+      </w:pPr>
+      <w:r>
+        <w:t xml:space="preserve">Worked on a management software for the Electricity Regulatory Commission of </w:t>
+      </w:r>
+      <w:r>
+        <w:t>Liberia.</w:t>
+      </w:r>
+    </w:p>
+    <w:p>
+      <w:pPr>
+        <w:pStyle w:val="ListParagraph"/>
+        <w:numPr>
+          <w:ilvl w:val="0"/>
+          <w:numId w:val="2"/>
+        </w:numPr>
+        <w:ind w:left="644"/>
+      </w:pPr>
+      <w:r>
+        <w:t>Recruited and onboarded 10 interns and conducted training sessions for them.</w:t>
+      </w:r>
+    </w:p>
+    <w:p>
+      <w:pPr>
+        <w:pStyle w:val="ListParagraph"/>
+        <w:numPr>
+          <w:ilvl w:val="0"/>
+          <w:numId w:val="2"/>
+        </w:numPr>
+        <w:ind w:left="644"/>
+      </w:pPr>
+      <w:r>
+        <w:t>Technologies used included: Flutter, PostgreSQL, React, TypeScript, and Ubuntu Servers.</w:t>
+      </w:r>
+    </w:p>
+    <w:p>
+      <w:pPr>
+        <w:spacing w:after="0"/>
+        <w:rPr>
+          <w:b/>
+          <w:bCs/>
+        </w:rPr>
+      </w:pPr>
+      <w:r>
+        <w:rPr>
+          <w:b/>
+          <w:bCs/>
+        </w:rPr>
+        <w:t xml:space="preserve">Founder | </w:t>
+      </w:r>
+      <w:hyperlink r:id="rId21" w:history="1">
         <w:r>
           <w:rPr>
             <w:rStyle w:val="Hyperlink"/>
             <w:b/>
             <w:bCs/>
           </w:rPr>
-          <w:t xml:space="preserve"> Ghana Limited</w:t>
+          <w:t>PKay Software Consultancy</w:t>
         </w:r>
       </w:hyperlink>
-      <w:r>
-        <w:rPr>
-          <w:b/>
-          <w:bCs/>
-        </w:rPr>
-        <w:tab/>
-      </w:r>
-      <w:r>
-        <w:rPr>
-          <w:b/>
-          <w:bCs/>
-        </w:rPr>
-        <w:tab/>
-        <w:t xml:space="preserve">               </w:t>
-      </w:r>
-      <w:r>
-        <w:rPr>
-          <w:b/>
-          <w:bCs/>
-        </w:rPr>
-        <w:t>September 2025 – Present</w:t>
-      </w:r>
-    </w:p>
-    <w:p>
-      <w:pPr>
-        <w:pStyle w:val="ListParagraph"/>
-        <w:numPr>
-          <w:ilvl w:val="0"/>
-          <w:numId w:val="13"/>
-        </w:numPr>
-      </w:pPr>
-      <w:r>
-        <w:t>Le</w:t>
-      </w:r>
-      <w:r>
-        <w:t>d the</w:t>
-      </w:r>
-      <w:r>
-        <w:t xml:space="preserve"> </w:t>
-      </w:r>
-      <w:r>
-        <w:t>development</w:t>
-      </w:r>
-      <w:r>
-        <w:t xml:space="preserve"> of a national digital learning platform for Liberia’s Ministry of Education.</w:t>
-      </w:r>
-    </w:p>
-    <w:p>
-      <w:pPr>
-        <w:pStyle w:val="ListParagraph"/>
-        <w:numPr>
-          <w:ilvl w:val="0"/>
-          <w:numId w:val="13"/>
-        </w:numPr>
-      </w:pPr>
-      <w:r>
-        <w:t>System includes LLM Agents for course content generation to augment localized content.</w:t>
-      </w:r>
-    </w:p>
-    <w:p>
-      <w:pPr>
-        <w:pStyle w:val="ListParagraph"/>
-        <w:numPr>
-          <w:ilvl w:val="0"/>
-          <w:numId w:val="13"/>
-        </w:numPr>
-      </w:pPr>
-      <w:r>
-        <w:t xml:space="preserve">System includes </w:t>
-      </w:r>
-      <w:r>
-        <w:t xml:space="preserve">(synchronizable) </w:t>
-      </w:r>
-      <w:r>
-        <w:t xml:space="preserve">offline </w:t>
-      </w:r>
-      <w:r>
-        <w:t>boxes to be deployed in schools with low connectivity.</w:t>
-      </w:r>
-    </w:p>
-    <w:p>
-      <w:pPr>
-        <w:spacing w:after="0"/>
-        <w:rPr>
-          <w:b/>
-          <w:bCs/>
-        </w:rPr>
-      </w:pPr>
-      <w:r>
-        <w:rPr>
-          <w:b/>
-          <w:bCs/>
-        </w:rPr>
-        <w:t xml:space="preserve">Founder | </w:t>
-      </w:r>
-      <w:proofErr w:type="spellStart"/>
-      <w:r>
-        <w:rPr>
-          <w:b/>
-          <w:bCs/>
-        </w:rPr>
-        <w:t>PKay</w:t>
-      </w:r>
-      <w:proofErr w:type="spellEnd"/>
-      <w:r>
-        <w:rPr>
-          <w:b/>
-          <w:bCs/>
-        </w:rPr>
-        <w:t xml:space="preserve"> Software Consultancy</w:t>
-      </w:r>
       <w:r>
         <w:rPr>
           <w:b/>
@@ -1756,7 +2379,22 @@
         <w:t>include</w:t>
       </w:r>
       <w:r>
-        <w:t xml:space="preserve"> Admission Systems, Accountability (Buddy) Systems, </w:t>
+        <w:t xml:space="preserve"> Admission Systems, </w:t>
+      </w:r>
+      <w:r>
+        <w:t>Management Information Systems</w:t>
+      </w:r>
+      <w:r>
+        <w:t>,</w:t>
+      </w:r>
+      <w:r>
+        <w:t xml:space="preserve"> M&amp;E Dashboards, Cross-platform Mobile Applications</w:t>
+      </w:r>
+      <w:r>
+        <w:t>,</w:t>
+      </w:r>
+      <w:r>
+        <w:t xml:space="preserve"> </w:t>
       </w:r>
       <w:r>
         <w:t xml:space="preserve">and </w:t>
@@ -1790,23 +2428,7 @@
           <w:b/>
           <w:bCs/>
         </w:rPr>
-        <w:t xml:space="preserve">Software Developer | </w:t>
-      </w:r>
-      <w:proofErr w:type="spellStart"/>
-      <w:r>
-        <w:rPr>
-          <w:b/>
-          <w:bCs/>
-        </w:rPr>
-        <w:t>PayHub</w:t>
-      </w:r>
-      <w:proofErr w:type="spellEnd"/>
-      <w:r>
-        <w:rPr>
-          <w:b/>
-          <w:bCs/>
-        </w:rPr>
-        <w:t xml:space="preserve"> Ghana Limited</w:t>
+        <w:t>Software Developer | PayHub Ghana Limited</w:t>
       </w:r>
       <w:r>
         <w:rPr>
@@ -1879,7 +2501,13 @@
         </w:numPr>
       </w:pPr>
       <w:r>
-        <w:t>Developed fintech-grade dashboards for transactions monitoring and management.</w:t>
+        <w:t xml:space="preserve">Developed fintech-grade dashboards for </w:t>
+      </w:r>
+      <w:r>
+        <w:t>transaction</w:t>
+      </w:r>
+      <w:r>
+        <w:t xml:space="preserve"> monitoring and management.</w:t>
       </w:r>
     </w:p>
     <w:p>
@@ -1899,6 +2527,14 @@
     </w:p>
     <w:p>
       <w:pPr>
+        <w:pBdr>
+          <w:bottom w:val="single" w:sz="4" w:space="1" w:color="auto"/>
+        </w:pBdr>
+        <w:ind w:left="284"/>
+      </w:pPr>
+    </w:p>
+    <w:p>
+      <w:pPr>
         <w:jc w:val="center"/>
       </w:pPr>
       <w:r>
@@ -1922,14 +2558,7 @@
           <w:b/>
           <w:bCs/>
         </w:rPr>
-        <w:t>Projection Software</w:t>
-      </w:r>
-      <w:r>
-        <w:rPr>
-          <w:b/>
-          <w:bCs/>
-        </w:rPr>
-        <w:t xml:space="preserve"> </w:t>
+        <w:t xml:space="preserve">Transport and Hospitality Management Software </w:t>
       </w:r>
       <w:r>
         <w:rPr>
@@ -1938,7 +2567,7 @@
         </w:rPr>
         <w:t xml:space="preserve">| </w:t>
       </w:r>
-      <w:hyperlink r:id="rId18" w:history="1">
+      <w:hyperlink r:id="rId22" w:history="1">
         <w:r>
           <w:rPr>
             <w:rStyle w:val="Hyperlink"/>
@@ -1988,43 +2617,28 @@
           <w:b/>
           <w:bCs/>
         </w:rPr>
-        <w:t xml:space="preserve">                            </w:t>
-      </w:r>
-      <w:r>
-        <w:rPr>
-          <w:b/>
-          <w:bCs/>
-        </w:rPr>
-        <w:tab/>
-      </w:r>
-      <w:r>
-        <w:rPr>
-          <w:b/>
-          <w:bCs/>
-        </w:rPr>
-        <w:tab/>
-      </w:r>
-      <w:r>
-        <w:rPr>
-          <w:b/>
-          <w:bCs/>
-        </w:rPr>
-        <w:tab/>
-      </w:r>
-      <w:r>
-        <w:rPr>
-          <w:b/>
-          <w:bCs/>
-        </w:rPr>
-        <w:tab/>
-        <w:t>A</w:t>
-      </w:r>
-      <w:r>
-        <w:rPr>
-          <w:b/>
-          <w:bCs/>
-        </w:rPr>
-        <w:t>pril</w:t>
+        <w:t xml:space="preserve">                  </w:t>
+      </w:r>
+      <w:r>
+        <w:rPr>
+          <w:b/>
+          <w:bCs/>
+        </w:rPr>
+        <w:t xml:space="preserve"> </w:t>
+      </w:r>
+      <w:r>
+        <w:rPr>
+          <w:b/>
+          <w:bCs/>
+        </w:rPr>
+        <w:t xml:space="preserve">  </w:t>
+      </w:r>
+      <w:r>
+        <w:rPr>
+          <w:b/>
+          <w:bCs/>
+        </w:rPr>
+        <w:t>July</w:t>
       </w:r>
       <w:r>
         <w:rPr>
@@ -2043,7 +2657,13 @@
         </w:numPr>
       </w:pPr>
       <w:r>
-        <w:t>Built a desktop church projection platform using Tauri, React, and SQLite.</w:t>
+        <w:t xml:space="preserve">Built a </w:t>
+      </w:r>
+      <w:r>
+        <w:t>holistic vehicle rental and guest house booking management system</w:t>
+      </w:r>
+      <w:r>
+        <w:t>.</w:t>
       </w:r>
     </w:p>
     <w:p>
@@ -2055,7 +2675,10 @@
         </w:numPr>
       </w:pPr>
       <w:r>
-        <w:t>Developed a real-time dual-window projection and display engine.</w:t>
+        <w:t>System included payment integration, idempotent and atomic transaction processing</w:t>
+      </w:r>
+      <w:r>
+        <w:t>.</w:t>
       </w:r>
     </w:p>
     <w:p>
@@ -2084,7 +2707,7 @@
           <w:lang w:eastAsia="en-GH"/>
           <w14:ligatures w14:val="none"/>
         </w:rPr>
-        <w:t>Engineered offline content management for scriptures, hymns, and announcements</w:t>
+        <w:t>Comprehensive dashboard for managing and monitoring fleets and guest houses</w:t>
       </w:r>
       <w:r>
         <w:rPr>
@@ -2100,41 +2723,47 @@
     </w:p>
     <w:p>
       <w:pPr>
+        <w:pStyle w:val="ListParagraph"/>
+        <w:numPr>
+          <w:ilvl w:val="0"/>
+          <w:numId w:val="9"/>
+        </w:numPr>
+        <w:spacing w:before="100" w:beforeAutospacing="1" w:after="100" w:afterAutospacing="1" w:line="240" w:lineRule="auto"/>
+        <w:rPr>
+          <w:rFonts w:ascii="Times New Roman" w:eastAsia="Times New Roman" w:hAnsi="Times New Roman" w:cs="Times New Roman"/>
+          <w:kern w:val="0"/>
+          <w:sz w:val="24"/>
+          <w:szCs w:val="24"/>
+          <w:lang w:eastAsia="en-GH"/>
+          <w14:ligatures w14:val="none"/>
+        </w:rPr>
+      </w:pPr>
+      <w:r>
+        <w:rPr>
+          <w:rFonts w:ascii="Times New Roman" w:eastAsia="Times New Roman" w:hAnsi="Times New Roman" w:cs="Times New Roman"/>
+          <w:kern w:val="0"/>
+          <w:sz w:val="24"/>
+          <w:szCs w:val="24"/>
+          <w:lang w:eastAsia="en-GH"/>
+          <w14:ligatures w14:val="none"/>
+        </w:rPr>
+        <w:t>System operates at a 99.9% availability/up time.</w:t>
+      </w:r>
+    </w:p>
+    <w:p>
+      <w:pPr>
         <w:spacing w:after="0"/>
         <w:rPr>
           <w:b/>
           <w:bCs/>
         </w:rPr>
       </w:pPr>
-      <w:proofErr w:type="spellStart"/>
-      <w:r>
-        <w:rPr>
-          <w:b/>
-          <w:bCs/>
-        </w:rPr>
-        <w:t>Afri</w:t>
-      </w:r>
-      <w:r>
-        <w:rPr>
-          <w:b/>
-          <w:bCs/>
-        </w:rPr>
-        <w:t>Learn</w:t>
-      </w:r>
-      <w:proofErr w:type="spellEnd"/>
-      <w:r>
-        <w:rPr>
-          <w:b/>
-          <w:bCs/>
-        </w:rPr>
-        <w:t xml:space="preserve"> </w:t>
-      </w:r>
-      <w:r>
-        <w:rPr>
-          <w:b/>
-          <w:bCs/>
-        </w:rPr>
-        <w:t xml:space="preserve">Digital Learning Platform </w:t>
+      <w:r>
+        <w:rPr>
+          <w:b/>
+          <w:bCs/>
+        </w:rPr>
+        <w:t xml:space="preserve">Projection Software </w:t>
       </w:r>
       <w:r>
         <w:rPr>
@@ -2143,7 +2772,7 @@
         </w:rPr>
         <w:t xml:space="preserve">| </w:t>
       </w:r>
-      <w:hyperlink r:id="rId19" w:history="1">
+      <w:hyperlink r:id="rId23" w:history="1">
         <w:r>
           <w:rPr>
             <w:rStyle w:val="Hyperlink"/>
@@ -2193,48 +2822,35 @@
           <w:b/>
           <w:bCs/>
         </w:rPr>
-        <w:t xml:space="preserve">          </w:t>
-      </w:r>
-      <w:r>
-        <w:rPr>
-          <w:b/>
-          <w:bCs/>
-        </w:rPr>
-        <w:t xml:space="preserve">  </w:t>
-      </w:r>
-      <w:r>
-        <w:rPr>
-          <w:b/>
-          <w:bCs/>
-        </w:rPr>
-        <w:t xml:space="preserve">                </w:t>
-      </w:r>
-      <w:r>
-        <w:rPr>
-          <w:b/>
-          <w:bCs/>
-        </w:rPr>
-        <w:t>Oct 2025</w:t>
-      </w:r>
-      <w:r>
-        <w:rPr>
-          <w:b/>
-          <w:bCs/>
-        </w:rPr>
-        <w:t xml:space="preserve"> </w:t>
-      </w:r>
-      <w:r>
-        <w:rPr>
-          <w:b/>
-          <w:bCs/>
-        </w:rPr>
-        <w:t xml:space="preserve">- </w:t>
-      </w:r>
-      <w:r>
-        <w:rPr>
-          <w:b/>
-          <w:bCs/>
-        </w:rPr>
+        <w:t xml:space="preserve">                            </w:t>
+      </w:r>
+      <w:r>
+        <w:rPr>
+          <w:b/>
+          <w:bCs/>
+        </w:rPr>
+        <w:tab/>
+      </w:r>
+      <w:r>
+        <w:rPr>
+          <w:b/>
+          <w:bCs/>
+        </w:rPr>
+        <w:tab/>
+      </w:r>
+      <w:r>
+        <w:rPr>
+          <w:b/>
+          <w:bCs/>
+        </w:rPr>
+        <w:tab/>
+      </w:r>
+      <w:r>
+        <w:rPr>
+          <w:b/>
+          <w:bCs/>
+        </w:rPr>
+        <w:tab/>
         <w:t>April</w:t>
       </w:r>
       <w:r>
@@ -2254,19 +2870,7 @@
         </w:numPr>
       </w:pPr>
       <w:r>
-        <w:t>Built an offline-first</w:t>
-      </w:r>
-      <w:r>
-        <w:t xml:space="preserve"> national digital learning</w:t>
-      </w:r>
-      <w:r>
-        <w:t xml:space="preserve"> </w:t>
-      </w:r>
-      <w:r>
-        <w:t>platform for Liberia’s Ministry of Education</w:t>
-      </w:r>
-      <w:r>
-        <w:t>.</w:t>
+        <w:t>Built a desktop church projection platform using Tauri, React, and SQLite.</w:t>
       </w:r>
     </w:p>
     <w:p>
@@ -2278,7 +2882,7 @@
         </w:numPr>
       </w:pPr>
       <w:r>
-        <w:t>System includes easy-to-deploy hardware ‘boxes’ deployable in low connectivity areas.</w:t>
+        <w:t>Developed a real-time dual-window projection and display engine.</w:t>
       </w:r>
     </w:p>
     <w:p>
@@ -2299,35 +2903,6 @@
         </w:rPr>
       </w:pPr>
       <w:r>
-        <w:t xml:space="preserve">Automatic updation and </w:t>
-      </w:r>
-      <w:r>
-        <w:t>sync</w:t>
-      </w:r>
-      <w:r>
-        <w:t>hronization</w:t>
-      </w:r>
-      <w:r>
-        <w:t xml:space="preserve"> of educational content (videos, </w:t>
-      </w:r>
-      <w:r>
-        <w:t xml:space="preserve">Audio, </w:t>
-      </w:r>
-      <w:r>
-        <w:t>PDFs, etc.)</w:t>
-      </w:r>
-      <w:r>
-        <w:t>.</w:t>
-      </w:r>
-    </w:p>
-    <w:p>
-      <w:pPr>
-        <w:pStyle w:val="ListParagraph"/>
-        <w:numPr>
-          <w:ilvl w:val="0"/>
-          <w:numId w:val="9"/>
-        </w:numPr>
-        <w:spacing w:before="100" w:beforeAutospacing="1" w:after="100" w:afterAutospacing="1" w:line="240" w:lineRule="auto"/>
         <w:rPr>
           <w:rFonts w:ascii="Times New Roman" w:eastAsia="Times New Roman" w:hAnsi="Times New Roman" w:cs="Times New Roman"/>
           <w:kern w:val="0"/>
@@ -2336,7 +2911,8 @@
           <w:lang w:eastAsia="en-GH"/>
           <w14:ligatures w14:val="none"/>
         </w:rPr>
-      </w:pPr>
+        <w:t>Engineered offline content management for scriptures, hymns, and announcements</w:t>
+      </w:r>
       <w:r>
         <w:rPr>
           <w:rFonts w:ascii="Times New Roman" w:eastAsia="Times New Roman" w:hAnsi="Times New Roman" w:cs="Times New Roman"/>
@@ -2346,9 +2922,198 @@
           <w:lang w:eastAsia="en-GH"/>
           <w14:ligatures w14:val="none"/>
         </w:rPr>
-        <w:t>Uses LLM to suggest and generate personalized lessons and assessments for learners</w:t>
-      </w:r>
-      <w:r>
+        <w:t>.</w:t>
+      </w:r>
+    </w:p>
+    <w:p>
+      <w:pPr>
+        <w:spacing w:after="0"/>
+        <w:rPr>
+          <w:b/>
+          <w:bCs/>
+        </w:rPr>
+      </w:pPr>
+      <w:r>
+        <w:rPr>
+          <w:b/>
+          <w:bCs/>
+        </w:rPr>
+        <w:t>Afri</w:t>
+      </w:r>
+      <w:r>
+        <w:rPr>
+          <w:b/>
+          <w:bCs/>
+        </w:rPr>
+        <w:t>Learn</w:t>
+      </w:r>
+      <w:r>
+        <w:rPr>
+          <w:b/>
+          <w:bCs/>
+        </w:rPr>
+        <w:t xml:space="preserve"> </w:t>
+      </w:r>
+      <w:r>
+        <w:rPr>
+          <w:b/>
+          <w:bCs/>
+        </w:rPr>
+        <w:t xml:space="preserve">Digital Learning Platform </w:t>
+      </w:r>
+      <w:r>
+        <w:rPr>
+          <w:b/>
+          <w:bCs/>
+        </w:rPr>
+        <w:t xml:space="preserve">| </w:t>
+      </w:r>
+      <w:hyperlink r:id="rId24" w:history="1">
+        <w:r>
+          <w:rPr>
+            <w:rStyle w:val="Hyperlink"/>
+            <w:b/>
+            <w:bCs/>
+          </w:rPr>
+          <w:t>Link</w:t>
+        </w:r>
+      </w:hyperlink>
+      <w:r>
+        <w:rPr>
+          <w:b/>
+          <w:bCs/>
+        </w:rPr>
+        <w:t xml:space="preserve"> </w:t>
+      </w:r>
+      <w:r>
+        <w:rPr>
+          <w:b/>
+          <w:bCs/>
+        </w:rPr>
+        <w:tab/>
+      </w:r>
+      <w:r>
+        <w:rPr>
+          <w:b/>
+          <w:bCs/>
+        </w:rPr>
+        <w:tab/>
+      </w:r>
+      <w:r>
+        <w:rPr>
+          <w:b/>
+          <w:bCs/>
+        </w:rPr>
+        <w:tab/>
+      </w:r>
+      <w:r>
+        <w:rPr>
+          <w:b/>
+          <w:bCs/>
+        </w:rPr>
+        <w:tab/>
+      </w:r>
+      <w:r>
+        <w:rPr>
+          <w:b/>
+          <w:bCs/>
+        </w:rPr>
+        <w:t xml:space="preserve">          </w:t>
+      </w:r>
+      <w:r>
+        <w:rPr>
+          <w:b/>
+          <w:bCs/>
+        </w:rPr>
+        <w:t xml:space="preserve">  </w:t>
+      </w:r>
+      <w:r>
+        <w:rPr>
+          <w:b/>
+          <w:bCs/>
+        </w:rPr>
+        <w:t xml:space="preserve">                </w:t>
+      </w:r>
+      <w:r>
+        <w:rPr>
+          <w:b/>
+          <w:bCs/>
+        </w:rPr>
+        <w:t>Oct 2025</w:t>
+      </w:r>
+      <w:r>
+        <w:rPr>
+          <w:b/>
+          <w:bCs/>
+        </w:rPr>
+        <w:t xml:space="preserve"> </w:t>
+      </w:r>
+      <w:r>
+        <w:rPr>
+          <w:b/>
+          <w:bCs/>
+        </w:rPr>
+        <w:t xml:space="preserve">- </w:t>
+      </w:r>
+      <w:r>
+        <w:rPr>
+          <w:b/>
+          <w:bCs/>
+        </w:rPr>
+        <w:t>April</w:t>
+      </w:r>
+      <w:r>
+        <w:rPr>
+          <w:b/>
+          <w:bCs/>
+        </w:rPr>
+        <w:t xml:space="preserve"> 2026</w:t>
+      </w:r>
+    </w:p>
+    <w:p>
+      <w:pPr>
+        <w:pStyle w:val="ListParagraph"/>
+        <w:numPr>
+          <w:ilvl w:val="0"/>
+          <w:numId w:val="9"/>
+        </w:numPr>
+      </w:pPr>
+      <w:r>
+        <w:t>Built an offline-first</w:t>
+      </w:r>
+      <w:r>
+        <w:t xml:space="preserve"> national digital learning</w:t>
+      </w:r>
+      <w:r>
+        <w:t xml:space="preserve"> </w:t>
+      </w:r>
+      <w:r>
+        <w:t>platform for Liberia’s Ministry of Education</w:t>
+      </w:r>
+      <w:r>
+        <w:t>.</w:t>
+      </w:r>
+    </w:p>
+    <w:p>
+      <w:pPr>
+        <w:pStyle w:val="ListParagraph"/>
+        <w:numPr>
+          <w:ilvl w:val="0"/>
+          <w:numId w:val="9"/>
+        </w:numPr>
+      </w:pPr>
+      <w:r>
+        <w:t>System includes easy-to-deploy hardware ‘boxes’ deployable in low connectivity areas.</w:t>
+      </w:r>
+    </w:p>
+    <w:p>
+      <w:pPr>
+        <w:pStyle w:val="ListParagraph"/>
+        <w:numPr>
+          <w:ilvl w:val="0"/>
+          <w:numId w:val="9"/>
+        </w:numPr>
+        <w:spacing w:before="100" w:beforeAutospacing="1" w:after="100" w:afterAutospacing="1" w:line="240" w:lineRule="auto"/>
         <w:rPr>
           <w:rFonts w:ascii="Times New Roman" w:eastAsia="Times New Roman" w:hAnsi="Times New Roman" w:cs="Times New Roman"/>
           <w:kern w:val="0"/>
@@ -2357,12 +3122,37 @@
           <w:lang w:eastAsia="en-GH"/>
           <w14:ligatures w14:val="none"/>
         </w:rPr>
+      </w:pPr>
+      <w:r>
+        <w:t xml:space="preserve">Automatic updation and </w:t>
+      </w:r>
+      <w:r>
+        <w:t>sync</w:t>
+      </w:r>
+      <w:r>
+        <w:t>hronization</w:t>
+      </w:r>
+      <w:r>
+        <w:t xml:space="preserve"> of educational content (videos, </w:t>
+      </w:r>
+      <w:r>
+        <w:t xml:space="preserve">Audio, </w:t>
+      </w:r>
+      <w:r>
+        <w:t>PDFs, etc.)</w:t>
+      </w:r>
+      <w:r>
         <w:t>.</w:t>
       </w:r>
     </w:p>
     <w:p>
       <w:pPr>
-        <w:spacing w:before="100" w:beforeAutospacing="1" w:after="0" w:line="240" w:lineRule="auto"/>
+        <w:pStyle w:val="ListParagraph"/>
+        <w:numPr>
+          <w:ilvl w:val="0"/>
+          <w:numId w:val="9"/>
+        </w:numPr>
+        <w:spacing w:before="100" w:beforeAutospacing="1" w:after="100" w:afterAutospacing="1" w:line="240" w:lineRule="auto"/>
         <w:rPr>
           <w:rFonts w:ascii="Times New Roman" w:eastAsia="Times New Roman" w:hAnsi="Times New Roman" w:cs="Times New Roman"/>
           <w:kern w:val="0"/>
@@ -2372,35 +3162,55 @@
           <w14:ligatures w14:val="none"/>
         </w:rPr>
       </w:pPr>
-      <w:proofErr w:type="spellStart"/>
       <w:r>
         <w:rPr>
           <w:rFonts w:ascii="Times New Roman" w:eastAsia="Times New Roman" w:hAnsi="Times New Roman" w:cs="Times New Roman"/>
-          <w:b/>
-          <w:bCs/>
           <w:kern w:val="0"/>
           <w:sz w:val="24"/>
           <w:szCs w:val="24"/>
           <w:lang w:eastAsia="en-GH"/>
           <w14:ligatures w14:val="none"/>
         </w:rPr>
-        <w:t>Synther</w:t>
-      </w:r>
-      <w:proofErr w:type="spellEnd"/>
+        <w:t>Uses LLM to suggest and generate personalized lessons and assessments for learners</w:t>
+      </w:r>
       <w:r>
         <w:rPr>
           <w:rFonts w:ascii="Times New Roman" w:eastAsia="Times New Roman" w:hAnsi="Times New Roman" w:cs="Times New Roman"/>
-          <w:b/>
-          <w:bCs/>
           <w:kern w:val="0"/>
           <w:sz w:val="24"/>
           <w:szCs w:val="24"/>
           <w:lang w:eastAsia="en-GH"/>
           <w14:ligatures w14:val="none"/>
         </w:rPr>
-        <w:t xml:space="preserve"> | </w:t>
-      </w:r>
-      <w:hyperlink r:id="rId20" w:history="1">
+        <w:t>.</w:t>
+      </w:r>
+    </w:p>
+    <w:p>
+      <w:pPr>
+        <w:spacing w:before="100" w:beforeAutospacing="1" w:after="0" w:line="240" w:lineRule="auto"/>
+        <w:rPr>
+          <w:rFonts w:ascii="Times New Roman" w:eastAsia="Times New Roman" w:hAnsi="Times New Roman" w:cs="Times New Roman"/>
+          <w:kern w:val="0"/>
+          <w:sz w:val="24"/>
+          <w:szCs w:val="24"/>
+          <w:lang w:eastAsia="en-GH"/>
+          <w14:ligatures w14:val="none"/>
+        </w:rPr>
+      </w:pPr>
+      <w:r>
+        <w:rPr>
+          <w:rFonts w:ascii="Times New Roman" w:eastAsia="Times New Roman" w:hAnsi="Times New Roman" w:cs="Times New Roman"/>
+          <w:b/>
+          <w:bCs/>
+          <w:kern w:val="0"/>
+          <w:sz w:val="24"/>
+          <w:szCs w:val="24"/>
+          <w:lang w:eastAsia="en-GH"/>
+          <w14:ligatures w14:val="none"/>
+        </w:rPr>
+        <w:t xml:space="preserve">Synther | </w:t>
+      </w:r>
+      <w:hyperlink r:id="rId25" w:history="1">
         <w:r>
           <w:rPr>
             <w:rStyle w:val="Hyperlink"/>
@@ -2593,15 +3403,7 @@
         </w:numPr>
       </w:pPr>
       <w:r>
-        <w:t xml:space="preserve">Ensured data fidelity with </w:t>
-      </w:r>
-      <w:proofErr w:type="spellStart"/>
-      <w:r>
-        <w:t>numpy</w:t>
-      </w:r>
-      <w:proofErr w:type="spellEnd"/>
-      <w:r>
-        <w:t>/Faker-based generators,</w:t>
+        <w:t>Ensured data fidelity with numpy/Faker-based generators,</w:t>
       </w:r>
       <w:r>
         <w:t xml:space="preserve"> and</w:t>
@@ -2618,30 +3420,12 @@
           <w:bCs/>
         </w:rPr>
       </w:pPr>
-    </w:p>
-    <w:p>
-      <w:pPr>
-        <w:spacing w:after="0"/>
-        <w:rPr>
-          <w:b/>
-          <w:bCs/>
-        </w:rPr>
-      </w:pPr>
-      <w:r>
-        <w:rPr>
-          <w:b/>
-          <w:bCs/>
-        </w:rPr>
-        <w:lastRenderedPageBreak/>
-        <w:t xml:space="preserve">Nrf24 Firewall </w:t>
-      </w:r>
-      <w:proofErr w:type="spellStart"/>
-      <w:r>
-        <w:rPr>
-          <w:b/>
-          <w:bCs/>
-        </w:rPr>
-        <w:t>Full</w:t>
+      <w:r>
+        <w:rPr>
+          <w:b/>
+          <w:bCs/>
+        </w:rPr>
+        <w:t>Nrf24 Firewall Full</w:t>
       </w:r>
       <w:r>
         <w:rPr>
@@ -2655,15 +3439,7 @@
           <w:b/>
           <w:bCs/>
         </w:rPr>
-        <w:t>tack</w:t>
-      </w:r>
-      <w:proofErr w:type="spellEnd"/>
-      <w:r>
-        <w:rPr>
-          <w:b/>
-          <w:bCs/>
-        </w:rPr>
-        <w:t xml:space="preserve"> </w:t>
+        <w:t xml:space="preserve">tack </w:t>
       </w:r>
       <w:r>
         <w:rPr>
@@ -2679,7 +3455,7 @@
         </w:rPr>
         <w:t xml:space="preserve"> | </w:t>
       </w:r>
-      <w:hyperlink r:id="rId21" w:history="1">
+      <w:hyperlink r:id="rId26" w:history="1">
         <w:r>
           <w:rPr>
             <w:rStyle w:val="Hyperlink"/>
@@ -2759,15 +3535,7 @@
         </w:numPr>
       </w:pPr>
       <w:r>
-        <w:t xml:space="preserve">Built a full-stack system using </w:t>
-      </w:r>
-      <w:proofErr w:type="spellStart"/>
-      <w:r>
-        <w:t>FastAPI</w:t>
-      </w:r>
-      <w:proofErr w:type="spellEnd"/>
-      <w:r>
-        <w:t xml:space="preserve"> and React with a staged rule engine and web interface</w:t>
+        <w:t>Built a full-stack system using FastAPI and React with a staged rule engine and web interface</w:t>
       </w:r>
       <w:r>
         <w:t>.</w:t>
@@ -2794,15 +3562,7 @@
         <w:t>,</w:t>
       </w:r>
       <w:r>
-        <w:t xml:space="preserve"> and integrated </w:t>
-      </w:r>
-      <w:proofErr w:type="spellStart"/>
-      <w:r>
-        <w:t>nftables</w:t>
-      </w:r>
-      <w:proofErr w:type="spellEnd"/>
-      <w:r>
-        <w:t xml:space="preserve"> for traffic filtering</w:t>
+        <w:t xml:space="preserve"> and integrated nftables for traffic filtering</w:t>
       </w:r>
       <w:r>
         <w:t>.</w:t>
@@ -2825,6 +3585,11 @@
     </w:p>
     <w:p>
       <w:pPr>
+        <w:ind w:left="284"/>
+      </w:pPr>
+    </w:p>
+    <w:p>
+      <w:pPr>
         <w:spacing w:after="0"/>
       </w:pPr>
       <w:r>
@@ -2832,6 +3597,7 @@
           <w:b/>
           <w:bCs/>
         </w:rPr>
+        <w:lastRenderedPageBreak/>
         <w:t>ReviewMate</w:t>
       </w:r>
       <w:r>
@@ -2844,7 +3610,7 @@
       <w:r>
         <w:t xml:space="preserve"> </w:t>
       </w:r>
-      <w:hyperlink r:id="rId22" w:history="1">
+      <w:hyperlink r:id="rId27" w:history="1">
         <w:r>
           <w:rPr>
             <w:rStyle w:val="Hyperlink"/>
@@ -2991,7 +3757,7 @@
       <w:r>
         <w:t xml:space="preserve"> </w:t>
       </w:r>
-      <w:hyperlink r:id="rId23" w:history="1">
+      <w:hyperlink r:id="rId28" w:history="1">
         <w:r>
           <w:rPr>
             <w:rStyle w:val="Hyperlink"/>
@@ -3050,7 +3816,7 @@
       <w:r>
         <w:t xml:space="preserve">Designed/developed an admissions management system for </w:t>
       </w:r>
-      <w:hyperlink r:id="rId24" w:history="1">
+      <w:hyperlink r:id="rId29" w:history="1">
         <w:r>
           <w:rPr>
             <w:rStyle w:val="Hyperlink"/>
@@ -3112,6 +3878,14 @@
     </w:p>
     <w:p>
       <w:pPr>
+        <w:pBdr>
+          <w:bottom w:val="single" w:sz="4" w:space="1" w:color="auto"/>
+        </w:pBdr>
+        <w:ind w:left="284"/>
+      </w:pPr>
+    </w:p>
+    <w:p>
+      <w:pPr>
         <w:jc w:val="center"/>
         <w:rPr>
           <w:b/>
@@ -3143,23 +3917,7 @@
           <w:b/>
           <w:bCs/>
         </w:rPr>
-        <w:t xml:space="preserve">Prof. </w:t>
-      </w:r>
-      <w:proofErr w:type="spellStart"/>
-      <w:r>
-        <w:rPr>
-          <w:b/>
-          <w:bCs/>
-        </w:rPr>
-        <w:t>Yaokumah</w:t>
-      </w:r>
-      <w:proofErr w:type="spellEnd"/>
-      <w:r>
-        <w:rPr>
-          <w:b/>
-          <w:bCs/>
-        </w:rPr>
-        <w:t xml:space="preserve"> Winfred</w:t>
+        <w:t>Prof. Yaokumah Winfred</w:t>
       </w:r>
     </w:p>
     <w:p>
@@ -3176,7 +3934,7 @@
         <w:pStyle w:val="ListParagraph"/>
         <w:ind w:left="400"/>
       </w:pPr>
-      <w:hyperlink r:id="rId25" w:history="1">
+      <w:hyperlink r:id="rId30" w:history="1">
         <w:r>
           <w:rPr>
             <w:rStyle w:val="Hyperlink"/>
@@ -3226,10 +3984,7 @@
         <w:ind w:left="400"/>
       </w:pPr>
       <w:r>
-        <w:t xml:space="preserve">Professor, </w:t>
-      </w:r>
-      <w:r>
-        <w:t>Ghana Institute of Management and Public Administration</w:t>
+        <w:t>Director, SILEX Consulting Limited</w:t>
       </w:r>
     </w:p>
     <w:p>
@@ -3237,7 +3992,16 @@
         <w:pStyle w:val="ListParagraph"/>
         <w:ind w:left="400"/>
       </w:pPr>
-      <w:hyperlink r:id="rId26" w:history="1">
+      <w:r>
+        <w:t>Professor, Ghana Institute of Management and Public Administration</w:t>
+      </w:r>
+    </w:p>
+    <w:p>
+      <w:pPr>
+        <w:pStyle w:val="ListParagraph"/>
+        <w:ind w:left="400"/>
+      </w:pPr>
+      <w:hyperlink r:id="rId31" w:history="1">
         <w:r>
           <w:rPr>
             <w:rStyle w:val="Hyperlink"/>
@@ -3286,7 +4050,7 @@
         <w:pStyle w:val="ListParagraph"/>
         <w:ind w:left="400"/>
       </w:pPr>
-      <w:hyperlink r:id="rId27" w:history="1">
+      <w:hyperlink r:id="rId32" w:history="1">
         <w:r>
           <w:rPr>
             <w:rStyle w:val="Hyperlink"/>
@@ -3318,38 +4082,16 @@
           <w:b/>
           <w:bCs/>
         </w:rPr>
-        <w:t xml:space="preserve">Dr. Gyamfi Nana </w:t>
-      </w:r>
-      <w:proofErr w:type="spellStart"/>
-      <w:r>
-        <w:rPr>
-          <w:b/>
-          <w:bCs/>
-        </w:rPr>
-        <w:t>Adwabour</w:t>
-      </w:r>
-      <w:proofErr w:type="spellEnd"/>
+        <w:t>Dr. Gyamfi Nana Adwabour</w:t>
+      </w:r>
     </w:p>
     <w:p>
       <w:pPr>
         <w:pStyle w:val="ListParagraph"/>
         <w:ind w:left="400"/>
       </w:pPr>
-      <w:proofErr w:type="spellStart"/>
-      <w:r>
-        <w:t>Glocal</w:t>
-      </w:r>
-      <w:proofErr w:type="spellEnd"/>
-      <w:r>
-        <w:t xml:space="preserve"> CEO, </w:t>
-      </w:r>
-      <w:proofErr w:type="spellStart"/>
-      <w:r>
-        <w:t>AfriLearnTech</w:t>
-      </w:r>
-      <w:proofErr w:type="spellEnd"/>
-      <w:r>
-        <w:t xml:space="preserve"> Company Limited</w:t>
+      <w:r>
+        <w:t>Glocal CEO, AfriLearnTech Company Limited</w:t>
       </w:r>
     </w:p>
     <w:p>
@@ -3357,7 +4099,7 @@
         <w:pStyle w:val="ListParagraph"/>
         <w:ind w:left="400"/>
       </w:pPr>
-      <w:hyperlink r:id="rId28" w:history="1">
+      <w:hyperlink r:id="rId33" w:history="1">
         <w:r>
           <w:rPr>
             <w:rStyle w:val="Hyperlink"/>
@@ -3373,7 +4115,7 @@
       </w:r>
     </w:p>
     <w:sectPr>
-      <w:footerReference w:type="default" r:id="rId29"/>
+      <w:footerReference w:type="default" r:id="rId34"/>
       <w:pgSz w:w="11906" w:h="16838"/>
       <w:pgMar w:top="1440" w:right="1133" w:bottom="1440" w:left="993" w:header="708" w:footer="708" w:gutter="0"/>
       <w:cols w:space="708"/>
@@ -3384,7 +4126,7 @@
 </file>
 
 <file path=word/endnotes.xml><?xml version="1.0" encoding="utf-8"?>
-<w:endnotes xmlns:wpc="http://schemas.microsoft.com/office/word/2010/wordprocessingCanvas" xmlns:cx="http://schemas.microsoft.com/office/drawing/2014/chartex" xmlns:cx1="http://schemas.microsoft.com/office/drawing/2015/9/8/chartex" xmlns:cx2="http://schemas.microsoft.com/office/drawing/2015/10/21/chartex" xmlns:cx3="http://schemas.microsoft.com/office/drawing/2016/5/9/chartex" xmlns:cx4="http://schemas.microsoft.com/office/drawing/2016/5/10/chartex" xmlns:cx5="http://schemas.microsoft.com/office/drawing/2016/5/11/chartex" xmlns:cx6="http://schemas.microsoft.com/office/drawing/2016/5/12/chartex" xmlns:cx7="http://schemas.microsoft.com/office/drawing/2016/5/13/chartex" xmlns:cx8="http://schemas.microsoft.com/office/drawing/2016/5/14/chartex" xmlns:mc="http://schemas.openxmlformats.org/markup-compatibility/2006" xmlns:aink="http://schemas.microsoft.com/office/drawing/2016/ink" xmlns:am3d="http://schemas.microsoft.com/office/drawing/2017/model3d" xmlns:o="urn:schemas-microsoft-com:office:office" xmlns:oel="http://schemas.microsoft.com/office/2019/extlst" xmlns:r="http://schemas.openxmlformats.org/officeDocument/2006/relationships" xmlns:m="http://schemas.openxmlformats.org/officeDocument/2006/math" xmlns:v="urn:schemas-microsoft-com:vml" xmlns:wp14="http://schemas.microsoft.com/office/word/2010/wordprocessingDrawing" xmlns:wp="http://schemas.openxmlformats.org/drawingml/2006/wordprocessingDrawing" xmlns:w10="urn:schemas-microsoft-com:office:word" xmlns:w="http://schemas.openxmlformats.org/wordprocessingml/2006/main" xmlns:w14="http://schemas.microsoft.com/office/word/2010/wordml" xmlns:w15="http://schemas.microsoft.com/office/word/2012/wordml" xmlns:w16cex="http://schemas.microsoft.com/office/word/2018/wordml/cex" xmlns:w16cid="http://schemas.microsoft.com/office/word/2016/wordml/cid" xmlns:w16="http://schemas.microsoft.com/office/word/2018/wordml" xmlns:w16du="http://schemas.microsoft.com/office/word/2023/wordml/word16du" xmlns:w16sdtdh="http://schemas.microsoft.com/office/word/2020/wordml/sdtdatahash" xmlns:w16sdtfl="http://schemas.microsoft.com/office/word/2024/wordml/sdtformatlock" xmlns:w16se="http://schemas.microsoft.com/office/word/2015/wordml/symex" xmlns:wpg="http://schemas.microsoft.com/office/word/2010/wordprocessingGroup" xmlns:wpi="http://schemas.microsoft.com/office/word/2010/wordprocessingInk" xmlns:wne="http://schemas.microsoft.com/office/word/2006/wordml" xmlns:wps="http://schemas.microsoft.com/office/word/2010/wordprocessingShape" mc:Ignorable="w14 w15 w16se w16cid w16 w16cex w16sdtdh w16sdtfl w16du wp14">
+<w:endnotes xmlns:wpc="http://schemas.microsoft.com/office/word/2010/wordprocessingCanvas" xmlns:cx="http://schemas.microsoft.com/office/drawing/2014/chartex" xmlns:cx1="http://schemas.microsoft.com/office/drawing/2015/9/8/chartex" xmlns:cx2="http://schemas.microsoft.com/office/drawing/2015/10/21/chartex" xmlns:cx3="http://schemas.microsoft.com/office/drawing/2016/5/9/chartex" xmlns:cx4="http://schemas.microsoft.com/office/drawing/2016/5/10/chartex" xmlns:cx5="http://schemas.microsoft.com/office/drawing/2016/5/11/chartex" xmlns:cx6="http://schemas.microsoft.com/office/drawing/2016/5/12/chartex" xmlns:cx7="http://schemas.microsoft.com/office/drawing/2016/5/13/chartex" xmlns:cx8="http://schemas.microsoft.com/office/drawing/2016/5/14/chartex" xmlns:mc="http://schemas.openxmlformats.org/markup-compatibility/2006" xmlns:aink="http://schemas.microsoft.com/office/drawing/2016/ink" xmlns:am3d="http://schemas.microsoft.com/office/drawing/2017/model3d" xmlns:o="urn:schemas-microsoft-com:office:office" xmlns:oel="http://schemas.microsoft.com/office/2019/extlst" xmlns:r="http://schemas.openxmlformats.org/officeDocument/2006/relationships" xmlns:m="http://schemas.openxmlformats.org/officeDocument/2006/math" xmlns:v="urn:schemas-microsoft-com:vml" xmlns:wp14="http://schemas.microsoft.com/office/word/2010/wordprocessingDrawing" xmlns:wp="http://schemas.openxmlformats.org/drawingml/2006/wordprocessingDrawing" xmlns:w10="urn:schemas-microsoft-com:office:word" xmlns:w="http://schemas.openxmlformats.org/wordprocessingml/2006/main" xmlns:w14="http://schemas.microsoft.com/office/word/2010/wordml" xmlns:w15="http://schemas.microsoft.com/office/word/2012/wordml" xmlns:w16cei="http://schemas.microsoft.com/office/word/2026/wordml/cei" xmlns:w16cex="http://schemas.microsoft.com/office/word/2018/wordml/cex" xmlns:w16cid="http://schemas.microsoft.com/office/word/2016/wordml/cid" xmlns:w16="http://schemas.microsoft.com/office/word/2018/wordml" xmlns:w16du="http://schemas.microsoft.com/office/word/2023/wordml/word16du" xmlns:w16sdtdh="http://schemas.microsoft.com/office/word/2020/wordml/sdtdatahash" xmlns:w16sdtfl="http://schemas.microsoft.com/office/word/2024/wordml/sdtformatlock" xmlns:w16se="http://schemas.microsoft.com/office/word/2015/wordml/symex" xmlns:wpg="http://schemas.microsoft.com/office/word/2010/wordprocessingGroup" xmlns:wpi="http://schemas.microsoft.com/office/word/2010/wordprocessingInk" xmlns:wne="http://schemas.microsoft.com/office/word/2006/wordml" xmlns:wps="http://schemas.microsoft.com/office/word/2010/wordprocessingShape" mc:Ignorable="w14 w15 w16se w16cid w16 w16cex w16sdtdh w16sdtfl w16du wp14">
   <w:endnote w:type="separator" w:id="-1">
     <w:p>
       <w:pPr>
@@ -3409,7 +4151,7 @@
 </file>
 
 <file path=word/footer1.xml><?xml version="1.0" encoding="utf-8"?>
-<w:ftr xmlns:wpc="http://schemas.microsoft.com/office/word/2010/wordprocessingCanvas" xmlns:cx="http://schemas.microsoft.com/office/drawing/2014/chartex" xmlns:cx1="http://schemas.microsoft.com/office/drawing/2015/9/8/chartex" xmlns:cx2="http://schemas.microsoft.com/office/drawing/2015/10/21/chartex" xmlns:cx3="http://schemas.microsoft.com/office/drawing/2016/5/9/chartex" xmlns:cx4="http://schemas.microsoft.com/office/drawing/2016/5/10/chartex" xmlns:cx5="http://schemas.microsoft.com/office/drawing/2016/5/11/chartex" xmlns:cx6="http://schemas.microsoft.com/office/drawing/2016/5/12/chartex" xmlns:cx7="http://schemas.microsoft.com/office/drawing/2016/5/13/chartex" xmlns:cx8="http://schemas.microsoft.com/office/drawing/2016/5/14/chartex" xmlns:mc="http://schemas.openxmlformats.org/markup-compatibility/2006" xmlns:aink="http://schemas.microsoft.com/office/drawing/2016/ink" xmlns:am3d="http://schemas.microsoft.com/office/drawing/2017/model3d" xmlns:o="urn:schemas-microsoft-com:office:office" xmlns:oel="http://schemas.microsoft.com/office/2019/extlst" xmlns:r="http://schemas.openxmlformats.org/officeDocument/2006/relationships" xmlns:m="http://schemas.openxmlformats.org/officeDocument/2006/math" xmlns:v="urn:schemas-microsoft-com:vml" xmlns:wp14="http://schemas.microsoft.com/office/word/2010/wordprocessingDrawing" xmlns:wp="http://schemas.openxmlformats.org/drawingml/2006/wordprocessingDrawing" xmlns:w10="urn:schemas-microsoft-com:office:word" xmlns:w="http://schemas.openxmlformats.org/wordprocessingml/2006/main" xmlns:w14="http://schemas.microsoft.com/office/word/2010/wordml" xmlns:w15="http://schemas.microsoft.com/office/word/2012/wordml" xmlns:w16cex="http://schemas.microsoft.com/office/word/2018/wordml/cex" xmlns:w16cid="http://schemas.microsoft.com/office/word/2016/wordml/cid" xmlns:w16="http://schemas.microsoft.com/office/word/2018/wordml" xmlns:w16du="http://schemas.microsoft.com/office/word/2023/wordml/word16du" xmlns:w16sdtdh="http://schemas.microsoft.com/office/word/2020/wordml/sdtdatahash" xmlns:w16sdtfl="http://schemas.microsoft.com/office/word/2024/wordml/sdtformatlock" xmlns:w16se="http://schemas.microsoft.com/office/word/2015/wordml/symex" xmlns:wpg="http://schemas.microsoft.com/office/word/2010/wordprocessingGroup" xmlns:wpi="http://schemas.microsoft.com/office/word/2010/wordprocessingInk" xmlns:wne="http://schemas.microsoft.com/office/word/2006/wordml" xmlns:wps="http://schemas.microsoft.com/office/word/2010/wordprocessingShape" mc:Ignorable="w14 w15 w16se w16cid w16 w16cex w16sdtdh w16sdtfl w16du wp14">
+<w:ftr xmlns:wpc="http://schemas.microsoft.com/office/word/2010/wordprocessingCanvas" xmlns:cx="http://schemas.microsoft.com/office/drawing/2014/chartex" xmlns:cx1="http://schemas.microsoft.com/office/drawing/2015/9/8/chartex" xmlns:cx2="http://schemas.microsoft.com/office/drawing/2015/10/21/chartex" xmlns:cx3="http://schemas.microsoft.com/office/drawing/2016/5/9/chartex" xmlns:cx4="http://schemas.microsoft.com/office/drawing/2016/5/10/chartex" xmlns:cx5="http://schemas.microsoft.com/office/drawing/2016/5/11/chartex" xmlns:cx6="http://schemas.microsoft.com/office/drawing/2016/5/12/chartex" xmlns:cx7="http://schemas.microsoft.com/office/drawing/2016/5/13/chartex" xmlns:cx8="http://schemas.microsoft.com/office/drawing/2016/5/14/chartex" xmlns:mc="http://schemas.openxmlformats.org/markup-compatibility/2006" xmlns:aink="http://schemas.microsoft.com/office/drawing/2016/ink" xmlns:am3d="http://schemas.microsoft.com/office/drawing/2017/model3d" xmlns:o="urn:schemas-microsoft-com:office:office" xmlns:oel="http://schemas.microsoft.com/office/2019/extlst" xmlns:r="http://schemas.openxmlformats.org/officeDocument/2006/relationships" xmlns:m="http://schemas.openxmlformats.org/officeDocument/2006/math" xmlns:v="urn:schemas-microsoft-com:vml" xmlns:wp14="http://schemas.microsoft.com/office/word/2010/wordprocessingDrawing" xmlns:wp="http://schemas.openxmlformats.org/drawingml/2006/wordprocessingDrawing" xmlns:w10="urn:schemas-microsoft-com:office:word" xmlns:w="http://schemas.openxmlformats.org/wordprocessingml/2006/main" xmlns:w14="http://schemas.microsoft.com/office/word/2010/wordml" xmlns:w15="http://schemas.microsoft.com/office/word/2012/wordml" xmlns:w16cei="http://schemas.microsoft.com/office/word/2026/wordml/cei" xmlns:w16cex="http://schemas.microsoft.com/office/word/2018/wordml/cex" xmlns:w16cid="http://schemas.microsoft.com/office/word/2016/wordml/cid" xmlns:w16="http://schemas.microsoft.com/office/word/2018/wordml" xmlns:w16du="http://schemas.microsoft.com/office/word/2023/wordml/word16du" xmlns:w16sdtdh="http://schemas.microsoft.com/office/word/2020/wordml/sdtdatahash" xmlns:w16sdtfl="http://schemas.microsoft.com/office/word/2024/wordml/sdtformatlock" xmlns:w16se="http://schemas.microsoft.com/office/word/2015/wordml/symex" xmlns:wpg="http://schemas.microsoft.com/office/word/2010/wordprocessingGroup" xmlns:wpi="http://schemas.microsoft.com/office/word/2010/wordprocessingInk" xmlns:wne="http://schemas.microsoft.com/office/word/2006/wordml" xmlns:wps="http://schemas.microsoft.com/office/word/2010/wordprocessingShape" mc:Ignorable="w14 w15 w16se w16cid w16 w16cex w16sdtdh w16sdtfl w16du wp14">
   <w:sdt>
     <w:sdtPr>
       <w:id w:val="1347441750"/>
@@ -3462,7 +4204,7 @@
 </file>
 
 <file path=word/footnotes.xml><?xml version="1.0" encoding="utf-8"?>
-<w:footnotes xmlns:wpc="http://schemas.microsoft.com/office/word/2010/wordprocessingCanvas" xmlns:cx="http://schemas.microsoft.com/office/drawing/2014/chartex" xmlns:cx1="http://schemas.microsoft.com/office/drawing/2015/9/8/chartex" xmlns:cx2="http://schemas.microsoft.com/office/drawing/2015/10/21/chartex" xmlns:cx3="http://schemas.microsoft.com/office/drawing/2016/5/9/chartex" xmlns:cx4="http://schemas.microsoft.com/office/drawing/2016/5/10/chartex" xmlns:cx5="http://schemas.microsoft.com/office/drawing/2016/5/11/chartex" xmlns:cx6="http://schemas.microsoft.com/office/drawing/2016/5/12/chartex" xmlns:cx7="http://schemas.microsoft.com/office/drawing/2016/5/13/chartex" xmlns:cx8="http://schemas.microsoft.com/office/drawing/2016/5/14/chartex" xmlns:mc="http://schemas.openxmlformats.org/markup-compatibility/2006" xmlns:aink="http://schemas.microsoft.com/office/drawing/2016/ink" xmlns:am3d="http://schemas.microsoft.com/office/drawing/2017/model3d" xmlns:o="urn:schemas-microsoft-com:office:office" xmlns:oel="http://schemas.microsoft.com/office/2019/extlst" xmlns:r="http://schemas.openxmlformats.org/officeDocument/2006/relationships" xmlns:m="http://schemas.openxmlformats.org/officeDocument/2006/math" xmlns:v="urn:schemas-microsoft-com:vml" xmlns:wp14="http://schemas.microsoft.com/office/word/2010/wordprocessingDrawing" xmlns:wp="http://schemas.openxmlformats.org/drawingml/2006/wordprocessingDrawing" xmlns:w10="urn:schemas-microsoft-com:office:word" xmlns:w="http://schemas.openxmlformats.org/wordprocessingml/2006/main" xmlns:w14="http://schemas.microsoft.com/office/word/2010/wordml" xmlns:w15="http://schemas.microsoft.com/office/word/2012/wordml" xmlns:w16cex="http://schemas.microsoft.com/office/word/2018/wordml/cex" xmlns:w16cid="http://schemas.microsoft.com/office/word/2016/wordml/cid" xmlns:w16="http://schemas.microsoft.com/office/word/2018/wordml" xmlns:w16du="http://schemas.microsoft.com/office/word/2023/wordml/word16du" xmlns:w16sdtdh="http://schemas.microsoft.com/office/word/2020/wordml/sdtdatahash" xmlns:w16sdtfl="http://schemas.microsoft.com/office/word/2024/wordml/sdtformatlock" xmlns:w16se="http://schemas.microsoft.com/office/word/2015/wordml/symex" xmlns:wpg="http://schemas.microsoft.com/office/word/2010/wordprocessingGroup" xmlns:wpi="http://schemas.microsoft.com/office/word/2010/wordprocessingInk" xmlns:wne="http://schemas.microsoft.com/office/word/2006/wordml" xmlns:wps="http://schemas.microsoft.com/office/word/2010/wordprocessingShape" mc:Ignorable="w14 w15 w16se w16cid w16 w16cex w16sdtdh w16sdtfl w16du wp14">
+<w:footnotes xmlns:wpc="http://schemas.microsoft.com/office/word/2010/wordprocessingCanvas" xmlns:cx="http://schemas.microsoft.com/office/drawing/2014/chartex" xmlns:cx1="http://schemas.microsoft.com/office/drawing/2015/9/8/chartex" xmlns:cx2="http://schemas.microsoft.com/office/drawing/2015/10/21/chartex" xmlns:cx3="http://schemas.microsoft.com/office/drawing/2016/5/9/chartex" xmlns:cx4="http://schemas.microsoft.com/office/drawing/2016/5/10/chartex" xmlns:cx5="http://schemas.microsoft.com/office/drawing/2016/5/11/chartex" xmlns:cx6="http://schemas.microsoft.com/office/drawing/2016/5/12/chartex" xmlns:cx7="http://schemas.microsoft.com/office/drawing/2016/5/13/chartex" xmlns:cx8="http://schemas.microsoft.com/office/drawing/2016/5/14/chartex" xmlns:mc="http://schemas.openxmlformats.org/markup-compatibility/2006" xmlns:aink="http://schemas.microsoft.com/office/drawing/2016/ink" xmlns:am3d="http://schemas.microsoft.com/office/drawing/2017/model3d" xmlns:o="urn:schemas-microsoft-com:office:office" xmlns:oel="http://schemas.microsoft.com/office/2019/extlst" xmlns:r="http://schemas.openxmlformats.org/officeDocument/2006/relationships" xmlns:m="http://schemas.openxmlformats.org/officeDocument/2006/math" xmlns:v="urn:schemas-microsoft-com:vml" xmlns:wp14="http://schemas.microsoft.com/office/word/2010/wordprocessingDrawing" xmlns:wp="http://schemas.openxmlformats.org/drawingml/2006/wordprocessingDrawing" xmlns:w10="urn:schemas-microsoft-com:office:word" xmlns:w="http://schemas.openxmlformats.org/wordprocessingml/2006/main" xmlns:w14="http://schemas.microsoft.com/office/word/2010/wordml" xmlns:w15="http://schemas.microsoft.com/office/word/2012/wordml" xmlns:w16cei="http://schemas.microsoft.com/office/word/2026/wordml/cei" xmlns:w16cex="http://schemas.microsoft.com/office/word/2018/wordml/cex" xmlns:w16cid="http://schemas.microsoft.com/office/word/2016/wordml/cid" xmlns:w16="http://schemas.microsoft.com/office/word/2018/wordml" xmlns:w16du="http://schemas.microsoft.com/office/word/2023/wordml/word16du" xmlns:w16sdtdh="http://schemas.microsoft.com/office/word/2020/wordml/sdtdatahash" xmlns:w16sdtfl="http://schemas.microsoft.com/office/word/2024/wordml/sdtformatlock" xmlns:w16se="http://schemas.microsoft.com/office/word/2015/wordml/symex" xmlns:wpg="http://schemas.microsoft.com/office/word/2010/wordprocessingGroup" xmlns:wpi="http://schemas.microsoft.com/office/word/2010/wordprocessingInk" xmlns:wne="http://schemas.microsoft.com/office/word/2006/wordml" xmlns:wps="http://schemas.microsoft.com/office/word/2010/wordprocessingShape" mc:Ignorable="w14 w15 w16se w16cid w16 w16cex w16sdtdh w16sdtfl w16du wp14">
   <w:footnote w:type="separator" w:id="-1">
     <w:p>
       <w:pPr>
@@ -3487,7 +4229,7 @@
 </file>
 
 <file path=word/numbering.xml><?xml version="1.0" encoding="utf-8"?>
-<w:numbering xmlns:wpc="http://schemas.microsoft.com/office/word/2010/wordprocessingCanvas" xmlns:cx="http://schemas.microsoft.com/office/drawing/2014/chartex" xmlns:cx1="http://schemas.microsoft.com/office/drawing/2015/9/8/chartex" xmlns:cx2="http://schemas.microsoft.com/office/drawing/2015/10/21/chartex" xmlns:cx3="http://schemas.microsoft.com/office/drawing/2016/5/9/chartex" xmlns:cx4="http://schemas.microsoft.com/office/drawing/2016/5/10/chartex" xmlns:cx5="http://schemas.microsoft.com/office/drawing/2016/5/11/chartex" xmlns:cx6="http://schemas.microsoft.com/office/drawing/2016/5/12/chartex" xmlns:cx7="http://schemas.microsoft.com/office/drawing/2016/5/13/chartex" xmlns:cx8="http://schemas.microsoft.com/office/drawing/2016/5/14/chartex" xmlns:mc="http://schemas.openxmlformats.org/markup-compatibility/2006" xmlns:aink="http://schemas.microsoft.com/office/drawing/2016/ink" xmlns:am3d="http://schemas.microsoft.com/office/drawing/2017/model3d" xmlns:o="urn:schemas-microsoft-com:office:office" xmlns:oel="http://schemas.microsoft.com/office/2019/extlst" xmlns:r="http://schemas.openxmlformats.org/officeDocument/2006/relationships" xmlns:m="http://schemas.openxmlformats.org/officeDocument/2006/math" xmlns:v="urn:schemas-microsoft-com:vml" xmlns:wp14="http://schemas.microsoft.com/office/word/2010/wordprocessingDrawing" xmlns:wp="http://schemas.openxmlformats.org/drawingml/2006/wordprocessingDrawing" xmlns:w10="urn:schemas-microsoft-com:office:word" xmlns:w="http://schemas.openxmlformats.org/wordprocessingml/2006/main" xmlns:w14="http://schemas.microsoft.com/office/word/2010/wordml" xmlns:w15="http://schemas.microsoft.com/office/word/2012/wordml" xmlns:w16cex="http://schemas.microsoft.com/office/word/2018/wordml/cex" xmlns:w16cid="http://schemas.microsoft.com/office/word/2016/wordml/cid" xmlns:w16="http://schemas.microsoft.com/office/word/2018/wordml" xmlns:w16du="http://schemas.microsoft.com/office/word/2023/wordml/word16du" xmlns:w16sdtdh="http://schemas.microsoft.com/office/word/2020/wordml/sdtdatahash" xmlns:w16sdtfl="http://schemas.microsoft.com/office/word/2024/wordml/sdtformatlock" xmlns:w16se="http://schemas.microsoft.com/office/word/2015/wordml/symex" xmlns:wpg="http://schemas.microsoft.com/office/word/2010/wordprocessingGroup" xmlns:wpi="http://schemas.microsoft.com/office/word/2010/wordprocessingInk" xmlns:wne="http://schemas.microsoft.com/office/word/2006/wordml" xmlns:wps="http://schemas.microsoft.com/office/word/2010/wordprocessingShape" mc:Ignorable="w14 w15 w16se w16cid w16 w16cex w16sdtdh w16sdtfl w16du wp14">
+<w:numbering xmlns:wpc="http://schemas.microsoft.com/office/word/2010/wordprocessingCanvas" xmlns:cx="http://schemas.microsoft.com/office/drawing/2014/chartex" xmlns:cx1="http://schemas.microsoft.com/office/drawing/2015/9/8/chartex" xmlns:cx2="http://schemas.microsoft.com/office/drawing/2015/10/21/chartex" xmlns:cx3="http://schemas.microsoft.com/office/drawing/2016/5/9/chartex" xmlns:cx4="http://schemas.microsoft.com/office/drawing/2016/5/10/chartex" xmlns:cx5="http://schemas.microsoft.com/office/drawing/2016/5/11/chartex" xmlns:cx6="http://schemas.microsoft.com/office/drawing/2016/5/12/chartex" xmlns:cx7="http://schemas.microsoft.com/office/drawing/2016/5/13/chartex" xmlns:cx8="http://schemas.microsoft.com/office/drawing/2016/5/14/chartex" xmlns:mc="http://schemas.openxmlformats.org/markup-compatibility/2006" xmlns:aink="http://schemas.microsoft.com/office/drawing/2016/ink" xmlns:am3d="http://schemas.microsoft.com/office/drawing/2017/model3d" xmlns:o="urn:schemas-microsoft-com:office:office" xmlns:oel="http://schemas.microsoft.com/office/2019/extlst" xmlns:r="http://schemas.openxmlformats.org/officeDocument/2006/relationships" xmlns:m="http://schemas.openxmlformats.org/officeDocument/2006/math" xmlns:v="urn:schemas-microsoft-com:vml" xmlns:wp14="http://schemas.microsoft.com/office/word/2010/wordprocessingDrawing" xmlns:wp="http://schemas.openxmlformats.org/drawingml/2006/wordprocessingDrawing" xmlns:w10="urn:schemas-microsoft-com:office:word" xmlns:w="http://schemas.openxmlformats.org/wordprocessingml/2006/main" xmlns:w14="http://schemas.microsoft.com/office/word/2010/wordml" xmlns:w15="http://schemas.microsoft.com/office/word/2012/wordml" xmlns:w16cei="http://schemas.microsoft.com/office/word/2026/wordml/cei" xmlns:w16cex="http://schemas.microsoft.com/office/word/2018/wordml/cex" xmlns:w16cid="http://schemas.microsoft.com/office/word/2016/wordml/cid" xmlns:w16="http://schemas.microsoft.com/office/word/2018/wordml" xmlns:w16du="http://schemas.microsoft.com/office/word/2023/wordml/word16du" xmlns:w16sdtdh="http://schemas.microsoft.com/office/word/2020/wordml/sdtdatahash" xmlns:w16sdtfl="http://schemas.microsoft.com/office/word/2024/wordml/sdtformatlock" xmlns:w16se="http://schemas.microsoft.com/office/word/2015/wordml/symex" xmlns:wpg="http://schemas.microsoft.com/office/word/2010/wordprocessingGroup" xmlns:wpi="http://schemas.microsoft.com/office/word/2010/wordprocessingInk" xmlns:wne="http://schemas.microsoft.com/office/word/2006/wordml" xmlns:wps="http://schemas.microsoft.com/office/word/2010/wordprocessingShape" mc:Ignorable="w14 w15 w16se w16cid w16 w16cex w16sdtdh w16sdtfl w16du wp14">
   <w:abstractNum w:abstractNumId="0" w15:restartNumberingAfterBreak="0">
     <w:nsid w:val="02372651"/>
     <w:multiLevelType w:val="hybridMultilevel"/>
@@ -4645,6 +5387,119 @@
     </w:lvl>
   </w:abstractNum>
   <w:abstractNum w:abstractNumId="10" w15:restartNumberingAfterBreak="0">
+    <w:nsid w:val="2EBC1982"/>
+    <w:multiLevelType w:val="hybridMultilevel"/>
+    <w:tmpl w:val="7048D374"/>
+    <w:lvl w:ilvl="0" w:tplc="0C000001">
+      <w:start w:val="1"/>
+      <w:numFmt w:val="bullet"/>
+      <w:lvlText w:val=""/>
+      <w:lvlJc w:val="left"/>
+      <w:pPr>
+        <w:ind w:left="644" w:hanging="360"/>
+      </w:pPr>
+      <w:rPr>
+        <w:rFonts w:ascii="Symbol" w:hAnsi="Symbol" w:hint="default"/>
+      </w:rPr>
+    </w:lvl>
+    <w:lvl w:ilvl="1" w:tplc="0C000003" w:tentative="1">
+      <w:start w:val="1"/>
+      <w:numFmt w:val="bullet"/>
+      <w:lvlText w:val="o"/>
+      <w:lvlJc w:val="left"/>
+      <w:pPr>
+        <w:ind w:left="1364" w:hanging="360"/>
+      </w:pPr>
+      <w:rPr>
+        <w:rFonts w:ascii="Courier New" w:hAnsi="Courier New" w:cs="Courier New" w:hint="default"/>
+      </w:rPr>
+    </w:lvl>
+    <w:lvl w:ilvl="2" w:tplc="0C000005" w:tentative="1">
+      <w:start w:val="1"/>
+      <w:numFmt w:val="bullet"/>
+      <w:lvlText w:val=""/>
+      <w:lvlJc w:val="left"/>
+      <w:pPr>
+        <w:ind w:left="2084" w:hanging="360"/>
+      </w:pPr>
+      <w:rPr>
+        <w:rFonts w:ascii="Wingdings" w:hAnsi="Wingdings" w:hint="default"/>
+      </w:rPr>
+    </w:lvl>
+    <w:lvl w:ilvl="3" w:tplc="0C000001" w:tentative="1">
+      <w:start w:val="1"/>
+      <w:numFmt w:val="bullet"/>
+      <w:lvlText w:val=""/>
+      <w:lvlJc w:val="left"/>
+      <w:pPr>
+        <w:ind w:left="2804" w:hanging="360"/>
+      </w:pPr>
+      <w:rPr>
+        <w:rFonts w:ascii="Symbol" w:hAnsi="Symbol" w:hint="default"/>
+      </w:rPr>
+    </w:lvl>
+    <w:lvl w:ilvl="4" w:tplc="0C000003" w:tentative="1">
+      <w:start w:val="1"/>
+      <w:numFmt w:val="bullet"/>
+      <w:lvlText w:val="o"/>
+      <w:lvlJc w:val="left"/>
+      <w:pPr>
+        <w:ind w:left="3524" w:hanging="360"/>
+      </w:pPr>
+      <w:rPr>
+        <w:rFonts w:ascii="Courier New" w:hAnsi="Courier New" w:cs="Courier New" w:hint="default"/>
+      </w:rPr>
+    </w:lvl>
+    <w:lvl w:ilvl="5" w:tplc="0C000005" w:tentative="1">
+      <w:start w:val="1"/>
+      <w:numFmt w:val="bullet"/>
+      <w:lvlText w:val=""/>
+      <w:lvlJc w:val="left"/>
+      <w:pPr>
+        <w:ind w:left="4244" w:hanging="360"/>
+      </w:pPr>
+      <w:rPr>
+        <w:rFonts w:ascii="Wingdings" w:hAnsi="Wingdings" w:hint="default"/>
+      </w:rPr>
+    </w:lvl>
+    <w:lvl w:ilvl="6" w:tplc="0C000001" w:tentative="1">
+      <w:start w:val="1"/>
+      <w:numFmt w:val="bullet"/>
+      <w:lvlText w:val=""/>
+      <w:lvlJc w:val="left"/>
+      <w:pPr>
+        <w:ind w:left="4964" w:hanging="360"/>
+      </w:pPr>
+      <w:rPr>
+        <w:rFonts w:ascii="Symbol" w:hAnsi="Symbol" w:hint="default"/>
+      </w:rPr>
+    </w:lvl>
+    <w:lvl w:ilvl="7" w:tplc="0C000003" w:tentative="1">
+      <w:start w:val="1"/>
+      <w:numFmt w:val="bullet"/>
+      <w:lvlText w:val="o"/>
+      <w:lvlJc w:val="left"/>
+      <w:pPr>
+        <w:ind w:left="5684" w:hanging="360"/>
+      </w:pPr>
+      <w:rPr>
+        <w:rFonts w:ascii="Courier New" w:hAnsi="Courier New" w:cs="Courier New" w:hint="default"/>
+      </w:rPr>
+    </w:lvl>
+    <w:lvl w:ilvl="8" w:tplc="0C000005" w:tentative="1">
+      <w:start w:val="1"/>
+      <w:numFmt w:val="bullet"/>
+      <w:lvlText w:val=""/>
+      <w:lvlJc w:val="left"/>
+      <w:pPr>
+        <w:ind w:left="6404" w:hanging="360"/>
+      </w:pPr>
+      <w:rPr>
+        <w:rFonts w:ascii="Wingdings" w:hAnsi="Wingdings" w:hint="default"/>
+      </w:rPr>
+    </w:lvl>
+  </w:abstractNum>
+  <w:abstractNum w:abstractNumId="11" w15:restartNumberingAfterBreak="0">
     <w:nsid w:val="3EF27CFB"/>
     <w:multiLevelType w:val="hybridMultilevel"/>
     <w:tmpl w:val="0EE84D52"/>
@@ -4759,7 +5614,7 @@
       </w:rPr>
     </w:lvl>
   </w:abstractNum>
-  <w:abstractNum w:abstractNumId="11" w15:restartNumberingAfterBreak="0">
+  <w:abstractNum w:abstractNumId="12" w15:restartNumberingAfterBreak="0">
     <w:nsid w:val="54EC2D8D"/>
     <w:multiLevelType w:val="hybridMultilevel"/>
     <w:tmpl w:val="3CC84042"/>
@@ -4848,7 +5703,7 @@
       </w:pPr>
     </w:lvl>
   </w:abstractNum>
-  <w:abstractNum w:abstractNumId="12" w15:restartNumberingAfterBreak="0">
+  <w:abstractNum w:abstractNumId="13" w15:restartNumberingAfterBreak="0">
     <w:nsid w:val="572B5149"/>
     <w:multiLevelType w:val="hybridMultilevel"/>
     <w:tmpl w:val="365A82E0"/>
@@ -4961,7 +5816,7 @@
       </w:rPr>
     </w:lvl>
   </w:abstractNum>
-  <w:abstractNum w:abstractNumId="13" w15:restartNumberingAfterBreak="0">
+  <w:abstractNum w:abstractNumId="14" w15:restartNumberingAfterBreak="0">
     <w:nsid w:val="577E5811"/>
     <w:multiLevelType w:val="hybridMultilevel"/>
     <w:tmpl w:val="90EAF064"/>
@@ -5076,7 +5931,7 @@
       </w:rPr>
     </w:lvl>
   </w:abstractNum>
-  <w:abstractNum w:abstractNumId="14" w15:restartNumberingAfterBreak="0">
+  <w:abstractNum w:abstractNumId="15" w15:restartNumberingAfterBreak="0">
     <w:nsid w:val="5EEF3F6C"/>
     <w:multiLevelType w:val="hybridMultilevel"/>
     <w:tmpl w:val="A40E37E8"/>
@@ -5189,7 +6044,7 @@
       </w:rPr>
     </w:lvl>
   </w:abstractNum>
-  <w:abstractNum w:abstractNumId="15" w15:restartNumberingAfterBreak="0">
+  <w:abstractNum w:abstractNumId="16" w15:restartNumberingAfterBreak="0">
     <w:nsid w:val="5F3A79AB"/>
     <w:multiLevelType w:val="hybridMultilevel"/>
     <w:tmpl w:val="C19064D4"/>
@@ -5304,7 +6159,7 @@
       </w:rPr>
     </w:lvl>
   </w:abstractNum>
-  <w:abstractNum w:abstractNumId="16" w15:restartNumberingAfterBreak="0">
+  <w:abstractNum w:abstractNumId="17" w15:restartNumberingAfterBreak="0">
     <w:nsid w:val="6C1C3657"/>
     <w:multiLevelType w:val="hybridMultilevel"/>
     <w:tmpl w:val="F3FA5564"/>
@@ -5400,13 +6255,13 @@
     <w:abstractNumId w:val="6"/>
   </w:num>
   <w:num w:numId="3" w16cid:durableId="2012290929">
-    <w:abstractNumId w:val="13"/>
+    <w:abstractNumId w:val="14"/>
   </w:num>
   <w:num w:numId="4" w16cid:durableId="1555310624">
     <w:abstractNumId w:val="7"/>
   </w:num>
   <w:num w:numId="5" w16cid:durableId="618218922">
-    <w:abstractNumId w:val="10"/>
+    <w:abstractNumId w:val="11"/>
   </w:num>
   <w:num w:numId="6" w16cid:durableId="61611710">
     <w:abstractNumId w:val="4"/>
@@ -5415,7 +6270,7 @@
     <w:abstractNumId w:val="0"/>
   </w:num>
   <w:num w:numId="8" w16cid:durableId="1047804059">
-    <w:abstractNumId w:val="15"/>
+    <w:abstractNumId w:val="16"/>
   </w:num>
   <w:num w:numId="9" w16cid:durableId="1129127600">
     <w:abstractNumId w:val="1"/>
@@ -5424,25 +6279,28 @@
     <w:abstractNumId w:val="2"/>
   </w:num>
   <w:num w:numId="11" w16cid:durableId="632293758">
-    <w:abstractNumId w:val="12"/>
+    <w:abstractNumId w:val="13"/>
   </w:num>
   <w:num w:numId="12" w16cid:durableId="1713457422">
-    <w:abstractNumId w:val="14"/>
+    <w:abstractNumId w:val="15"/>
   </w:num>
   <w:num w:numId="13" w16cid:durableId="1556964813">
     <w:abstractNumId w:val="3"/>
   </w:num>
   <w:num w:numId="14" w16cid:durableId="2126726421">
-    <w:abstractNumId w:val="11"/>
+    <w:abstractNumId w:val="12"/>
   </w:num>
   <w:num w:numId="15" w16cid:durableId="1677032653">
     <w:abstractNumId w:val="9"/>
   </w:num>
   <w:num w:numId="16" w16cid:durableId="2108381851">
-    <w:abstractNumId w:val="16"/>
+    <w:abstractNumId w:val="17"/>
   </w:num>
   <w:num w:numId="17" w16cid:durableId="301231807">
     <w:abstractNumId w:val="5"/>
+  </w:num>
+  <w:num w:numId="18" w16cid:durableId="1792169520">
+    <w:abstractNumId w:val="10"/>
   </w:num>
 </w:numbering>
 </file>
@@ -5847,7 +6705,7 @@
   <w:style w:type="paragraph" w:default="1" w:styleId="Normal">
     <w:name w:val="Normal"/>
     <w:qFormat/>
-    <w:rsid w:val="00B5490F"/>
+    <w:rsid w:val="00D63B1B"/>
   </w:style>
   <w:style w:type="paragraph" w:styleId="Heading1">
     <w:name w:val="heading 1"/>
@@ -6432,6 +7290,18 @@
     <w:uiPriority w:val="99"/>
     <w:rsid w:val="000B2301"/>
   </w:style>
+  <w:style w:type="character" w:styleId="FollowedHyperlink">
+    <w:name w:val="FollowedHyperlink"/>
+    <w:basedOn w:val="DefaultParagraphFont"/>
+    <w:uiPriority w:val="99"/>
+    <w:semiHidden/>
+    <w:unhideWhenUsed/>
+    <w:rsid w:val="00662487"/>
+    <w:rPr>
+      <w:color w:val="96607D" w:themeColor="followedHyperlink"/>
+      <w:u w:val="single"/>
+    </w:rPr>
+  </w:style>
 </w:styles>
 </file>
 

--- a/new-phd-cv.docx
+++ b/new-phd-cv.docx
@@ -494,13 +494,7 @@
         <w:t xml:space="preserve">: </w:t>
       </w:r>
       <w:r>
-        <w:t>A</w:t>
-      </w:r>
-      <w:r>
-        <w:t xml:space="preserve"> Residual</w:t>
-      </w:r>
-      <w:r>
-        <w:t xml:space="preserve"> Hybrid Deep Learning Framework for Missing Data Imputation in IoT Sensor Data Using LSTM and Variational Autoencoders</w:t>
+        <w:t>Gap-Geometry-Driven Imputation of IoT Temperature Time Series: Deterministic Priors with Validation-Gated Neural Correction</w:t>
       </w:r>
     </w:p>
     <w:p>
@@ -930,7 +924,7 @@
         </w:numPr>
       </w:pPr>
       <w:r>
-        <w:t xml:space="preserve">Artificial Intelligence (AI) and </w:t>
+        <w:t xml:space="preserve">AI and </w:t>
       </w:r>
       <w:r>
         <w:t>Machine Learning Systems Engineering</w:t>
@@ -943,6 +937,9 @@
       </w:r>
       <w:r>
         <w:t>Orchestration)</w:t>
+      </w:r>
+      <w:r>
+        <w:t>, Autonomous Systems</w:t>
       </w:r>
     </w:p>
     <w:p>
@@ -958,7 +955,16 @@
         <w:spacing w:after="0"/>
       </w:pPr>
       <w:r>
-        <w:t>Secure learning for Wireless and IoT Systems, and Data Analytics</w:t>
+        <w:t>R</w:t>
+      </w:r>
+      <w:r>
+        <w:t>eliable machine learning for intelligent sensing, uncertainty-aware inferenc</w:t>
+      </w:r>
+      <w:r>
+        <w:t>ing, and e</w:t>
+      </w:r>
+      <w:r>
+        <w:t>dge AI</w:t>
       </w:r>
     </w:p>
     <w:p>
@@ -1536,7 +1542,35 @@
           <w:b/>
           <w:bCs/>
         </w:rPr>
-        <w:t>Kyeremanteng, P. S., et al.</w:t>
+        <w:t>Kyeremanteng, P. S., et al</w:t>
+      </w:r>
+      <w:r>
+        <w:rPr>
+          <w:b/>
+          <w:bCs/>
+        </w:rPr>
+        <w:t xml:space="preserve"> </w:t>
+      </w:r>
+      <w:r>
+        <w:rPr>
+          <w:b/>
+          <w:bCs/>
+        </w:rPr>
+        <w:t>(</w:t>
+      </w:r>
+      <w:r>
+        <w:rPr>
+          <w:b/>
+          <w:bCs/>
+        </w:rPr>
+        <w:t>2026</w:t>
+      </w:r>
+      <w:r>
+        <w:rPr>
+          <w:b/>
+          <w:bCs/>
+        </w:rPr>
+        <w:t>).</w:t>
       </w:r>
     </w:p>
     <w:p>
@@ -1575,14 +1609,19 @@
           <w:b/>
           <w:bCs/>
         </w:rPr>
-        <w:t>Manuscript ID:</w:t>
+        <w:t>DOI:</w:t>
       </w:r>
       <w:r>
         <w:t xml:space="preserve"> </w:t>
       </w:r>
-      <w:r>
-        <w:t>SMC-2025-10-0088.R2</w:t>
-      </w:r>
+      <w:hyperlink r:id="rId18" w:history="1">
+        <w:r>
+          <w:rPr>
+            <w:rStyle w:val="Hyperlink"/>
+          </w:rPr>
+          <w:t>http://dx.doi.org/10.1049/smc2.70034</w:t>
+        </w:r>
+      </w:hyperlink>
       <w:r>
         <w:t xml:space="preserve"> || </w:t>
       </w:r>
@@ -1591,7 +1630,7 @@
           <w:b/>
           <w:bCs/>
         </w:rPr>
-        <w:t>Under Review</w:t>
+        <w:t>Co-Author</w:t>
       </w:r>
     </w:p>
     <w:p>
@@ -1841,7 +1880,7 @@
         </w:rPr>
         <w:t xml:space="preserve"> </w:t>
       </w:r>
-      <w:hyperlink r:id="rId18" w:history="1">
+      <w:hyperlink r:id="rId19" w:history="1">
         <w:r>
           <w:rPr>
             <w:rStyle w:val="Hyperlink"/>
@@ -2036,7 +2075,7 @@
         </w:rPr>
         <w:t xml:space="preserve">Lead Software Engineer | </w:t>
       </w:r>
-      <w:hyperlink r:id="rId19" w:history="1">
+      <w:hyperlink r:id="rId20" w:history="1">
         <w:r>
           <w:rPr>
             <w:rStyle w:val="Hyperlink"/>
@@ -2156,7 +2195,7 @@
         </w:rPr>
         <w:t xml:space="preserve">| </w:t>
       </w:r>
-      <w:hyperlink r:id="rId20" w:history="1">
+      <w:hyperlink r:id="rId21" w:history="1">
         <w:r>
           <w:rPr>
             <w:rStyle w:val="Hyperlink"/>
@@ -2299,7 +2338,7 @@
         </w:rPr>
         <w:t xml:space="preserve">Founder | </w:t>
       </w:r>
-      <w:hyperlink r:id="rId21" w:history="1">
+      <w:hyperlink r:id="rId22" w:history="1">
         <w:r>
           <w:rPr>
             <w:rStyle w:val="Hyperlink"/>
@@ -2559,211 +2598,6 @@
           <w:bCs/>
         </w:rPr>
         <w:t xml:space="preserve">Transport and Hospitality Management Software </w:t>
-      </w:r>
-      <w:r>
-        <w:rPr>
-          <w:b/>
-          <w:bCs/>
-        </w:rPr>
-        <w:t xml:space="preserve">| </w:t>
-      </w:r>
-      <w:hyperlink r:id="rId22" w:history="1">
-        <w:r>
-          <w:rPr>
-            <w:rStyle w:val="Hyperlink"/>
-            <w:b/>
-            <w:bCs/>
-          </w:rPr>
-          <w:t>Link</w:t>
-        </w:r>
-      </w:hyperlink>
-      <w:r>
-        <w:rPr>
-          <w:b/>
-          <w:bCs/>
-        </w:rPr>
-        <w:t xml:space="preserve"> </w:t>
-      </w:r>
-      <w:r>
-        <w:rPr>
-          <w:b/>
-          <w:bCs/>
-        </w:rPr>
-        <w:tab/>
-      </w:r>
-      <w:r>
-        <w:rPr>
-          <w:b/>
-          <w:bCs/>
-        </w:rPr>
-        <w:tab/>
-      </w:r>
-      <w:r>
-        <w:rPr>
-          <w:b/>
-          <w:bCs/>
-        </w:rPr>
-        <w:tab/>
-      </w:r>
-      <w:r>
-        <w:rPr>
-          <w:b/>
-          <w:bCs/>
-        </w:rPr>
-        <w:tab/>
-      </w:r>
-      <w:r>
-        <w:rPr>
-          <w:b/>
-          <w:bCs/>
-        </w:rPr>
-        <w:t xml:space="preserve">                  </w:t>
-      </w:r>
-      <w:r>
-        <w:rPr>
-          <w:b/>
-          <w:bCs/>
-        </w:rPr>
-        <w:t xml:space="preserve"> </w:t>
-      </w:r>
-      <w:r>
-        <w:rPr>
-          <w:b/>
-          <w:bCs/>
-        </w:rPr>
-        <w:t xml:space="preserve">  </w:t>
-      </w:r>
-      <w:r>
-        <w:rPr>
-          <w:b/>
-          <w:bCs/>
-        </w:rPr>
-        <w:t>July</w:t>
-      </w:r>
-      <w:r>
-        <w:rPr>
-          <w:b/>
-          <w:bCs/>
-        </w:rPr>
-        <w:t xml:space="preserve"> 2026</w:t>
-      </w:r>
-    </w:p>
-    <w:p>
-      <w:pPr>
-        <w:pStyle w:val="ListParagraph"/>
-        <w:numPr>
-          <w:ilvl w:val="0"/>
-          <w:numId w:val="9"/>
-        </w:numPr>
-      </w:pPr>
-      <w:r>
-        <w:t xml:space="preserve">Built a </w:t>
-      </w:r>
-      <w:r>
-        <w:t>holistic vehicle rental and guest house booking management system</w:t>
-      </w:r>
-      <w:r>
-        <w:t>.</w:t>
-      </w:r>
-    </w:p>
-    <w:p>
-      <w:pPr>
-        <w:pStyle w:val="ListParagraph"/>
-        <w:numPr>
-          <w:ilvl w:val="0"/>
-          <w:numId w:val="9"/>
-        </w:numPr>
-      </w:pPr>
-      <w:r>
-        <w:t>System included payment integration, idempotent and atomic transaction processing</w:t>
-      </w:r>
-      <w:r>
-        <w:t>.</w:t>
-      </w:r>
-    </w:p>
-    <w:p>
-      <w:pPr>
-        <w:pStyle w:val="ListParagraph"/>
-        <w:numPr>
-          <w:ilvl w:val="0"/>
-          <w:numId w:val="9"/>
-        </w:numPr>
-        <w:spacing w:before="100" w:beforeAutospacing="1" w:after="100" w:afterAutospacing="1" w:line="240" w:lineRule="auto"/>
-        <w:rPr>
-          <w:rFonts w:ascii="Times New Roman" w:eastAsia="Times New Roman" w:hAnsi="Times New Roman" w:cs="Times New Roman"/>
-          <w:kern w:val="0"/>
-          <w:sz w:val="24"/>
-          <w:szCs w:val="24"/>
-          <w:lang w:eastAsia="en-GH"/>
-          <w14:ligatures w14:val="none"/>
-        </w:rPr>
-      </w:pPr>
-      <w:r>
-        <w:rPr>
-          <w:rFonts w:ascii="Times New Roman" w:eastAsia="Times New Roman" w:hAnsi="Times New Roman" w:cs="Times New Roman"/>
-          <w:kern w:val="0"/>
-          <w:sz w:val="24"/>
-          <w:szCs w:val="24"/>
-          <w:lang w:eastAsia="en-GH"/>
-          <w14:ligatures w14:val="none"/>
-        </w:rPr>
-        <w:t>Comprehensive dashboard for managing and monitoring fleets and guest houses</w:t>
-      </w:r>
-      <w:r>
-        <w:rPr>
-          <w:rFonts w:ascii="Times New Roman" w:eastAsia="Times New Roman" w:hAnsi="Times New Roman" w:cs="Times New Roman"/>
-          <w:kern w:val="0"/>
-          <w:sz w:val="24"/>
-          <w:szCs w:val="24"/>
-          <w:lang w:eastAsia="en-GH"/>
-          <w14:ligatures w14:val="none"/>
-        </w:rPr>
-        <w:t>.</w:t>
-      </w:r>
-    </w:p>
-    <w:p>
-      <w:pPr>
-        <w:pStyle w:val="ListParagraph"/>
-        <w:numPr>
-          <w:ilvl w:val="0"/>
-          <w:numId w:val="9"/>
-        </w:numPr>
-        <w:spacing w:before="100" w:beforeAutospacing="1" w:after="100" w:afterAutospacing="1" w:line="240" w:lineRule="auto"/>
-        <w:rPr>
-          <w:rFonts w:ascii="Times New Roman" w:eastAsia="Times New Roman" w:hAnsi="Times New Roman" w:cs="Times New Roman"/>
-          <w:kern w:val="0"/>
-          <w:sz w:val="24"/>
-          <w:szCs w:val="24"/>
-          <w:lang w:eastAsia="en-GH"/>
-          <w14:ligatures w14:val="none"/>
-        </w:rPr>
-      </w:pPr>
-      <w:r>
-        <w:rPr>
-          <w:rFonts w:ascii="Times New Roman" w:eastAsia="Times New Roman" w:hAnsi="Times New Roman" w:cs="Times New Roman"/>
-          <w:kern w:val="0"/>
-          <w:sz w:val="24"/>
-          <w:szCs w:val="24"/>
-          <w:lang w:eastAsia="en-GH"/>
-          <w14:ligatures w14:val="none"/>
-        </w:rPr>
-        <w:t>System operates at a 99.9% availability/up time.</w:t>
-      </w:r>
-    </w:p>
-    <w:p>
-      <w:pPr>
-        <w:spacing w:after="0"/>
-        <w:rPr>
-          <w:b/>
-          <w:bCs/>
-        </w:rPr>
-      </w:pPr>
-      <w:r>
-        <w:rPr>
-          <w:b/>
-          <w:bCs/>
-        </w:rPr>
-        <w:t xml:space="preserve">Projection Software </w:t>
       </w:r>
       <w:r>
         <w:rPr>
@@ -2822,36 +2656,28 @@
           <w:b/>
           <w:bCs/>
         </w:rPr>
-        <w:t xml:space="preserve">                            </w:t>
-      </w:r>
-      <w:r>
-        <w:rPr>
-          <w:b/>
-          <w:bCs/>
-        </w:rPr>
-        <w:tab/>
-      </w:r>
-      <w:r>
-        <w:rPr>
-          <w:b/>
-          <w:bCs/>
-        </w:rPr>
-        <w:tab/>
-      </w:r>
-      <w:r>
-        <w:rPr>
-          <w:b/>
-          <w:bCs/>
-        </w:rPr>
-        <w:tab/>
-      </w:r>
-      <w:r>
-        <w:rPr>
-          <w:b/>
-          <w:bCs/>
-        </w:rPr>
-        <w:tab/>
-        <w:t>April</w:t>
+        <w:t xml:space="preserve">                  </w:t>
+      </w:r>
+      <w:r>
+        <w:rPr>
+          <w:b/>
+          <w:bCs/>
+        </w:rPr>
+        <w:t xml:space="preserve"> </w:t>
+      </w:r>
+      <w:r>
+        <w:rPr>
+          <w:b/>
+          <w:bCs/>
+        </w:rPr>
+        <w:t xml:space="preserve">  </w:t>
+      </w:r>
+      <w:r>
+        <w:rPr>
+          <w:b/>
+          <w:bCs/>
+        </w:rPr>
+        <w:t>July</w:t>
       </w:r>
       <w:r>
         <w:rPr>
@@ -2870,7 +2696,13 @@
         </w:numPr>
       </w:pPr>
       <w:r>
-        <w:t>Built a desktop church projection platform using Tauri, React, and SQLite.</w:t>
+        <w:t xml:space="preserve">Built a </w:t>
+      </w:r>
+      <w:r>
+        <w:t>holistic vehicle rental and guest house booking management system</w:t>
+      </w:r>
+      <w:r>
+        <w:t>.</w:t>
       </w:r>
     </w:p>
     <w:p>
@@ -2882,7 +2714,10 @@
         </w:numPr>
       </w:pPr>
       <w:r>
-        <w:t>Developed a real-time dual-window projection and display engine.</w:t>
+        <w:t>System included payment integration, idempotent and atomic transaction processing</w:t>
+      </w:r>
+      <w:r>
+        <w:t>.</w:t>
       </w:r>
     </w:p>
     <w:p>
@@ -2911,7 +2746,7 @@
           <w:lang w:eastAsia="en-GH"/>
           <w14:ligatures w14:val="none"/>
         </w:rPr>
-        <w:t>Engineered offline content management for scriptures, hymns, and announcements</w:t>
+        <w:t>Comprehensive dashboard for managing and monitoring fleets and guest houses</w:t>
       </w:r>
       <w:r>
         <w:rPr>
@@ -2927,6 +2762,35 @@
     </w:p>
     <w:p>
       <w:pPr>
+        <w:pStyle w:val="ListParagraph"/>
+        <w:numPr>
+          <w:ilvl w:val="0"/>
+          <w:numId w:val="9"/>
+        </w:numPr>
+        <w:spacing w:before="100" w:beforeAutospacing="1" w:after="100" w:afterAutospacing="1" w:line="240" w:lineRule="auto"/>
+        <w:rPr>
+          <w:rFonts w:ascii="Times New Roman" w:eastAsia="Times New Roman" w:hAnsi="Times New Roman" w:cs="Times New Roman"/>
+          <w:kern w:val="0"/>
+          <w:sz w:val="24"/>
+          <w:szCs w:val="24"/>
+          <w:lang w:eastAsia="en-GH"/>
+          <w14:ligatures w14:val="none"/>
+        </w:rPr>
+      </w:pPr>
+      <w:r>
+        <w:rPr>
+          <w:rFonts w:ascii="Times New Roman" w:eastAsia="Times New Roman" w:hAnsi="Times New Roman" w:cs="Times New Roman"/>
+          <w:kern w:val="0"/>
+          <w:sz w:val="24"/>
+          <w:szCs w:val="24"/>
+          <w:lang w:eastAsia="en-GH"/>
+          <w14:ligatures w14:val="none"/>
+        </w:rPr>
+        <w:t>System operates at a 99.9% availability/up time.</w:t>
+      </w:r>
+    </w:p>
+    <w:p>
+      <w:pPr>
         <w:spacing w:after="0"/>
         <w:rPr>
           <w:b/>
@@ -2938,28 +2802,7 @@
           <w:b/>
           <w:bCs/>
         </w:rPr>
-        <w:t>Afri</w:t>
-      </w:r>
-      <w:r>
-        <w:rPr>
-          <w:b/>
-          <w:bCs/>
-        </w:rPr>
-        <w:t>Learn</w:t>
-      </w:r>
-      <w:r>
-        <w:rPr>
-          <w:b/>
-          <w:bCs/>
-        </w:rPr>
-        <w:t xml:space="preserve"> </w:t>
-      </w:r>
-      <w:r>
-        <w:rPr>
-          <w:b/>
-          <w:bCs/>
-        </w:rPr>
-        <w:t xml:space="preserve">Digital Learning Platform </w:t>
+        <w:t xml:space="preserve">Projection Software </w:t>
       </w:r>
       <w:r>
         <w:rPr>
@@ -3018,48 +2861,35 @@
           <w:b/>
           <w:bCs/>
         </w:rPr>
-        <w:t xml:space="preserve">          </w:t>
-      </w:r>
-      <w:r>
-        <w:rPr>
-          <w:b/>
-          <w:bCs/>
-        </w:rPr>
-        <w:t xml:space="preserve">  </w:t>
-      </w:r>
-      <w:r>
-        <w:rPr>
-          <w:b/>
-          <w:bCs/>
-        </w:rPr>
-        <w:t xml:space="preserve">                </w:t>
-      </w:r>
-      <w:r>
-        <w:rPr>
-          <w:b/>
-          <w:bCs/>
-        </w:rPr>
-        <w:t>Oct 2025</w:t>
-      </w:r>
-      <w:r>
-        <w:rPr>
-          <w:b/>
-          <w:bCs/>
-        </w:rPr>
-        <w:t xml:space="preserve"> </w:t>
-      </w:r>
-      <w:r>
-        <w:rPr>
-          <w:b/>
-          <w:bCs/>
-        </w:rPr>
-        <w:t xml:space="preserve">- </w:t>
-      </w:r>
-      <w:r>
-        <w:rPr>
-          <w:b/>
-          <w:bCs/>
-        </w:rPr>
+        <w:t xml:space="preserve">                            </w:t>
+      </w:r>
+      <w:r>
+        <w:rPr>
+          <w:b/>
+          <w:bCs/>
+        </w:rPr>
+        <w:tab/>
+      </w:r>
+      <w:r>
+        <w:rPr>
+          <w:b/>
+          <w:bCs/>
+        </w:rPr>
+        <w:tab/>
+      </w:r>
+      <w:r>
+        <w:rPr>
+          <w:b/>
+          <w:bCs/>
+        </w:rPr>
+        <w:tab/>
+      </w:r>
+      <w:r>
+        <w:rPr>
+          <w:b/>
+          <w:bCs/>
+        </w:rPr>
+        <w:tab/>
         <w:t>April</w:t>
       </w:r>
       <w:r>
@@ -3079,19 +2909,7 @@
         </w:numPr>
       </w:pPr>
       <w:r>
-        <w:t>Built an offline-first</w:t>
-      </w:r>
-      <w:r>
-        <w:t xml:space="preserve"> national digital learning</w:t>
-      </w:r>
-      <w:r>
-        <w:t xml:space="preserve"> </w:t>
-      </w:r>
-      <w:r>
-        <w:t>platform for Liberia’s Ministry of Education</w:t>
-      </w:r>
-      <w:r>
-        <w:t>.</w:t>
+        <w:t>Built a desktop church projection platform using Tauri, React, and SQLite.</w:t>
       </w:r>
     </w:p>
     <w:p>
@@ -3103,7 +2921,7 @@
         </w:numPr>
       </w:pPr>
       <w:r>
-        <w:t>System includes easy-to-deploy hardware ‘boxes’ deployable in low connectivity areas.</w:t>
+        <w:t>Developed a real-time dual-window projection and display engine.</w:t>
       </w:r>
     </w:p>
     <w:p>
@@ -3124,35 +2942,6 @@
         </w:rPr>
       </w:pPr>
       <w:r>
-        <w:t xml:space="preserve">Automatic updation and </w:t>
-      </w:r>
-      <w:r>
-        <w:t>sync</w:t>
-      </w:r>
-      <w:r>
-        <w:t>hronization</w:t>
-      </w:r>
-      <w:r>
-        <w:t xml:space="preserve"> of educational content (videos, </w:t>
-      </w:r>
-      <w:r>
-        <w:t xml:space="preserve">Audio, </w:t>
-      </w:r>
-      <w:r>
-        <w:t>PDFs, etc.)</w:t>
-      </w:r>
-      <w:r>
-        <w:t>.</w:t>
-      </w:r>
-    </w:p>
-    <w:p>
-      <w:pPr>
-        <w:pStyle w:val="ListParagraph"/>
-        <w:numPr>
-          <w:ilvl w:val="0"/>
-          <w:numId w:val="9"/>
-        </w:numPr>
-        <w:spacing w:before="100" w:beforeAutospacing="1" w:after="100" w:afterAutospacing="1" w:line="240" w:lineRule="auto"/>
         <w:rPr>
           <w:rFonts w:ascii="Times New Roman" w:eastAsia="Times New Roman" w:hAnsi="Times New Roman" w:cs="Times New Roman"/>
           <w:kern w:val="0"/>
@@ -3161,7 +2950,8 @@
           <w:lang w:eastAsia="en-GH"/>
           <w14:ligatures w14:val="none"/>
         </w:rPr>
-      </w:pPr>
+        <w:t>Engineered offline content management for scriptures, hymns, and announcements</w:t>
+      </w:r>
       <w:r>
         <w:rPr>
           <w:rFonts w:ascii="Times New Roman" w:eastAsia="Times New Roman" w:hAnsi="Times New Roman" w:cs="Times New Roman"/>
@@ -3171,9 +2961,198 @@
           <w:lang w:eastAsia="en-GH"/>
           <w14:ligatures w14:val="none"/>
         </w:rPr>
-        <w:t>Uses LLM to suggest and generate personalized lessons and assessments for learners</w:t>
-      </w:r>
-      <w:r>
+        <w:t>.</w:t>
+      </w:r>
+    </w:p>
+    <w:p>
+      <w:pPr>
+        <w:spacing w:after="0"/>
+        <w:rPr>
+          <w:b/>
+          <w:bCs/>
+        </w:rPr>
+      </w:pPr>
+      <w:r>
+        <w:rPr>
+          <w:b/>
+          <w:bCs/>
+        </w:rPr>
+        <w:t>Afri</w:t>
+      </w:r>
+      <w:r>
+        <w:rPr>
+          <w:b/>
+          <w:bCs/>
+        </w:rPr>
+        <w:t>Learn</w:t>
+      </w:r>
+      <w:r>
+        <w:rPr>
+          <w:b/>
+          <w:bCs/>
+        </w:rPr>
+        <w:t xml:space="preserve"> </w:t>
+      </w:r>
+      <w:r>
+        <w:rPr>
+          <w:b/>
+          <w:bCs/>
+        </w:rPr>
+        <w:t xml:space="preserve">Digital Learning Platform </w:t>
+      </w:r>
+      <w:r>
+        <w:rPr>
+          <w:b/>
+          <w:bCs/>
+        </w:rPr>
+        <w:t xml:space="preserve">| </w:t>
+      </w:r>
+      <w:hyperlink r:id="rId25" w:history="1">
+        <w:r>
+          <w:rPr>
+            <w:rStyle w:val="Hyperlink"/>
+            <w:b/>
+            <w:bCs/>
+          </w:rPr>
+          <w:t>Link</w:t>
+        </w:r>
+      </w:hyperlink>
+      <w:r>
+        <w:rPr>
+          <w:b/>
+          <w:bCs/>
+        </w:rPr>
+        <w:t xml:space="preserve"> </w:t>
+      </w:r>
+      <w:r>
+        <w:rPr>
+          <w:b/>
+          <w:bCs/>
+        </w:rPr>
+        <w:tab/>
+      </w:r>
+      <w:r>
+        <w:rPr>
+          <w:b/>
+          <w:bCs/>
+        </w:rPr>
+        <w:tab/>
+      </w:r>
+      <w:r>
+        <w:rPr>
+          <w:b/>
+          <w:bCs/>
+        </w:rPr>
+        <w:tab/>
+      </w:r>
+      <w:r>
+        <w:rPr>
+          <w:b/>
+          <w:bCs/>
+        </w:rPr>
+        <w:tab/>
+      </w:r>
+      <w:r>
+        <w:rPr>
+          <w:b/>
+          <w:bCs/>
+        </w:rPr>
+        <w:t xml:space="preserve">          </w:t>
+      </w:r>
+      <w:r>
+        <w:rPr>
+          <w:b/>
+          <w:bCs/>
+        </w:rPr>
+        <w:t xml:space="preserve">  </w:t>
+      </w:r>
+      <w:r>
+        <w:rPr>
+          <w:b/>
+          <w:bCs/>
+        </w:rPr>
+        <w:t xml:space="preserve">                </w:t>
+      </w:r>
+      <w:r>
+        <w:rPr>
+          <w:b/>
+          <w:bCs/>
+        </w:rPr>
+        <w:t>Oct 2025</w:t>
+      </w:r>
+      <w:r>
+        <w:rPr>
+          <w:b/>
+          <w:bCs/>
+        </w:rPr>
+        <w:t xml:space="preserve"> </w:t>
+      </w:r>
+      <w:r>
+        <w:rPr>
+          <w:b/>
+          <w:bCs/>
+        </w:rPr>
+        <w:t xml:space="preserve">- </w:t>
+      </w:r>
+      <w:r>
+        <w:rPr>
+          <w:b/>
+          <w:bCs/>
+        </w:rPr>
+        <w:t>April</w:t>
+      </w:r>
+      <w:r>
+        <w:rPr>
+          <w:b/>
+          <w:bCs/>
+        </w:rPr>
+        <w:t xml:space="preserve"> 2026</w:t>
+      </w:r>
+    </w:p>
+    <w:p>
+      <w:pPr>
+        <w:pStyle w:val="ListParagraph"/>
+        <w:numPr>
+          <w:ilvl w:val="0"/>
+          <w:numId w:val="9"/>
+        </w:numPr>
+      </w:pPr>
+      <w:r>
+        <w:t>Built an offline-first</w:t>
+      </w:r>
+      <w:r>
+        <w:t xml:space="preserve"> national digital learning</w:t>
+      </w:r>
+      <w:r>
+        <w:t xml:space="preserve"> </w:t>
+      </w:r>
+      <w:r>
+        <w:t>platform for Liberia’s Ministry of Education</w:t>
+      </w:r>
+      <w:r>
+        <w:t>.</w:t>
+      </w:r>
+    </w:p>
+    <w:p>
+      <w:pPr>
+        <w:pStyle w:val="ListParagraph"/>
+        <w:numPr>
+          <w:ilvl w:val="0"/>
+          <w:numId w:val="9"/>
+        </w:numPr>
+      </w:pPr>
+      <w:r>
+        <w:t>System includes easy-to-deploy hardware ‘boxes’ deployable in low connectivity areas.</w:t>
+      </w:r>
+    </w:p>
+    <w:p>
+      <w:pPr>
+        <w:pStyle w:val="ListParagraph"/>
+        <w:numPr>
+          <w:ilvl w:val="0"/>
+          <w:numId w:val="9"/>
+        </w:numPr>
+        <w:spacing w:before="100" w:beforeAutospacing="1" w:after="100" w:afterAutospacing="1" w:line="240" w:lineRule="auto"/>
         <w:rPr>
           <w:rFonts w:ascii="Times New Roman" w:eastAsia="Times New Roman" w:hAnsi="Times New Roman" w:cs="Times New Roman"/>
           <w:kern w:val="0"/>
@@ -3182,12 +3161,37 @@
           <w:lang w:eastAsia="en-GH"/>
           <w14:ligatures w14:val="none"/>
         </w:rPr>
+      </w:pPr>
+      <w:r>
+        <w:t xml:space="preserve">Automatic updation and </w:t>
+      </w:r>
+      <w:r>
+        <w:t>sync</w:t>
+      </w:r>
+      <w:r>
+        <w:t>hronization</w:t>
+      </w:r>
+      <w:r>
+        <w:t xml:space="preserve"> of educational content (videos, </w:t>
+      </w:r>
+      <w:r>
+        <w:t xml:space="preserve">Audio, </w:t>
+      </w:r>
+      <w:r>
+        <w:t>PDFs, etc.)</w:t>
+      </w:r>
+      <w:r>
         <w:t>.</w:t>
       </w:r>
     </w:p>
     <w:p>
       <w:pPr>
-        <w:spacing w:before="100" w:beforeAutospacing="1" w:after="0" w:line="240" w:lineRule="auto"/>
+        <w:pStyle w:val="ListParagraph"/>
+        <w:numPr>
+          <w:ilvl w:val="0"/>
+          <w:numId w:val="9"/>
+        </w:numPr>
+        <w:spacing w:before="100" w:beforeAutospacing="1" w:after="100" w:afterAutospacing="1" w:line="240" w:lineRule="auto"/>
         <w:rPr>
           <w:rFonts w:ascii="Times New Roman" w:eastAsia="Times New Roman" w:hAnsi="Times New Roman" w:cs="Times New Roman"/>
           <w:kern w:val="0"/>
@@ -3200,17 +3204,52 @@
       <w:r>
         <w:rPr>
           <w:rFonts w:ascii="Times New Roman" w:eastAsia="Times New Roman" w:hAnsi="Times New Roman" w:cs="Times New Roman"/>
-          <w:b/>
-          <w:bCs/>
           <w:kern w:val="0"/>
           <w:sz w:val="24"/>
           <w:szCs w:val="24"/>
           <w:lang w:eastAsia="en-GH"/>
           <w14:ligatures w14:val="none"/>
         </w:rPr>
+        <w:t>Uses LLM to suggest and generate personalized lessons and assessments for learners</w:t>
+      </w:r>
+      <w:r>
+        <w:rPr>
+          <w:rFonts w:ascii="Times New Roman" w:eastAsia="Times New Roman" w:hAnsi="Times New Roman" w:cs="Times New Roman"/>
+          <w:kern w:val="0"/>
+          <w:sz w:val="24"/>
+          <w:szCs w:val="24"/>
+          <w:lang w:eastAsia="en-GH"/>
+          <w14:ligatures w14:val="none"/>
+        </w:rPr>
+        <w:t>.</w:t>
+      </w:r>
+    </w:p>
+    <w:p>
+      <w:pPr>
+        <w:spacing w:before="100" w:beforeAutospacing="1" w:after="0" w:line="240" w:lineRule="auto"/>
+        <w:rPr>
+          <w:rFonts w:ascii="Times New Roman" w:eastAsia="Times New Roman" w:hAnsi="Times New Roman" w:cs="Times New Roman"/>
+          <w:kern w:val="0"/>
+          <w:sz w:val="24"/>
+          <w:szCs w:val="24"/>
+          <w:lang w:eastAsia="en-GH"/>
+          <w14:ligatures w14:val="none"/>
+        </w:rPr>
+      </w:pPr>
+      <w:r>
+        <w:rPr>
+          <w:rFonts w:ascii="Times New Roman" w:eastAsia="Times New Roman" w:hAnsi="Times New Roman" w:cs="Times New Roman"/>
+          <w:b/>
+          <w:bCs/>
+          <w:kern w:val="0"/>
+          <w:sz w:val="24"/>
+          <w:szCs w:val="24"/>
+          <w:lang w:eastAsia="en-GH"/>
+          <w14:ligatures w14:val="none"/>
+        </w:rPr>
         <w:t xml:space="preserve">Synther | </w:t>
       </w:r>
-      <w:hyperlink r:id="rId25" w:history="1">
+      <w:hyperlink r:id="rId26" w:history="1">
         <w:r>
           <w:rPr>
             <w:rStyle w:val="Hyperlink"/>
@@ -3455,161 +3494,6 @@
         </w:rPr>
         <w:t xml:space="preserve"> | </w:t>
       </w:r>
-      <w:hyperlink r:id="rId26" w:history="1">
-        <w:r>
-          <w:rPr>
-            <w:rStyle w:val="Hyperlink"/>
-            <w:b/>
-            <w:bCs/>
-          </w:rPr>
-          <w:t>Link</w:t>
-        </w:r>
-      </w:hyperlink>
-      <w:r>
-        <w:rPr>
-          <w:b/>
-          <w:bCs/>
-        </w:rPr>
-        <w:tab/>
-      </w:r>
-      <w:r>
-        <w:rPr>
-          <w:b/>
-          <w:bCs/>
-        </w:rPr>
-        <w:tab/>
-      </w:r>
-      <w:r>
-        <w:rPr>
-          <w:b/>
-          <w:bCs/>
-        </w:rPr>
-        <w:tab/>
-      </w:r>
-      <w:r>
-        <w:rPr>
-          <w:b/>
-          <w:bCs/>
-        </w:rPr>
-        <w:tab/>
-      </w:r>
-      <w:r>
-        <w:rPr>
-          <w:b/>
-          <w:bCs/>
-        </w:rPr>
-        <w:tab/>
-        <w:t xml:space="preserve"> March – April 2026</w:t>
-      </w:r>
-    </w:p>
-    <w:p>
-      <w:pPr>
-        <w:pStyle w:val="ListParagraph"/>
-        <w:numPr>
-          <w:ilvl w:val="0"/>
-          <w:numId w:val="5"/>
-        </w:numPr>
-      </w:pPr>
-      <w:r>
-        <w:t>Designed/implemented</w:t>
-      </w:r>
-      <w:r>
-        <w:t xml:space="preserve"> a lightweight software-defined firewall for an NRF24-based</w:t>
-      </w:r>
-      <w:r>
-        <w:t xml:space="preserve"> IP</w:t>
-      </w:r>
-      <w:r>
-        <w:t xml:space="preserve"> network</w:t>
-      </w:r>
-      <w:r>
-        <w:t>.</w:t>
-      </w:r>
-    </w:p>
-    <w:p>
-      <w:pPr>
-        <w:pStyle w:val="ListParagraph"/>
-        <w:numPr>
-          <w:ilvl w:val="0"/>
-          <w:numId w:val="5"/>
-        </w:numPr>
-      </w:pPr>
-      <w:r>
-        <w:t>Built a full-stack system using FastAPI and React with a staged rule engine and web interface</w:t>
-      </w:r>
-      <w:r>
-        <w:t>.</w:t>
-      </w:r>
-    </w:p>
-    <w:p>
-      <w:pPr>
-        <w:pStyle w:val="ListParagraph"/>
-        <w:numPr>
-          <w:ilvl w:val="0"/>
-          <w:numId w:val="5"/>
-        </w:numPr>
-      </w:pPr>
-      <w:r>
-        <w:t xml:space="preserve">Configured </w:t>
-      </w:r>
-      <w:r>
-        <w:t xml:space="preserve">Linux </w:t>
-      </w:r>
-      <w:r>
-        <w:t>TUN interfaces, routing, NAT</w:t>
-      </w:r>
-      <w:r>
-        <w:t>,</w:t>
-      </w:r>
-      <w:r>
-        <w:t xml:space="preserve"> and integrated nftables for traffic filtering</w:t>
-      </w:r>
-      <w:r>
-        <w:t>.</w:t>
-      </w:r>
-    </w:p>
-    <w:p>
-      <w:pPr>
-        <w:pStyle w:val="ListParagraph"/>
-        <w:numPr>
-          <w:ilvl w:val="0"/>
-          <w:numId w:val="5"/>
-        </w:numPr>
-      </w:pPr>
-      <w:r>
-        <w:t>Evaluated system performance using UDP throughput and latency measurements with iperf3</w:t>
-      </w:r>
-      <w:r>
-        <w:t>.</w:t>
-      </w:r>
-    </w:p>
-    <w:p>
-      <w:pPr>
-        <w:ind w:left="284"/>
-      </w:pPr>
-    </w:p>
-    <w:p>
-      <w:pPr>
-        <w:spacing w:after="0"/>
-      </w:pPr>
-      <w:r>
-        <w:rPr>
-          <w:b/>
-          <w:bCs/>
-        </w:rPr>
-        <w:lastRenderedPageBreak/>
-        <w:t>ReviewMate</w:t>
-      </w:r>
-      <w:r>
-        <w:rPr>
-          <w:b/>
-          <w:bCs/>
-        </w:rPr>
-        <w:t xml:space="preserve"> |</w:t>
-      </w:r>
-      <w:r>
-        <w:t xml:space="preserve"> </w:t>
-      </w:r>
       <w:hyperlink r:id="rId27" w:history="1">
         <w:r>
           <w:rPr>
@@ -3621,51 +3505,40 @@
         </w:r>
       </w:hyperlink>
       <w:r>
-        <w:tab/>
-      </w:r>
-      <w:r>
-        <w:tab/>
-      </w:r>
-      <w:r>
-        <w:tab/>
-        <w:t xml:space="preserve">        </w:t>
-      </w:r>
-      <w:r>
-        <w:tab/>
-      </w:r>
-      <w:r>
-        <w:tab/>
-      </w:r>
-      <w:r>
-        <w:tab/>
-      </w:r>
-      <w:r>
-        <w:tab/>
-      </w:r>
-      <w:r>
-        <w:tab/>
-        <w:t xml:space="preserve">                      </w:t>
-      </w:r>
-      <w:r>
-        <w:rPr>
-          <w:b/>
-          <w:bCs/>
-        </w:rPr>
-        <w:t xml:space="preserve">November </w:t>
-      </w:r>
-      <w:r>
-        <w:rPr>
-          <w:b/>
-          <w:bCs/>
-        </w:rPr>
-        <w:t>202</w:t>
-      </w:r>
-      <w:r>
-        <w:rPr>
-          <w:b/>
-          <w:bCs/>
-        </w:rPr>
-        <w:t>5</w:t>
+        <w:rPr>
+          <w:b/>
+          <w:bCs/>
+        </w:rPr>
+        <w:tab/>
+      </w:r>
+      <w:r>
+        <w:rPr>
+          <w:b/>
+          <w:bCs/>
+        </w:rPr>
+        <w:tab/>
+      </w:r>
+      <w:r>
+        <w:rPr>
+          <w:b/>
+          <w:bCs/>
+        </w:rPr>
+        <w:tab/>
+      </w:r>
+      <w:r>
+        <w:rPr>
+          <w:b/>
+          <w:bCs/>
+        </w:rPr>
+        <w:tab/>
+      </w:r>
+      <w:r>
+        <w:rPr>
+          <w:b/>
+          <w:bCs/>
+        </w:rPr>
+        <w:tab/>
+        <w:t xml:space="preserve"> March – April 2026</w:t>
       </w:r>
     </w:p>
     <w:p>
@@ -3673,14 +3546,23 @@
         <w:pStyle w:val="ListParagraph"/>
         <w:numPr>
           <w:ilvl w:val="0"/>
-          <w:numId w:val="6"/>
+          <w:numId w:val="5"/>
         </w:numPr>
       </w:pPr>
       <w:r>
-        <w:t>Designed and built</w:t>
-      </w:r>
-      <w:r>
-        <w:t xml:space="preserve"> a Word add-in with an LLM-powered review agent (TypeScript, Office.js).</w:t>
+        <w:t>Designed/implemented</w:t>
+      </w:r>
+      <w:r>
+        <w:t xml:space="preserve"> a lightweight software-defined firewall for an NRF24-based</w:t>
+      </w:r>
+      <w:r>
+        <w:t xml:space="preserve"> IP</w:t>
+      </w:r>
+      <w:r>
+        <w:t xml:space="preserve"> network</w:t>
+      </w:r>
+      <w:r>
+        <w:t>.</w:t>
       </w:r>
     </w:p>
     <w:p>
@@ -3688,32 +3570,11 @@
         <w:pStyle w:val="ListParagraph"/>
         <w:numPr>
           <w:ilvl w:val="0"/>
-          <w:numId w:val="6"/>
+          <w:numId w:val="5"/>
         </w:numPr>
       </w:pPr>
       <w:r>
-        <w:t xml:space="preserve">Designed prompt-driven review workflows </w:t>
-      </w:r>
-      <w:r>
-        <w:t xml:space="preserve">to </w:t>
-      </w:r>
-      <w:r>
-        <w:t>generat</w:t>
-      </w:r>
-      <w:r>
-        <w:t>e</w:t>
-      </w:r>
-      <w:r>
-        <w:t xml:space="preserve"> structured, actionable feedback as </w:t>
-      </w:r>
-      <w:r>
-        <w:t xml:space="preserve">review </w:t>
-      </w:r>
-      <w:r>
-        <w:t>comments</w:t>
-      </w:r>
-      <w:r>
-        <w:t xml:space="preserve"> in Word</w:t>
+        <w:t>Built a full-stack system using FastAPI and React with a staged rule engine and web interface</w:t>
       </w:r>
       <w:r>
         <w:t>.</w:t>
@@ -3724,11 +3585,26 @@
         <w:pStyle w:val="ListParagraph"/>
         <w:numPr>
           <w:ilvl w:val="0"/>
-          <w:numId w:val="6"/>
+          <w:numId w:val="5"/>
         </w:numPr>
       </w:pPr>
       <w:r>
-        <w:t>Integrated OpenAI-compatible LLM pipeline with JSON outputs and resilient parsing.</w:t>
+        <w:t xml:space="preserve">Configured </w:t>
+      </w:r>
+      <w:r>
+        <w:t xml:space="preserve">Linux </w:t>
+      </w:r>
+      <w:r>
+        <w:t>TUN interfaces, routing, NAT</w:t>
+      </w:r>
+      <w:r>
+        <w:t>,</w:t>
+      </w:r>
+      <w:r>
+        <w:t xml:space="preserve"> and integrated nftables for traffic filtering</w:t>
+      </w:r>
+      <w:r>
+        <w:t>.</w:t>
       </w:r>
     </w:p>
     <w:p>
@@ -3736,12 +3612,20 @@
         <w:pStyle w:val="ListParagraph"/>
         <w:numPr>
           <w:ilvl w:val="0"/>
-          <w:numId w:val="6"/>
+          <w:numId w:val="5"/>
         </w:numPr>
       </w:pPr>
       <w:r>
-        <w:t>Added AI writing tools (trim, paraphrase, summaries) with secure API key handling.</w:t>
-      </w:r>
+        <w:t>Evaluated system performance using UDP throughput and latency measurements with iperf3</w:t>
+      </w:r>
+      <w:r>
+        <w:t>.</w:t>
+      </w:r>
+    </w:p>
+    <w:p>
+      <w:pPr>
+        <w:ind w:left="284"/>
+      </w:pPr>
     </w:p>
     <w:p>
       <w:pPr>
@@ -3752,7 +3636,15 @@
           <w:b/>
           <w:bCs/>
         </w:rPr>
-        <w:t>Admissions Management System |</w:t>
+        <w:lastRenderedPageBreak/>
+        <w:t>ReviewMate</w:t>
+      </w:r>
+      <w:r>
+        <w:rPr>
+          <w:b/>
+          <w:bCs/>
+        </w:rPr>
+        <w:t xml:space="preserve"> |</w:t>
       </w:r>
       <w:r>
         <w:t xml:space="preserve"> </w:t>
@@ -3775,6 +3667,153 @@
       </w:r>
       <w:r>
         <w:tab/>
+        <w:t xml:space="preserve">        </w:t>
+      </w:r>
+      <w:r>
+        <w:tab/>
+      </w:r>
+      <w:r>
+        <w:tab/>
+      </w:r>
+      <w:r>
+        <w:tab/>
+      </w:r>
+      <w:r>
+        <w:tab/>
+      </w:r>
+      <w:r>
+        <w:tab/>
+        <w:t xml:space="preserve">                      </w:t>
+      </w:r>
+      <w:r>
+        <w:rPr>
+          <w:b/>
+          <w:bCs/>
+        </w:rPr>
+        <w:t xml:space="preserve">November </w:t>
+      </w:r>
+      <w:r>
+        <w:rPr>
+          <w:b/>
+          <w:bCs/>
+        </w:rPr>
+        <w:t>202</w:t>
+      </w:r>
+      <w:r>
+        <w:rPr>
+          <w:b/>
+          <w:bCs/>
+        </w:rPr>
+        <w:t>5</w:t>
+      </w:r>
+    </w:p>
+    <w:p>
+      <w:pPr>
+        <w:pStyle w:val="ListParagraph"/>
+        <w:numPr>
+          <w:ilvl w:val="0"/>
+          <w:numId w:val="6"/>
+        </w:numPr>
+      </w:pPr>
+      <w:r>
+        <w:t>Designed and built</w:t>
+      </w:r>
+      <w:r>
+        <w:t xml:space="preserve"> a Word add-in with an LLM-powered review agent (TypeScript, Office.js).</w:t>
+      </w:r>
+    </w:p>
+    <w:p>
+      <w:pPr>
+        <w:pStyle w:val="ListParagraph"/>
+        <w:numPr>
+          <w:ilvl w:val="0"/>
+          <w:numId w:val="6"/>
+        </w:numPr>
+      </w:pPr>
+      <w:r>
+        <w:t xml:space="preserve">Designed prompt-driven review workflows </w:t>
+      </w:r>
+      <w:r>
+        <w:t xml:space="preserve">to </w:t>
+      </w:r>
+      <w:r>
+        <w:t>generat</w:t>
+      </w:r>
+      <w:r>
+        <w:t>e</w:t>
+      </w:r>
+      <w:r>
+        <w:t xml:space="preserve"> structured, actionable feedback as </w:t>
+      </w:r>
+      <w:r>
+        <w:t xml:space="preserve">review </w:t>
+      </w:r>
+      <w:r>
+        <w:t>comments</w:t>
+      </w:r>
+      <w:r>
+        <w:t xml:space="preserve"> in Word</w:t>
+      </w:r>
+      <w:r>
+        <w:t>.</w:t>
+      </w:r>
+    </w:p>
+    <w:p>
+      <w:pPr>
+        <w:pStyle w:val="ListParagraph"/>
+        <w:numPr>
+          <w:ilvl w:val="0"/>
+          <w:numId w:val="6"/>
+        </w:numPr>
+      </w:pPr>
+      <w:r>
+        <w:t>Integrated OpenAI-compatible LLM pipeline with JSON outputs and resilient parsing.</w:t>
+      </w:r>
+    </w:p>
+    <w:p>
+      <w:pPr>
+        <w:pStyle w:val="ListParagraph"/>
+        <w:numPr>
+          <w:ilvl w:val="0"/>
+          <w:numId w:val="6"/>
+        </w:numPr>
+      </w:pPr>
+      <w:r>
+        <w:t>Added AI writing tools (trim, paraphrase, summaries) with secure API key handling.</w:t>
+      </w:r>
+    </w:p>
+    <w:p>
+      <w:pPr>
+        <w:spacing w:after="0"/>
+      </w:pPr>
+      <w:r>
+        <w:rPr>
+          <w:b/>
+          <w:bCs/>
+        </w:rPr>
+        <w:t>Admissions Management System |</w:t>
+      </w:r>
+      <w:r>
+        <w:t xml:space="preserve"> </w:t>
+      </w:r>
+      <w:hyperlink r:id="rId29" w:history="1">
+        <w:r>
+          <w:rPr>
+            <w:rStyle w:val="Hyperlink"/>
+            <w:b/>
+            <w:bCs/>
+          </w:rPr>
+          <w:t>Link</w:t>
+        </w:r>
+      </w:hyperlink>
+      <w:r>
+        <w:tab/>
+      </w:r>
+      <w:r>
+        <w:tab/>
+      </w:r>
+      <w:r>
+        <w:tab/>
       </w:r>
       <w:r>
         <w:tab/>
@@ -3816,7 +3855,7 @@
       <w:r>
         <w:t xml:space="preserve">Designed/developed an admissions management system for </w:t>
       </w:r>
-      <w:hyperlink r:id="rId29" w:history="1">
+      <w:hyperlink r:id="rId30" w:history="1">
         <w:r>
           <w:rPr>
             <w:rStyle w:val="Hyperlink"/>
@@ -3934,7 +3973,7 @@
         <w:pStyle w:val="ListParagraph"/>
         <w:ind w:left="400"/>
       </w:pPr>
-      <w:hyperlink r:id="rId30" w:history="1">
+      <w:hyperlink r:id="rId31" w:history="1">
         <w:r>
           <w:rPr>
             <w:rStyle w:val="Hyperlink"/>
@@ -4001,7 +4040,7 @@
         <w:pStyle w:val="ListParagraph"/>
         <w:ind w:left="400"/>
       </w:pPr>
-      <w:hyperlink r:id="rId31" w:history="1">
+      <w:hyperlink r:id="rId32" w:history="1">
         <w:r>
           <w:rPr>
             <w:rStyle w:val="Hyperlink"/>
@@ -4050,7 +4089,7 @@
         <w:pStyle w:val="ListParagraph"/>
         <w:ind w:left="400"/>
       </w:pPr>
-      <w:hyperlink r:id="rId32" w:history="1">
+      <w:hyperlink r:id="rId33" w:history="1">
         <w:r>
           <w:rPr>
             <w:rStyle w:val="Hyperlink"/>
@@ -4099,7 +4138,7 @@
         <w:pStyle w:val="ListParagraph"/>
         <w:ind w:left="400"/>
       </w:pPr>
-      <w:hyperlink r:id="rId33" w:history="1">
+      <w:hyperlink r:id="rId34" w:history="1">
         <w:r>
           <w:rPr>
             <w:rStyle w:val="Hyperlink"/>
@@ -4115,7 +4154,7 @@
       </w:r>
     </w:p>
     <w:sectPr>
-      <w:footerReference w:type="default" r:id="rId34"/>
+      <w:footerReference w:type="default" r:id="rId35"/>
       <w:pgSz w:w="11906" w:h="16838"/>
       <w:pgMar w:top="1440" w:right="1133" w:bottom="1440" w:left="993" w:header="708" w:footer="708" w:gutter="0"/>
       <w:cols w:space="708"/>

--- a/new-phd-cv.docx
+++ b/new-phd-cv.docx
@@ -1,6 +1,6 @@
 
 <file path=word/document.xml><?xml version="1.0" encoding="utf-8"?>
-<w:document xmlns:wpc="http://schemas.microsoft.com/office/word/2010/wordprocessingCanvas" xmlns:cx="http://schemas.microsoft.com/office/drawing/2014/chartex" xmlns:cx1="http://schemas.microsoft.com/office/drawing/2015/9/8/chartex" xmlns:cx2="http://schemas.microsoft.com/office/drawing/2015/10/21/chartex" xmlns:cx3="http://schemas.microsoft.com/office/drawing/2016/5/9/chartex" xmlns:cx4="http://schemas.microsoft.com/office/drawing/2016/5/10/chartex" xmlns:cx5="http://schemas.microsoft.com/office/drawing/2016/5/11/chartex" xmlns:cx6="http://schemas.microsoft.com/office/drawing/2016/5/12/chartex" xmlns:cx7="http://schemas.microsoft.com/office/drawing/2016/5/13/chartex" xmlns:cx8="http://schemas.microsoft.com/office/drawing/2016/5/14/chartex" xmlns:mc="http://schemas.openxmlformats.org/markup-compatibility/2006" xmlns:aink="http://schemas.microsoft.com/office/drawing/2016/ink" xmlns:am3d="http://schemas.microsoft.com/office/drawing/2017/model3d" xmlns:o="urn:schemas-microsoft-com:office:office" xmlns:oel="http://schemas.microsoft.com/office/2019/extlst" xmlns:r="http://schemas.openxmlformats.org/officeDocument/2006/relationships" xmlns:m="http://schemas.openxmlformats.org/officeDocument/2006/math" xmlns:v="urn:schemas-microsoft-com:vml" xmlns:wp14="http://schemas.microsoft.com/office/word/2010/wordprocessingDrawing" xmlns:wp="http://schemas.openxmlformats.org/drawingml/2006/wordprocessingDrawing" xmlns:w10="urn:schemas-microsoft-com:office:word" xmlns:w="http://schemas.openxmlformats.org/wordprocessingml/2006/main" xmlns:w14="http://schemas.microsoft.com/office/word/2010/wordml" xmlns:w15="http://schemas.microsoft.com/office/word/2012/wordml" xmlns:w16cei="http://schemas.microsoft.com/office/word/2026/wordml/cei" xmlns:w16cex="http://schemas.microsoft.com/office/word/2018/wordml/cex" xmlns:w16cid="http://schemas.microsoft.com/office/word/2016/wordml/cid" xmlns:w16="http://schemas.microsoft.com/office/word/2018/wordml" xmlns:w16du="http://schemas.microsoft.com/office/word/2023/wordml/word16du" xmlns:w16sdtdh="http://schemas.microsoft.com/office/word/2020/wordml/sdtdatahash" xmlns:w16sdtfl="http://schemas.microsoft.com/office/word/2024/wordml/sdtformatlock" xmlns:w16se="http://schemas.microsoft.com/office/word/2015/wordml/symex" xmlns:wpg="http://schemas.microsoft.com/office/word/2010/wordprocessingGroup" xmlns:wpi="http://schemas.microsoft.com/office/word/2010/wordprocessingInk" xmlns:wne="http://schemas.microsoft.com/office/word/2006/wordml" xmlns:wps="http://schemas.microsoft.com/office/word/2010/wordprocessingShape" mc:Ignorable="w14 w15 w16se w16cid w16 w16cex w16sdtdh w16sdtfl w16du wp14">
+<w:document xmlns:wpc="http://schemas.microsoft.com/office/word/2010/wordprocessingCanvas" xmlns:cx="http://schemas.microsoft.com/office/drawing/2014/chartex" xmlns:cx1="http://schemas.microsoft.com/office/drawing/2015/9/8/chartex" xmlns:cx2="http://schemas.microsoft.com/office/drawing/2015/10/21/chartex" xmlns:cx3="http://schemas.microsoft.com/office/drawing/2016/5/9/chartex" xmlns:cx4="http://schemas.microsoft.com/office/drawing/2016/5/10/chartex" xmlns:cx5="http://schemas.microsoft.com/office/drawing/2016/5/11/chartex" xmlns:cx6="http://schemas.microsoft.com/office/drawing/2016/5/12/chartex" xmlns:cx7="http://schemas.microsoft.com/office/drawing/2016/5/13/chartex" xmlns:cx8="http://schemas.microsoft.com/office/drawing/2016/5/14/chartex" xmlns:mc="http://schemas.openxmlformats.org/markup-compatibility/2006" xmlns:aink="http://schemas.microsoft.com/office/drawing/2016/ink" xmlns:am3d="http://schemas.microsoft.com/office/drawing/2017/model3d" xmlns:o="urn:schemas-microsoft-com:office:office" xmlns:oel="http://schemas.microsoft.com/office/2019/extlst" xmlns:r="http://schemas.openxmlformats.org/officeDocument/2006/relationships" xmlns:m="http://schemas.openxmlformats.org/officeDocument/2006/math" xmlns:v="urn:schemas-microsoft-com:vml" xmlns:wp14="http://schemas.microsoft.com/office/word/2010/wordprocessingDrawing" xmlns:wp="http://schemas.openxmlformats.org/drawingml/2006/wordprocessingDrawing" xmlns:w10="urn:schemas-microsoft-com:office:word" xmlns:w="http://schemas.openxmlformats.org/wordprocessingml/2006/main" xmlns:w14="http://schemas.microsoft.com/office/word/2010/wordml" xmlns:w15="http://schemas.microsoft.com/office/word/2012/wordml" xmlns:w16cex="http://schemas.microsoft.com/office/word/2018/wordml/cex" xmlns:w16cid="http://schemas.microsoft.com/office/word/2016/wordml/cid" xmlns:w16="http://schemas.microsoft.com/office/word/2018/wordml" xmlns:w16du="http://schemas.microsoft.com/office/word/2023/wordml/word16du" xmlns:w16sdtdh="http://schemas.microsoft.com/office/word/2020/wordml/sdtdatahash" xmlns:w16sdtfl="http://schemas.microsoft.com/office/word/2024/wordml/sdtformatlock" xmlns:w16se="http://schemas.microsoft.com/office/word/2015/wordml/symex" xmlns:wpg="http://schemas.microsoft.com/office/word/2010/wordprocessingGroup" xmlns:wpi="http://schemas.microsoft.com/office/word/2010/wordprocessingInk" xmlns:wne="http://schemas.microsoft.com/office/word/2006/wordml" xmlns:wps="http://schemas.microsoft.com/office/word/2010/wordprocessingShape" mc:Ignorable="w14 w15 w16se w16cid w16 w16cex w16sdtdh w16sdtfl w16du wp14">
   <w:body>
     <w:p>
       <w:pPr>
@@ -447,7 +447,7 @@
       </w:r>
       <w:r>
         <w:tab/>
-        <w:t xml:space="preserve">              </w:t>
+        <w:t xml:space="preserve">             </w:t>
       </w:r>
       <w:r>
         <w:rPr>
@@ -461,7 +461,7 @@
           <w:b/>
           <w:bCs/>
         </w:rPr>
-        <w:t>Jul</w:t>
+        <w:t>Sep</w:t>
       </w:r>
       <w:r>
         <w:rPr>
@@ -660,8 +660,13 @@
         </w:rPr>
         <w:t xml:space="preserve"> </w:t>
       </w:r>
-      <w:r>
-        <w:t>SmartFlow: IoT-Based Smart Irrigation and Environmental Monitoring System</w:t>
+      <w:proofErr w:type="spellStart"/>
+      <w:r>
+        <w:t>SmartFlow</w:t>
+      </w:r>
+      <w:proofErr w:type="spellEnd"/>
+      <w:r>
+        <w:t>: IoT-Based Smart Irrigation and Environmental Monitoring System</w:t>
       </w:r>
     </w:p>
     <w:p>
@@ -720,14 +725,32 @@
         <w:tab/>
       </w:r>
       <w:r>
-        <w:t xml:space="preserve">Django, FastAPI, Flutter, PyTorch, TensorFlow, </w:t>
+        <w:t xml:space="preserve">Django, </w:t>
+      </w:r>
+      <w:proofErr w:type="spellStart"/>
+      <w:r>
+        <w:t>FastAPI</w:t>
+      </w:r>
+      <w:proofErr w:type="spellEnd"/>
+      <w:r>
+        <w:t xml:space="preserve">, Flutter, </w:t>
+      </w:r>
+      <w:proofErr w:type="spellStart"/>
+      <w:r>
+        <w:t>PyTorch</w:t>
+      </w:r>
+      <w:proofErr w:type="spellEnd"/>
+      <w:r>
+        <w:t xml:space="preserve">, TensorFlow, </w:t>
       </w:r>
       <w:r>
         <w:t xml:space="preserve">Pandas, </w:t>
       </w:r>
+      <w:proofErr w:type="spellStart"/>
       <w:r>
         <w:t>ScikitLearn</w:t>
       </w:r>
+      <w:proofErr w:type="spellEnd"/>
       <w:r>
         <w:t>, React</w:t>
       </w:r>
@@ -760,8 +783,13 @@
         <w:t xml:space="preserve"> PostgreSQL,</w:t>
       </w:r>
       <w:r>
-        <w:t xml:space="preserve"> PgAdmin</w:t>
-      </w:r>
+        <w:t xml:space="preserve"> </w:t>
+      </w:r>
+      <w:proofErr w:type="spellStart"/>
+      <w:r>
+        <w:t>PgAdmin</w:t>
+      </w:r>
+      <w:proofErr w:type="spellEnd"/>
       <w:r>
         <w:t xml:space="preserve">, LLM, Agentic AI, </w:t>
       </w:r>
@@ -801,7 +829,15 @@
         <w:tab/>
       </w:r>
       <w:r>
-        <w:t>GitHub, Jupyter Notebook, VSCode, C</w:t>
+        <w:t xml:space="preserve">GitHub, Jupyter Notebook, </w:t>
+      </w:r>
+      <w:proofErr w:type="spellStart"/>
+      <w:r>
+        <w:t>VSCode</w:t>
+      </w:r>
+      <w:proofErr w:type="spellEnd"/>
+      <w:r>
+        <w:t>, C</w:t>
       </w:r>
       <w:r>
         <w:t>odex</w:t>
@@ -1264,7 +1300,21 @@
           <w:rPr>
             <w:rStyle w:val="Hyperlink"/>
           </w:rPr>
-          <w:t>10.20944/preprints202607.0296.v1</w:t>
+          <w:t>10.20944/preprints</w:t>
+        </w:r>
+        <w:proofErr w:type="gramStart"/>
+        <w:r>
+          <w:rPr>
+            <w:rStyle w:val="Hyperlink"/>
+          </w:rPr>
+          <w:t>202607.0296.v</w:t>
+        </w:r>
+        <w:proofErr w:type="gramEnd"/>
+        <w:r>
+          <w:rPr>
+            <w:rStyle w:val="Hyperlink"/>
+          </w:rPr>
+          <w:t>1</w:t>
         </w:r>
       </w:hyperlink>
       <w:r>
@@ -1695,7 +1745,15 @@
         <w:t xml:space="preserve">: </w:t>
       </w:r>
       <w:r>
-        <w:t xml:space="preserve">IET Blockchain  || </w:t>
+        <w:t xml:space="preserve">IET </w:t>
+      </w:r>
+      <w:proofErr w:type="gramStart"/>
+      <w:r>
+        <w:t>Blockchain  |</w:t>
+      </w:r>
+      <w:proofErr w:type="gramEnd"/>
+      <w:r>
+        <w:t xml:space="preserve">| </w:t>
       </w:r>
       <w:r>
         <w:rPr>
@@ -1794,8 +1852,13 @@
         </w:numPr>
         <w:spacing w:after="0"/>
       </w:pPr>
-      <w:r>
-        <w:t>Nyansapo AI Symposium on Sustainable Development</w:t>
+      <w:proofErr w:type="spellStart"/>
+      <w:r>
+        <w:t>Nyansapo</w:t>
+      </w:r>
+      <w:proofErr w:type="spellEnd"/>
+      <w:r>
+        <w:t xml:space="preserve"> AI Symposium on Sustainable Development</w:t>
       </w:r>
     </w:p>
     <w:p>
@@ -2032,7 +2095,15 @@
         <w:spacing w:after="0"/>
       </w:pPr>
       <w:r>
-        <w:t>Led the development of ICCASA’s Monitoring and Evaluation system.</w:t>
+        <w:t xml:space="preserve">Led the development of </w:t>
+      </w:r>
+      <w:proofErr w:type="spellStart"/>
+      <w:r>
+        <w:t>ICCASA’s</w:t>
+      </w:r>
+      <w:proofErr w:type="spellEnd"/>
+      <w:r>
+        <w:t xml:space="preserve"> Monitoring and Evaluation system.</w:t>
       </w:r>
     </w:p>
     <w:p>
@@ -2076,13 +2147,23 @@
         <w:t xml:space="preserve">Lead Software Engineer | </w:t>
       </w:r>
       <w:hyperlink r:id="rId20" w:history="1">
+        <w:proofErr w:type="spellStart"/>
         <w:r>
           <w:rPr>
             <w:rStyle w:val="Hyperlink"/>
             <w:b/>
             <w:bCs/>
           </w:rPr>
-          <w:t>AfriLearnTech Ghana Limited</w:t>
+          <w:t>AfriLearnTech</w:t>
+        </w:r>
+        <w:proofErr w:type="spellEnd"/>
+        <w:r>
+          <w:rPr>
+            <w:rStyle w:val="Hyperlink"/>
+            <w:b/>
+            <w:bCs/>
+          </w:rPr>
+          <w:t xml:space="preserve"> Ghana Limited</w:t>
         </w:r>
       </w:hyperlink>
       <w:r>
@@ -2566,14 +2647,6 @@
     </w:p>
     <w:p>
       <w:pPr>
-        <w:pBdr>
-          <w:bottom w:val="single" w:sz="4" w:space="1" w:color="auto"/>
-        </w:pBdr>
-        <w:ind w:left="284"/>
-      </w:pPr>
-    </w:p>
-    <w:p>
-      <w:pPr>
         <w:jc w:val="center"/>
       </w:pPr>
       <w:r>
@@ -2587,24 +2660,22 @@
     <w:p>
       <w:pPr>
         <w:spacing w:after="0"/>
-        <w:rPr>
-          <w:b/>
-          <w:bCs/>
-        </w:rPr>
-      </w:pPr>
-      <w:r>
-        <w:rPr>
-          <w:b/>
-          <w:bCs/>
-        </w:rPr>
-        <w:t xml:space="preserve">Transport and Hospitality Management Software </w:t>
-      </w:r>
-      <w:r>
-        <w:rPr>
-          <w:b/>
-          <w:bCs/>
-        </w:rPr>
-        <w:t xml:space="preserve">| </w:t>
+      </w:pPr>
+      <w:proofErr w:type="spellStart"/>
+      <w:r>
+        <w:rPr>
+          <w:b/>
+          <w:bCs/>
+        </w:rPr>
+        <w:t>Stockora</w:t>
+      </w:r>
+      <w:proofErr w:type="spellEnd"/>
+      <w:r>
+        <w:rPr>
+          <w:b/>
+          <w:bCs/>
+        </w:rPr>
+        <w:t xml:space="preserve"> (Multi-tenant Purchase, Stock and Inventory Management SaaS) | </w:t>
       </w:r>
       <w:hyperlink r:id="rId23" w:history="1">
         <w:r>
@@ -2616,177 +2687,113 @@
           <w:t>Link</w:t>
         </w:r>
       </w:hyperlink>
-      <w:r>
-        <w:rPr>
-          <w:b/>
-          <w:bCs/>
-        </w:rPr>
-        <w:t xml:space="preserve"> </w:t>
-      </w:r>
-      <w:r>
-        <w:rPr>
-          <w:b/>
-          <w:bCs/>
-        </w:rPr>
-        <w:tab/>
-      </w:r>
-      <w:r>
-        <w:rPr>
-          <w:b/>
-          <w:bCs/>
-        </w:rPr>
-        <w:tab/>
-      </w:r>
-      <w:r>
-        <w:rPr>
-          <w:b/>
-          <w:bCs/>
-        </w:rPr>
-        <w:tab/>
-      </w:r>
-      <w:r>
-        <w:rPr>
-          <w:b/>
-          <w:bCs/>
-        </w:rPr>
-        <w:tab/>
-      </w:r>
-      <w:r>
-        <w:rPr>
-          <w:b/>
-          <w:bCs/>
-        </w:rPr>
-        <w:t xml:space="preserve">                  </w:t>
-      </w:r>
-      <w:r>
-        <w:rPr>
-          <w:b/>
-          <w:bCs/>
-        </w:rPr>
-        <w:t xml:space="preserve"> </w:t>
-      </w:r>
-      <w:r>
-        <w:rPr>
-          <w:b/>
-          <w:bCs/>
-        </w:rPr>
-        <w:t xml:space="preserve">  </w:t>
-      </w:r>
-      <w:r>
-        <w:rPr>
-          <w:b/>
-          <w:bCs/>
-        </w:rPr>
-        <w:t>July</w:t>
-      </w:r>
-      <w:r>
-        <w:rPr>
-          <w:b/>
-          <w:bCs/>
-        </w:rPr>
-        <w:t xml:space="preserve"> 2026</w:t>
-      </w:r>
-    </w:p>
-    <w:p>
-      <w:pPr>
-        <w:pStyle w:val="ListParagraph"/>
+    </w:p>
+    <w:p>
+      <w:pPr>
         <w:numPr>
           <w:ilvl w:val="0"/>
-          <w:numId w:val="9"/>
+          <w:numId w:val="20"/>
         </w:numPr>
-      </w:pPr>
-      <w:r>
-        <w:t xml:space="preserve">Built a </w:t>
-      </w:r>
-      <w:r>
-        <w:t>holistic vehicle rental and guest house booking management system</w:t>
-      </w:r>
-      <w:r>
-        <w:t>.</w:t>
-      </w:r>
-    </w:p>
-    <w:p>
-      <w:pPr>
-        <w:pStyle w:val="ListParagraph"/>
+        <w:spacing w:after="0"/>
+      </w:pPr>
+      <w:r>
+        <w:t xml:space="preserve">Built </w:t>
+      </w:r>
+      <w:proofErr w:type="spellStart"/>
+      <w:r>
+        <w:t>Stockora</w:t>
+      </w:r>
+      <w:proofErr w:type="spellEnd"/>
+      <w:r>
+        <w:t xml:space="preserve">, a multi-tenant SaaS platform for purchase, inventory, </w:t>
+      </w:r>
+      <w:r>
+        <w:t xml:space="preserve">and </w:t>
+      </w:r>
+      <w:r>
+        <w:t>sales</w:t>
+      </w:r>
+      <w:r>
+        <w:t xml:space="preserve"> </w:t>
+      </w:r>
+      <w:r>
+        <w:t>management.</w:t>
+      </w:r>
+    </w:p>
+    <w:p>
+      <w:pPr>
         <w:numPr>
           <w:ilvl w:val="0"/>
-          <w:numId w:val="9"/>
+          <w:numId w:val="20"/>
         </w:numPr>
-      </w:pPr>
-      <w:r>
-        <w:t>System included payment integration, idempotent and atomic transaction processing</w:t>
-      </w:r>
-      <w:r>
-        <w:t>.</w:t>
-      </w:r>
-    </w:p>
-    <w:p>
-      <w:pPr>
-        <w:pStyle w:val="ListParagraph"/>
+        <w:spacing w:after="0"/>
+      </w:pPr>
+      <w:r>
+        <w:t>Supports</w:t>
+      </w:r>
+      <w:r>
+        <w:t xml:space="preserve"> batch-level stock tracking, automated reporting and real-time profitability insights.</w:t>
+      </w:r>
+    </w:p>
+    <w:p>
+      <w:pPr>
         <w:numPr>
           <w:ilvl w:val="0"/>
-          <w:numId w:val="9"/>
+          <w:numId w:val="20"/>
         </w:numPr>
-        <w:spacing w:before="100" w:beforeAutospacing="1" w:after="100" w:afterAutospacing="1" w:line="240" w:lineRule="auto"/>
-        <w:rPr>
-          <w:rFonts w:ascii="Times New Roman" w:eastAsia="Times New Roman" w:hAnsi="Times New Roman" w:cs="Times New Roman"/>
-          <w:kern w:val="0"/>
-          <w:sz w:val="24"/>
-          <w:szCs w:val="24"/>
-          <w:lang w:eastAsia="en-GH"/>
-          <w14:ligatures w14:val="none"/>
-        </w:rPr>
-      </w:pPr>
-      <w:r>
-        <w:rPr>
-          <w:rFonts w:ascii="Times New Roman" w:eastAsia="Times New Roman" w:hAnsi="Times New Roman" w:cs="Times New Roman"/>
-          <w:kern w:val="0"/>
-          <w:sz w:val="24"/>
-          <w:szCs w:val="24"/>
-          <w:lang w:eastAsia="en-GH"/>
-          <w14:ligatures w14:val="none"/>
-        </w:rPr>
-        <w:t>Comprehensive dashboard for managing and monitoring fleets and guest houses</w:t>
-      </w:r>
-      <w:r>
-        <w:rPr>
-          <w:rFonts w:ascii="Times New Roman" w:eastAsia="Times New Roman" w:hAnsi="Times New Roman" w:cs="Times New Roman"/>
-          <w:kern w:val="0"/>
-          <w:sz w:val="24"/>
-          <w:szCs w:val="24"/>
-          <w:lang w:eastAsia="en-GH"/>
-          <w14:ligatures w14:val="none"/>
-        </w:rPr>
+        <w:spacing w:after="0"/>
+      </w:pPr>
+      <w:r>
+        <w:t xml:space="preserve">Integrated </w:t>
+      </w:r>
+      <w:proofErr w:type="spellStart"/>
+      <w:r>
+        <w:t>Paystack</w:t>
+      </w:r>
+      <w:proofErr w:type="spellEnd"/>
+      <w:r>
+        <w:t xml:space="preserve"> subscriptions</w:t>
+      </w:r>
+      <w:r>
+        <w:t>, email</w:t>
+      </w:r>
+      <w:r>
+        <w:t xml:space="preserve">, FCM notifications, </w:t>
+      </w:r>
+      <w:r>
+        <w:t xml:space="preserve">and </w:t>
+      </w:r>
+      <w:r>
+        <w:t>role-based access</w:t>
+      </w:r>
+      <w:r>
         <w:t>.</w:t>
       </w:r>
     </w:p>
     <w:p>
       <w:pPr>
-        <w:pStyle w:val="ListParagraph"/>
         <w:numPr>
           <w:ilvl w:val="0"/>
-          <w:numId w:val="9"/>
+          <w:numId w:val="20"/>
         </w:numPr>
-        <w:spacing w:before="100" w:beforeAutospacing="1" w:after="100" w:afterAutospacing="1" w:line="240" w:lineRule="auto"/>
-        <w:rPr>
-          <w:rFonts w:ascii="Times New Roman" w:eastAsia="Times New Roman" w:hAnsi="Times New Roman" w:cs="Times New Roman"/>
-          <w:kern w:val="0"/>
-          <w:sz w:val="24"/>
-          <w:szCs w:val="24"/>
-          <w:lang w:eastAsia="en-GH"/>
-          <w14:ligatures w14:val="none"/>
-        </w:rPr>
-      </w:pPr>
-      <w:r>
-        <w:rPr>
-          <w:rFonts w:ascii="Times New Roman" w:eastAsia="Times New Roman" w:hAnsi="Times New Roman" w:cs="Times New Roman"/>
-          <w:kern w:val="0"/>
-          <w:sz w:val="24"/>
-          <w:szCs w:val="24"/>
-          <w:lang w:eastAsia="en-GH"/>
-          <w14:ligatures w14:val="none"/>
-        </w:rPr>
-        <w:t>System operates at a 99.9% availability/up time.</w:t>
+      </w:pPr>
+      <w:r>
+        <w:t>Includes</w:t>
+      </w:r>
+      <w:r>
+        <w:t xml:space="preserve"> an offline-capable app, CI/CD deployment</w:t>
+      </w:r>
+      <w:r>
+        <w:t>,</w:t>
+      </w:r>
+      <w:r>
+        <w:t xml:space="preserve"> and </w:t>
+      </w:r>
+      <w:r>
+        <w:t xml:space="preserve">encrypted </w:t>
+      </w:r>
+      <w:r>
+        <w:t>backup infrastructure.</w:t>
       </w:r>
     </w:p>
     <w:p>
@@ -2797,12 +2804,247 @@
           <w:bCs/>
         </w:rPr>
       </w:pPr>
-      <w:r>
-        <w:rPr>
-          <w:b/>
-          <w:bCs/>
-        </w:rPr>
-        <w:t xml:space="preserve">Projection Software </w:t>
+      <w:proofErr w:type="spellStart"/>
+      <w:r>
+        <w:rPr>
+          <w:b/>
+          <w:bCs/>
+        </w:rPr>
+        <w:t>ProCMOS</w:t>
+      </w:r>
+      <w:proofErr w:type="spellEnd"/>
+      <w:r>
+        <w:rPr>
+          <w:b/>
+          <w:bCs/>
+        </w:rPr>
+        <w:t xml:space="preserve"> (A Procurement and Contract Management System)</w:t>
+      </w:r>
+    </w:p>
+    <w:p>
+      <w:pPr>
+        <w:numPr>
+          <w:ilvl w:val="0"/>
+          <w:numId w:val="22"/>
+        </w:numPr>
+        <w:spacing w:after="0"/>
+      </w:pPr>
+      <w:r>
+        <w:t xml:space="preserve">Designed and built </w:t>
+      </w:r>
+      <w:proofErr w:type="spellStart"/>
+      <w:r>
+        <w:t>ProCMOS</w:t>
+      </w:r>
+      <w:proofErr w:type="spellEnd"/>
+      <w:r>
+        <w:t>, a configurable procurement and contract management system.</w:t>
+      </w:r>
+    </w:p>
+    <w:p>
+      <w:pPr>
+        <w:numPr>
+          <w:ilvl w:val="0"/>
+          <w:numId w:val="22"/>
+        </w:numPr>
+        <w:spacing w:after="0"/>
+      </w:pPr>
+      <w:r>
+        <w:t>Implemented governed workflows for sourcing, evaluations, approvals, supplier management.</w:t>
+      </w:r>
+    </w:p>
+    <w:p>
+      <w:pPr>
+        <w:numPr>
+          <w:ilvl w:val="0"/>
+          <w:numId w:val="22"/>
+        </w:numPr>
+      </w:pPr>
+      <w:r>
+        <w:t>Developed secure institutional</w:t>
+      </w:r>
+      <w:r>
+        <w:t xml:space="preserve"> </w:t>
+      </w:r>
+      <w:r>
+        <w:t>role-based access</w:t>
+      </w:r>
+      <w:r>
+        <w:t xml:space="preserve">, </w:t>
+      </w:r>
+      <w:r>
+        <w:t>payments</w:t>
+      </w:r>
+      <w:r>
+        <w:t>,</w:t>
+      </w:r>
+      <w:r>
+        <w:t xml:space="preserve"> and comprehensive audit trails.</w:t>
+      </w:r>
+    </w:p>
+    <w:p>
+      <w:pPr>
+        <w:spacing w:after="0"/>
+      </w:pPr>
+      <w:r>
+        <w:rPr>
+          <w:b/>
+          <w:bCs/>
+        </w:rPr>
+        <w:t>ACDI ERP (An Enterprise Resource Planning Software for ACDI)</w:t>
+      </w:r>
+    </w:p>
+    <w:p>
+      <w:pPr>
+        <w:numPr>
+          <w:ilvl w:val="0"/>
+          <w:numId w:val="21"/>
+        </w:numPr>
+        <w:spacing w:after="0"/>
+      </w:pPr>
+      <w:r>
+        <w:t xml:space="preserve">It </w:t>
+      </w:r>
+      <w:r>
+        <w:t>integrat</w:t>
+      </w:r>
+      <w:r>
+        <w:t xml:space="preserve">es </w:t>
+      </w:r>
+      <w:r>
+        <w:t>F</w:t>
+      </w:r>
+      <w:r>
+        <w:t xml:space="preserve">inance, HR, </w:t>
+      </w:r>
+      <w:r>
+        <w:t>P</w:t>
+      </w:r>
+      <w:r>
+        <w:t xml:space="preserve">rocurement, </w:t>
+      </w:r>
+      <w:r>
+        <w:t>I</w:t>
+      </w:r>
+      <w:r>
+        <w:t xml:space="preserve">nventory, </w:t>
+      </w:r>
+      <w:r>
+        <w:t>P</w:t>
+      </w:r>
+      <w:r>
+        <w:t xml:space="preserve">rojects, </w:t>
+      </w:r>
+      <w:r>
+        <w:t>T</w:t>
+      </w:r>
+      <w:r>
+        <w:t xml:space="preserve">raining, M&amp;E, and </w:t>
+      </w:r>
+      <w:r>
+        <w:t>O</w:t>
+      </w:r>
+      <w:r>
+        <w:t>perations.</w:t>
+      </w:r>
+    </w:p>
+    <w:p>
+      <w:pPr>
+        <w:numPr>
+          <w:ilvl w:val="0"/>
+          <w:numId w:val="21"/>
+        </w:numPr>
+        <w:spacing w:after="0"/>
+      </w:pPr>
+      <w:r>
+        <w:t>R</w:t>
+      </w:r>
+      <w:r>
+        <w:t>ole-based workflows, approval automation, reporting,</w:t>
+      </w:r>
+      <w:r>
+        <w:t xml:space="preserve"> and</w:t>
+      </w:r>
+      <w:r>
+        <w:t xml:space="preserve"> document management</w:t>
+      </w:r>
+      <w:r>
+        <w:t>.</w:t>
+      </w:r>
+    </w:p>
+    <w:p>
+      <w:pPr>
+        <w:numPr>
+          <w:ilvl w:val="0"/>
+          <w:numId w:val="21"/>
+        </w:numPr>
+      </w:pPr>
+      <w:r>
+        <w:t xml:space="preserve">Includes </w:t>
+      </w:r>
+      <w:r>
+        <w:t>an offline app with dynamic field-collection forms and automatic data</w:t>
+      </w:r>
+      <w:r>
+        <w:t xml:space="preserve"> </w:t>
+      </w:r>
+      <w:r>
+        <w:t>synchronization.</w:t>
+      </w:r>
+    </w:p>
+    <w:p>
+      <w:pPr>
+        <w:spacing w:after="0"/>
+        <w:rPr>
+          <w:b/>
+          <w:bCs/>
+        </w:rPr>
+      </w:pPr>
+      <w:r>
+        <w:rPr>
+          <w:b/>
+          <w:bCs/>
+        </w:rPr>
+        <w:t>Holistic Modern M&amp;E Software as a Service</w:t>
+      </w:r>
+    </w:p>
+    <w:p>
+      <w:pPr>
+        <w:numPr>
+          <w:ilvl w:val="0"/>
+          <w:numId w:val="19"/>
+        </w:numPr>
+        <w:spacing w:after="0"/>
+      </w:pPr>
+      <w:r>
+        <w:t>Developed core M&amp;E workflows for projects, outcomes, indicators, versioned forms, field submissions, automated indicator computations, dashboards, and PDF reports.</w:t>
+      </w:r>
+    </w:p>
+    <w:p>
+      <w:pPr>
+        <w:numPr>
+          <w:ilvl w:val="0"/>
+          <w:numId w:val="19"/>
+        </w:numPr>
+      </w:pPr>
+      <w:r>
+        <w:t>The system also includes tablet mobile apps for data collection by field agents.</w:t>
+      </w:r>
+    </w:p>
+    <w:p>
+      <w:pPr>
+        <w:spacing w:after="0"/>
+        <w:rPr>
+          <w:b/>
+          <w:bCs/>
+        </w:rPr>
+      </w:pPr>
+      <w:r>
+        <w:rPr>
+          <w:b/>
+          <w:bCs/>
+        </w:rPr>
+        <w:t xml:space="preserve">Transport and Hospitality Management Software </w:t>
       </w:r>
       <w:r>
         <w:rPr>
@@ -2861,36 +3103,28 @@
           <w:b/>
           <w:bCs/>
         </w:rPr>
-        <w:t xml:space="preserve">                            </w:t>
-      </w:r>
-      <w:r>
-        <w:rPr>
-          <w:b/>
-          <w:bCs/>
-        </w:rPr>
-        <w:tab/>
-      </w:r>
-      <w:r>
-        <w:rPr>
-          <w:b/>
-          <w:bCs/>
-        </w:rPr>
-        <w:tab/>
-      </w:r>
-      <w:r>
-        <w:rPr>
-          <w:b/>
-          <w:bCs/>
-        </w:rPr>
-        <w:tab/>
-      </w:r>
-      <w:r>
-        <w:rPr>
-          <w:b/>
-          <w:bCs/>
-        </w:rPr>
-        <w:tab/>
-        <w:t>April</w:t>
+        <w:t xml:space="preserve">                  </w:t>
+      </w:r>
+      <w:r>
+        <w:rPr>
+          <w:b/>
+          <w:bCs/>
+        </w:rPr>
+        <w:t xml:space="preserve"> </w:t>
+      </w:r>
+      <w:r>
+        <w:rPr>
+          <w:b/>
+          <w:bCs/>
+        </w:rPr>
+        <w:t xml:space="preserve">  </w:t>
+      </w:r>
+      <w:r>
+        <w:rPr>
+          <w:b/>
+          <w:bCs/>
+        </w:rPr>
+        <w:t>July</w:t>
       </w:r>
       <w:r>
         <w:rPr>
@@ -2909,7 +3143,13 @@
         </w:numPr>
       </w:pPr>
       <w:r>
-        <w:t>Built a desktop church projection platform using Tauri, React, and SQLite.</w:t>
+        <w:t xml:space="preserve">Built a </w:t>
+      </w:r>
+      <w:r>
+        <w:t>holistic vehicle rental and guest house booking management system</w:t>
+      </w:r>
+      <w:r>
+        <w:t>.</w:t>
       </w:r>
     </w:p>
     <w:p>
@@ -2921,7 +3161,10 @@
         </w:numPr>
       </w:pPr>
       <w:r>
-        <w:t>Developed a real-time dual-window projection and display engine.</w:t>
+        <w:t>System included payment integration, idempotent and atomic transaction processing</w:t>
+      </w:r>
+      <w:r>
+        <w:t>.</w:t>
       </w:r>
     </w:p>
     <w:p>
@@ -2950,7 +3193,7 @@
           <w:lang w:eastAsia="en-GH"/>
           <w14:ligatures w14:val="none"/>
         </w:rPr>
-        <w:t>Engineered offline content management for scriptures, hymns, and announcements</w:t>
+        <w:t>Comprehensive dashboard for managing and monitoring fleets and guest houses</w:t>
       </w:r>
       <w:r>
         <w:rPr>
@@ -2966,6 +3209,35 @@
     </w:p>
     <w:p>
       <w:pPr>
+        <w:pStyle w:val="ListParagraph"/>
+        <w:numPr>
+          <w:ilvl w:val="0"/>
+          <w:numId w:val="9"/>
+        </w:numPr>
+        <w:spacing w:before="100" w:beforeAutospacing="1" w:after="100" w:afterAutospacing="1" w:line="240" w:lineRule="auto"/>
+        <w:rPr>
+          <w:rFonts w:ascii="Times New Roman" w:eastAsia="Times New Roman" w:hAnsi="Times New Roman" w:cs="Times New Roman"/>
+          <w:kern w:val="0"/>
+          <w:sz w:val="24"/>
+          <w:szCs w:val="24"/>
+          <w:lang w:eastAsia="en-GH"/>
+          <w14:ligatures w14:val="none"/>
+        </w:rPr>
+      </w:pPr>
+      <w:r>
+        <w:rPr>
+          <w:rFonts w:ascii="Times New Roman" w:eastAsia="Times New Roman" w:hAnsi="Times New Roman" w:cs="Times New Roman"/>
+          <w:kern w:val="0"/>
+          <w:sz w:val="24"/>
+          <w:szCs w:val="24"/>
+          <w:lang w:eastAsia="en-GH"/>
+          <w14:ligatures w14:val="none"/>
+        </w:rPr>
+        <w:t>System operates at a 99.9% availability/up time.</w:t>
+      </w:r>
+    </w:p>
+    <w:p>
+      <w:pPr>
         <w:spacing w:after="0"/>
         <w:rPr>
           <w:b/>
@@ -2977,28 +3249,7 @@
           <w:b/>
           <w:bCs/>
         </w:rPr>
-        <w:t>Afri</w:t>
-      </w:r>
-      <w:r>
-        <w:rPr>
-          <w:b/>
-          <w:bCs/>
-        </w:rPr>
-        <w:t>Learn</w:t>
-      </w:r>
-      <w:r>
-        <w:rPr>
-          <w:b/>
-          <w:bCs/>
-        </w:rPr>
-        <w:t xml:space="preserve"> </w:t>
-      </w:r>
-      <w:r>
-        <w:rPr>
-          <w:b/>
-          <w:bCs/>
-        </w:rPr>
-        <w:t xml:space="preserve">Digital Learning Platform </w:t>
+        <w:t xml:space="preserve">Projection Software </w:t>
       </w:r>
       <w:r>
         <w:rPr>
@@ -3057,48 +3308,35 @@
           <w:b/>
           <w:bCs/>
         </w:rPr>
-        <w:t xml:space="preserve">          </w:t>
-      </w:r>
-      <w:r>
-        <w:rPr>
-          <w:b/>
-          <w:bCs/>
-        </w:rPr>
-        <w:t xml:space="preserve">  </w:t>
-      </w:r>
-      <w:r>
-        <w:rPr>
-          <w:b/>
-          <w:bCs/>
-        </w:rPr>
-        <w:t xml:space="preserve">                </w:t>
-      </w:r>
-      <w:r>
-        <w:rPr>
-          <w:b/>
-          <w:bCs/>
-        </w:rPr>
-        <w:t>Oct 2025</w:t>
-      </w:r>
-      <w:r>
-        <w:rPr>
-          <w:b/>
-          <w:bCs/>
-        </w:rPr>
-        <w:t xml:space="preserve"> </w:t>
-      </w:r>
-      <w:r>
-        <w:rPr>
-          <w:b/>
-          <w:bCs/>
-        </w:rPr>
-        <w:t xml:space="preserve">- </w:t>
-      </w:r>
-      <w:r>
-        <w:rPr>
-          <w:b/>
-          <w:bCs/>
-        </w:rPr>
+        <w:t xml:space="preserve">                            </w:t>
+      </w:r>
+      <w:r>
+        <w:rPr>
+          <w:b/>
+          <w:bCs/>
+        </w:rPr>
+        <w:tab/>
+      </w:r>
+      <w:r>
+        <w:rPr>
+          <w:b/>
+          <w:bCs/>
+        </w:rPr>
+        <w:tab/>
+      </w:r>
+      <w:r>
+        <w:rPr>
+          <w:b/>
+          <w:bCs/>
+        </w:rPr>
+        <w:tab/>
+      </w:r>
+      <w:r>
+        <w:rPr>
+          <w:b/>
+          <w:bCs/>
+        </w:rPr>
+        <w:tab/>
         <w:t>April</w:t>
       </w:r>
       <w:r>
@@ -3118,19 +3356,7 @@
         </w:numPr>
       </w:pPr>
       <w:r>
-        <w:t>Built an offline-first</w:t>
-      </w:r>
-      <w:r>
-        <w:t xml:space="preserve"> national digital learning</w:t>
-      </w:r>
-      <w:r>
-        <w:t xml:space="preserve"> </w:t>
-      </w:r>
-      <w:r>
-        <w:t>platform for Liberia’s Ministry of Education</w:t>
-      </w:r>
-      <w:r>
-        <w:t>.</w:t>
+        <w:t>Built a desktop church projection platform using Tauri, React, and SQLite.</w:t>
       </w:r>
     </w:p>
     <w:p>
@@ -3142,7 +3368,7 @@
         </w:numPr>
       </w:pPr>
       <w:r>
-        <w:t>System includes easy-to-deploy hardware ‘boxes’ deployable in low connectivity areas.</w:t>
+        <w:t>Developed a real-time dual-window projection and display engine.</w:t>
       </w:r>
     </w:p>
     <w:p>
@@ -3163,25 +3389,210 @@
         </w:rPr>
       </w:pPr>
       <w:r>
-        <w:t xml:space="preserve">Automatic updation and </w:t>
-      </w:r>
-      <w:r>
-        <w:t>sync</w:t>
-      </w:r>
-      <w:r>
-        <w:t>hronization</w:t>
-      </w:r>
-      <w:r>
-        <w:t xml:space="preserve"> of educational content (videos, </w:t>
-      </w:r>
-      <w:r>
-        <w:t xml:space="preserve">Audio, </w:t>
-      </w:r>
-      <w:r>
-        <w:t>PDFs, etc.)</w:t>
-      </w:r>
-      <w:r>
+        <w:rPr>
+          <w:rFonts w:ascii="Times New Roman" w:eastAsia="Times New Roman" w:hAnsi="Times New Roman" w:cs="Times New Roman"/>
+          <w:kern w:val="0"/>
+          <w:sz w:val="24"/>
+          <w:szCs w:val="24"/>
+          <w:lang w:eastAsia="en-GH"/>
+          <w14:ligatures w14:val="none"/>
+        </w:rPr>
+        <w:t>Engineered offline content management for scriptures, hymns, and announcements</w:t>
+      </w:r>
+      <w:r>
+        <w:rPr>
+          <w:rFonts w:ascii="Times New Roman" w:eastAsia="Times New Roman" w:hAnsi="Times New Roman" w:cs="Times New Roman"/>
+          <w:kern w:val="0"/>
+          <w:sz w:val="24"/>
+          <w:szCs w:val="24"/>
+          <w:lang w:eastAsia="en-GH"/>
+          <w14:ligatures w14:val="none"/>
+        </w:rPr>
         <w:t>.</w:t>
+      </w:r>
+    </w:p>
+    <w:p>
+      <w:pPr>
+        <w:spacing w:after="0"/>
+        <w:rPr>
+          <w:b/>
+          <w:bCs/>
+        </w:rPr>
+      </w:pPr>
+      <w:proofErr w:type="spellStart"/>
+      <w:r>
+        <w:rPr>
+          <w:b/>
+          <w:bCs/>
+        </w:rPr>
+        <w:lastRenderedPageBreak/>
+        <w:t>Afri</w:t>
+      </w:r>
+      <w:r>
+        <w:rPr>
+          <w:b/>
+          <w:bCs/>
+        </w:rPr>
+        <w:t>Learn</w:t>
+      </w:r>
+      <w:proofErr w:type="spellEnd"/>
+      <w:r>
+        <w:rPr>
+          <w:b/>
+          <w:bCs/>
+        </w:rPr>
+        <w:t xml:space="preserve"> </w:t>
+      </w:r>
+      <w:r>
+        <w:rPr>
+          <w:b/>
+          <w:bCs/>
+        </w:rPr>
+        <w:t xml:space="preserve">Digital Learning Platform </w:t>
+      </w:r>
+      <w:r>
+        <w:rPr>
+          <w:b/>
+          <w:bCs/>
+        </w:rPr>
+        <w:t xml:space="preserve">| </w:t>
+      </w:r>
+      <w:hyperlink r:id="rId26" w:history="1">
+        <w:r>
+          <w:rPr>
+            <w:rStyle w:val="Hyperlink"/>
+            <w:b/>
+            <w:bCs/>
+          </w:rPr>
+          <w:t>Link</w:t>
+        </w:r>
+      </w:hyperlink>
+      <w:r>
+        <w:rPr>
+          <w:b/>
+          <w:bCs/>
+        </w:rPr>
+        <w:t xml:space="preserve"> </w:t>
+      </w:r>
+      <w:r>
+        <w:rPr>
+          <w:b/>
+          <w:bCs/>
+        </w:rPr>
+        <w:tab/>
+      </w:r>
+      <w:r>
+        <w:rPr>
+          <w:b/>
+          <w:bCs/>
+        </w:rPr>
+        <w:tab/>
+      </w:r>
+      <w:r>
+        <w:rPr>
+          <w:b/>
+          <w:bCs/>
+        </w:rPr>
+        <w:tab/>
+      </w:r>
+      <w:r>
+        <w:rPr>
+          <w:b/>
+          <w:bCs/>
+        </w:rPr>
+        <w:tab/>
+      </w:r>
+      <w:r>
+        <w:rPr>
+          <w:b/>
+          <w:bCs/>
+        </w:rPr>
+        <w:t xml:space="preserve">          </w:t>
+      </w:r>
+      <w:r>
+        <w:rPr>
+          <w:b/>
+          <w:bCs/>
+        </w:rPr>
+        <w:t xml:space="preserve">  </w:t>
+      </w:r>
+      <w:r>
+        <w:rPr>
+          <w:b/>
+          <w:bCs/>
+        </w:rPr>
+        <w:t xml:space="preserve">                </w:t>
+      </w:r>
+      <w:r>
+        <w:rPr>
+          <w:b/>
+          <w:bCs/>
+        </w:rPr>
+        <w:t>Oct 2025</w:t>
+      </w:r>
+      <w:r>
+        <w:rPr>
+          <w:b/>
+          <w:bCs/>
+        </w:rPr>
+        <w:t xml:space="preserve"> </w:t>
+      </w:r>
+      <w:r>
+        <w:rPr>
+          <w:b/>
+          <w:bCs/>
+        </w:rPr>
+        <w:t xml:space="preserve">- </w:t>
+      </w:r>
+      <w:r>
+        <w:rPr>
+          <w:b/>
+          <w:bCs/>
+        </w:rPr>
+        <w:t>April</w:t>
+      </w:r>
+      <w:r>
+        <w:rPr>
+          <w:b/>
+          <w:bCs/>
+        </w:rPr>
+        <w:t xml:space="preserve"> 2026</w:t>
+      </w:r>
+    </w:p>
+    <w:p>
+      <w:pPr>
+        <w:pStyle w:val="ListParagraph"/>
+        <w:numPr>
+          <w:ilvl w:val="0"/>
+          <w:numId w:val="9"/>
+        </w:numPr>
+      </w:pPr>
+      <w:r>
+        <w:t>Built an offline-first</w:t>
+      </w:r>
+      <w:r>
+        <w:t xml:space="preserve"> national digital learning</w:t>
+      </w:r>
+      <w:r>
+        <w:t xml:space="preserve"> </w:t>
+      </w:r>
+      <w:r>
+        <w:t>platform for Liberia’s Ministry of Education</w:t>
+      </w:r>
+      <w:r>
+        <w:t>.</w:t>
+      </w:r>
+    </w:p>
+    <w:p>
+      <w:pPr>
+        <w:pStyle w:val="ListParagraph"/>
+        <w:numPr>
+          <w:ilvl w:val="0"/>
+          <w:numId w:val="9"/>
+        </w:numPr>
+      </w:pPr>
+      <w:r>
+        <w:t>System includes easy-to-deploy hardware ‘boxes’ deployable in low connectivity areas.</w:t>
       </w:r>
     </w:p>
     <w:p>
@@ -3202,6 +3613,35 @@
         </w:rPr>
       </w:pPr>
       <w:r>
+        <w:t xml:space="preserve">Automatic updation and </w:t>
+      </w:r>
+      <w:r>
+        <w:t>sync</w:t>
+      </w:r>
+      <w:r>
+        <w:t>hronization</w:t>
+      </w:r>
+      <w:r>
+        <w:t xml:space="preserve"> of educational content (videos, </w:t>
+      </w:r>
+      <w:r>
+        <w:t xml:space="preserve">Audio, </w:t>
+      </w:r>
+      <w:r>
+        <w:t>PDFs, etc.)</w:t>
+      </w:r>
+      <w:r>
+        <w:t>.</w:t>
+      </w:r>
+    </w:p>
+    <w:p>
+      <w:pPr>
+        <w:pStyle w:val="ListParagraph"/>
+        <w:numPr>
+          <w:ilvl w:val="0"/>
+          <w:numId w:val="9"/>
+        </w:numPr>
+        <w:spacing w:before="100" w:beforeAutospacing="1" w:after="100" w:afterAutospacing="1" w:line="240" w:lineRule="auto"/>
         <w:rPr>
           <w:rFonts w:ascii="Times New Roman" w:eastAsia="Times New Roman" w:hAnsi="Times New Roman" w:cs="Times New Roman"/>
           <w:kern w:val="0"/>
@@ -3210,8 +3650,7 @@
           <w:lang w:eastAsia="en-GH"/>
           <w14:ligatures w14:val="none"/>
         </w:rPr>
-        <w:t>Uses LLM to suggest and generate personalized lessons and assessments for learners</w:t>
-      </w:r>
+      </w:pPr>
       <w:r>
         <w:rPr>
           <w:rFonts w:ascii="Times New Roman" w:eastAsia="Times New Roman" w:hAnsi="Times New Roman" w:cs="Times New Roman"/>
@@ -3221,12 +3660,9 @@
           <w:lang w:eastAsia="en-GH"/>
           <w14:ligatures w14:val="none"/>
         </w:rPr>
-        <w:t>.</w:t>
-      </w:r>
-    </w:p>
-    <w:p>
-      <w:pPr>
-        <w:spacing w:before="100" w:beforeAutospacing="1" w:after="0" w:line="240" w:lineRule="auto"/>
+        <w:t>Uses LLM to suggest and generate personalized lessons and assessments for learners</w:t>
+      </w:r>
+      <w:r>
         <w:rPr>
           <w:rFonts w:ascii="Times New Roman" w:eastAsia="Times New Roman" w:hAnsi="Times New Roman" w:cs="Times New Roman"/>
           <w:kern w:val="0"/>
@@ -3235,21 +3671,50 @@
           <w:lang w:eastAsia="en-GH"/>
           <w14:ligatures w14:val="none"/>
         </w:rPr>
-      </w:pPr>
-      <w:r>
+        <w:t>.</w:t>
+      </w:r>
+    </w:p>
+    <w:p>
+      <w:pPr>
+        <w:spacing w:before="100" w:beforeAutospacing="1" w:after="0" w:line="240" w:lineRule="auto"/>
         <w:rPr>
           <w:rFonts w:ascii="Times New Roman" w:eastAsia="Times New Roman" w:hAnsi="Times New Roman" w:cs="Times New Roman"/>
-          <w:b/>
-          <w:bCs/>
           <w:kern w:val="0"/>
           <w:sz w:val="24"/>
           <w:szCs w:val="24"/>
           <w:lang w:eastAsia="en-GH"/>
           <w14:ligatures w14:val="none"/>
         </w:rPr>
-        <w:t xml:space="preserve">Synther | </w:t>
-      </w:r>
-      <w:hyperlink r:id="rId26" w:history="1">
+      </w:pPr>
+      <w:proofErr w:type="spellStart"/>
+      <w:r>
+        <w:rPr>
+          <w:rFonts w:ascii="Times New Roman" w:eastAsia="Times New Roman" w:hAnsi="Times New Roman" w:cs="Times New Roman"/>
+          <w:b/>
+          <w:bCs/>
+          <w:kern w:val="0"/>
+          <w:sz w:val="24"/>
+          <w:szCs w:val="24"/>
+          <w:lang w:eastAsia="en-GH"/>
+          <w14:ligatures w14:val="none"/>
+        </w:rPr>
+        <w:t>Synther</w:t>
+      </w:r>
+      <w:proofErr w:type="spellEnd"/>
+      <w:r>
+        <w:rPr>
+          <w:rFonts w:ascii="Times New Roman" w:eastAsia="Times New Roman" w:hAnsi="Times New Roman" w:cs="Times New Roman"/>
+          <w:b/>
+          <w:bCs/>
+          <w:kern w:val="0"/>
+          <w:sz w:val="24"/>
+          <w:szCs w:val="24"/>
+          <w:lang w:eastAsia="en-GH"/>
+          <w14:ligatures w14:val="none"/>
+        </w:rPr>
+        <w:t xml:space="preserve"> | </w:t>
+      </w:r>
+      <w:hyperlink r:id="rId27" w:history="1">
         <w:r>
           <w:rPr>
             <w:rStyle w:val="Hyperlink"/>
@@ -3442,7 +3907,15 @@
         </w:numPr>
       </w:pPr>
       <w:r>
-        <w:t>Ensured data fidelity with numpy/Faker-based generators,</w:t>
+        <w:t xml:space="preserve">Ensured data fidelity with </w:t>
+      </w:r>
+      <w:proofErr w:type="spellStart"/>
+      <w:r>
+        <w:t>numpy</w:t>
+      </w:r>
+      <w:proofErr w:type="spellEnd"/>
+      <w:r>
+        <w:t>/Faker-based generators,</w:t>
       </w:r>
       <w:r>
         <w:t xml:space="preserve"> and</w:t>
@@ -3464,7 +3937,15 @@
           <w:b/>
           <w:bCs/>
         </w:rPr>
-        <w:t>Nrf24 Firewall Full</w:t>
+        <w:t xml:space="preserve">Nrf24 Firewall </w:t>
+      </w:r>
+      <w:proofErr w:type="spellStart"/>
+      <w:r>
+        <w:rPr>
+          <w:b/>
+          <w:bCs/>
+        </w:rPr>
+        <w:t>Full</w:t>
       </w:r>
       <w:r>
         <w:rPr>
@@ -3478,7 +3959,15 @@
           <w:b/>
           <w:bCs/>
         </w:rPr>
-        <w:t xml:space="preserve">tack </w:t>
+        <w:t>tack</w:t>
+      </w:r>
+      <w:proofErr w:type="spellEnd"/>
+      <w:r>
+        <w:rPr>
+          <w:b/>
+          <w:bCs/>
+        </w:rPr>
+        <w:t xml:space="preserve"> </w:t>
       </w:r>
       <w:r>
         <w:rPr>
@@ -3493,161 +3982,6 @@
           <w:bCs/>
         </w:rPr>
         <w:t xml:space="preserve"> | </w:t>
-      </w:r>
-      <w:hyperlink r:id="rId27" w:history="1">
-        <w:r>
-          <w:rPr>
-            <w:rStyle w:val="Hyperlink"/>
-            <w:b/>
-            <w:bCs/>
-          </w:rPr>
-          <w:t>Link</w:t>
-        </w:r>
-      </w:hyperlink>
-      <w:r>
-        <w:rPr>
-          <w:b/>
-          <w:bCs/>
-        </w:rPr>
-        <w:tab/>
-      </w:r>
-      <w:r>
-        <w:rPr>
-          <w:b/>
-          <w:bCs/>
-        </w:rPr>
-        <w:tab/>
-      </w:r>
-      <w:r>
-        <w:rPr>
-          <w:b/>
-          <w:bCs/>
-        </w:rPr>
-        <w:tab/>
-      </w:r>
-      <w:r>
-        <w:rPr>
-          <w:b/>
-          <w:bCs/>
-        </w:rPr>
-        <w:tab/>
-      </w:r>
-      <w:r>
-        <w:rPr>
-          <w:b/>
-          <w:bCs/>
-        </w:rPr>
-        <w:tab/>
-        <w:t xml:space="preserve"> March – April 2026</w:t>
-      </w:r>
-    </w:p>
-    <w:p>
-      <w:pPr>
-        <w:pStyle w:val="ListParagraph"/>
-        <w:numPr>
-          <w:ilvl w:val="0"/>
-          <w:numId w:val="5"/>
-        </w:numPr>
-      </w:pPr>
-      <w:r>
-        <w:t>Designed/implemented</w:t>
-      </w:r>
-      <w:r>
-        <w:t xml:space="preserve"> a lightweight software-defined firewall for an NRF24-based</w:t>
-      </w:r>
-      <w:r>
-        <w:t xml:space="preserve"> IP</w:t>
-      </w:r>
-      <w:r>
-        <w:t xml:space="preserve"> network</w:t>
-      </w:r>
-      <w:r>
-        <w:t>.</w:t>
-      </w:r>
-    </w:p>
-    <w:p>
-      <w:pPr>
-        <w:pStyle w:val="ListParagraph"/>
-        <w:numPr>
-          <w:ilvl w:val="0"/>
-          <w:numId w:val="5"/>
-        </w:numPr>
-      </w:pPr>
-      <w:r>
-        <w:t>Built a full-stack system using FastAPI and React with a staged rule engine and web interface</w:t>
-      </w:r>
-      <w:r>
-        <w:t>.</w:t>
-      </w:r>
-    </w:p>
-    <w:p>
-      <w:pPr>
-        <w:pStyle w:val="ListParagraph"/>
-        <w:numPr>
-          <w:ilvl w:val="0"/>
-          <w:numId w:val="5"/>
-        </w:numPr>
-      </w:pPr>
-      <w:r>
-        <w:t xml:space="preserve">Configured </w:t>
-      </w:r>
-      <w:r>
-        <w:t xml:space="preserve">Linux </w:t>
-      </w:r>
-      <w:r>
-        <w:t>TUN interfaces, routing, NAT</w:t>
-      </w:r>
-      <w:r>
-        <w:t>,</w:t>
-      </w:r>
-      <w:r>
-        <w:t xml:space="preserve"> and integrated nftables for traffic filtering</w:t>
-      </w:r>
-      <w:r>
-        <w:t>.</w:t>
-      </w:r>
-    </w:p>
-    <w:p>
-      <w:pPr>
-        <w:pStyle w:val="ListParagraph"/>
-        <w:numPr>
-          <w:ilvl w:val="0"/>
-          <w:numId w:val="5"/>
-        </w:numPr>
-      </w:pPr>
-      <w:r>
-        <w:t>Evaluated system performance using UDP throughput and latency measurements with iperf3</w:t>
-      </w:r>
-      <w:r>
-        <w:t>.</w:t>
-      </w:r>
-    </w:p>
-    <w:p>
-      <w:pPr>
-        <w:ind w:left="284"/>
-      </w:pPr>
-    </w:p>
-    <w:p>
-      <w:pPr>
-        <w:spacing w:after="0"/>
-      </w:pPr>
-      <w:r>
-        <w:rPr>
-          <w:b/>
-          <w:bCs/>
-        </w:rPr>
-        <w:lastRenderedPageBreak/>
-        <w:t>ReviewMate</w:t>
-      </w:r>
-      <w:r>
-        <w:rPr>
-          <w:b/>
-          <w:bCs/>
-        </w:rPr>
-        <w:t xml:space="preserve"> |</w:t>
-      </w:r>
-      <w:r>
-        <w:t xml:space="preserve"> </w:t>
       </w:r>
       <w:hyperlink r:id="rId28" w:history="1">
         <w:r>
@@ -3660,51 +3994,40 @@
         </w:r>
       </w:hyperlink>
       <w:r>
-        <w:tab/>
-      </w:r>
-      <w:r>
-        <w:tab/>
-      </w:r>
-      <w:r>
-        <w:tab/>
-        <w:t xml:space="preserve">        </w:t>
-      </w:r>
-      <w:r>
-        <w:tab/>
-      </w:r>
-      <w:r>
-        <w:tab/>
-      </w:r>
-      <w:r>
-        <w:tab/>
-      </w:r>
-      <w:r>
-        <w:tab/>
-      </w:r>
-      <w:r>
-        <w:tab/>
-        <w:t xml:space="preserve">                      </w:t>
-      </w:r>
-      <w:r>
-        <w:rPr>
-          <w:b/>
-          <w:bCs/>
-        </w:rPr>
-        <w:t xml:space="preserve">November </w:t>
-      </w:r>
-      <w:r>
-        <w:rPr>
-          <w:b/>
-          <w:bCs/>
-        </w:rPr>
-        <w:t>202</w:t>
-      </w:r>
-      <w:r>
-        <w:rPr>
-          <w:b/>
-          <w:bCs/>
-        </w:rPr>
-        <w:t>5</w:t>
+        <w:rPr>
+          <w:b/>
+          <w:bCs/>
+        </w:rPr>
+        <w:tab/>
+      </w:r>
+      <w:r>
+        <w:rPr>
+          <w:b/>
+          <w:bCs/>
+        </w:rPr>
+        <w:tab/>
+      </w:r>
+      <w:r>
+        <w:rPr>
+          <w:b/>
+          <w:bCs/>
+        </w:rPr>
+        <w:tab/>
+      </w:r>
+      <w:r>
+        <w:rPr>
+          <w:b/>
+          <w:bCs/>
+        </w:rPr>
+        <w:tab/>
+      </w:r>
+      <w:r>
+        <w:rPr>
+          <w:b/>
+          <w:bCs/>
+        </w:rPr>
+        <w:tab/>
+        <w:t xml:space="preserve"> March – April 2026</w:t>
       </w:r>
     </w:p>
     <w:p>
@@ -3712,14 +4035,23 @@
         <w:pStyle w:val="ListParagraph"/>
         <w:numPr>
           <w:ilvl w:val="0"/>
-          <w:numId w:val="6"/>
+          <w:numId w:val="5"/>
         </w:numPr>
       </w:pPr>
       <w:r>
-        <w:t>Designed and built</w:t>
-      </w:r>
-      <w:r>
-        <w:t xml:space="preserve"> a Word add-in with an LLM-powered review agent (TypeScript, Office.js).</w:t>
+        <w:t>Designed/implemented</w:t>
+      </w:r>
+      <w:r>
+        <w:t xml:space="preserve"> a lightweight software-defined firewall for an NRF24-based</w:t>
+      </w:r>
+      <w:r>
+        <w:t xml:space="preserve"> IP</w:t>
+      </w:r>
+      <w:r>
+        <w:t xml:space="preserve"> network</w:t>
+      </w:r>
+      <w:r>
+        <w:t>.</w:t>
       </w:r>
     </w:p>
     <w:p>
@@ -3727,32 +4059,19 @@
         <w:pStyle w:val="ListParagraph"/>
         <w:numPr>
           <w:ilvl w:val="0"/>
-          <w:numId w:val="6"/>
+          <w:numId w:val="5"/>
         </w:numPr>
       </w:pPr>
       <w:r>
-        <w:t xml:space="preserve">Designed prompt-driven review workflows </w:t>
-      </w:r>
-      <w:r>
-        <w:t xml:space="preserve">to </w:t>
-      </w:r>
-      <w:r>
-        <w:t>generat</w:t>
-      </w:r>
-      <w:r>
-        <w:t>e</w:t>
-      </w:r>
-      <w:r>
-        <w:t xml:space="preserve"> structured, actionable feedback as </w:t>
-      </w:r>
-      <w:r>
-        <w:t xml:space="preserve">review </w:t>
-      </w:r>
-      <w:r>
-        <w:t>comments</w:t>
-      </w:r>
-      <w:r>
-        <w:t xml:space="preserve"> in Word</w:t>
+        <w:t xml:space="preserve">Built a full-stack system using </w:t>
+      </w:r>
+      <w:proofErr w:type="spellStart"/>
+      <w:r>
+        <w:t>FastAPI</w:t>
+      </w:r>
+      <w:proofErr w:type="spellEnd"/>
+      <w:r>
+        <w:t xml:space="preserve"> and React with a staged rule engine and web interface</w:t>
       </w:r>
       <w:r>
         <w:t>.</w:t>
@@ -3763,11 +4082,34 @@
         <w:pStyle w:val="ListParagraph"/>
         <w:numPr>
           <w:ilvl w:val="0"/>
-          <w:numId w:val="6"/>
+          <w:numId w:val="5"/>
         </w:numPr>
       </w:pPr>
       <w:r>
-        <w:t>Integrated OpenAI-compatible LLM pipeline with JSON outputs and resilient parsing.</w:t>
+        <w:t xml:space="preserve">Configured </w:t>
+      </w:r>
+      <w:r>
+        <w:t xml:space="preserve">Linux </w:t>
+      </w:r>
+      <w:r>
+        <w:t>TUN interfaces, routing, NAT</w:t>
+      </w:r>
+      <w:r>
+        <w:t>,</w:t>
+      </w:r>
+      <w:r>
+        <w:t xml:space="preserve"> and integrated </w:t>
+      </w:r>
+      <w:proofErr w:type="spellStart"/>
+      <w:r>
+        <w:t>nftables</w:t>
+      </w:r>
+      <w:proofErr w:type="spellEnd"/>
+      <w:r>
+        <w:t xml:space="preserve"> for traffic filtering</w:t>
+      </w:r>
+      <w:r>
+        <w:t>.</w:t>
       </w:r>
     </w:p>
     <w:p>
@@ -3775,11 +4117,14 @@
         <w:pStyle w:val="ListParagraph"/>
         <w:numPr>
           <w:ilvl w:val="0"/>
-          <w:numId w:val="6"/>
+          <w:numId w:val="5"/>
         </w:numPr>
       </w:pPr>
       <w:r>
-        <w:t>Added AI writing tools (trim, paraphrase, summaries) with secure API key handling.</w:t>
+        <w:t>Evaluated system performance using UDP throughput and latency measurements with iperf3</w:t>
+      </w:r>
+      <w:r>
+        <w:t>.</w:t>
       </w:r>
     </w:p>
     <w:p>
@@ -3791,7 +4136,14 @@
           <w:b/>
           <w:bCs/>
         </w:rPr>
-        <w:t>Admissions Management System |</w:t>
+        <w:t>ReviewMate</w:t>
+      </w:r>
+      <w:r>
+        <w:rPr>
+          <w:b/>
+          <w:bCs/>
+        </w:rPr>
+        <w:t xml:space="preserve"> |</w:t>
       </w:r>
       <w:r>
         <w:t xml:space="preserve"> </w:t>
@@ -3814,6 +4166,153 @@
       </w:r>
       <w:r>
         <w:tab/>
+        <w:t xml:space="preserve">        </w:t>
+      </w:r>
+      <w:r>
+        <w:tab/>
+      </w:r>
+      <w:r>
+        <w:tab/>
+      </w:r>
+      <w:r>
+        <w:tab/>
+      </w:r>
+      <w:r>
+        <w:tab/>
+      </w:r>
+      <w:r>
+        <w:tab/>
+        <w:t xml:space="preserve">                      </w:t>
+      </w:r>
+      <w:r>
+        <w:rPr>
+          <w:b/>
+          <w:bCs/>
+        </w:rPr>
+        <w:t xml:space="preserve">November </w:t>
+      </w:r>
+      <w:r>
+        <w:rPr>
+          <w:b/>
+          <w:bCs/>
+        </w:rPr>
+        <w:t>202</w:t>
+      </w:r>
+      <w:r>
+        <w:rPr>
+          <w:b/>
+          <w:bCs/>
+        </w:rPr>
+        <w:t>5</w:t>
+      </w:r>
+    </w:p>
+    <w:p>
+      <w:pPr>
+        <w:pStyle w:val="ListParagraph"/>
+        <w:numPr>
+          <w:ilvl w:val="0"/>
+          <w:numId w:val="6"/>
+        </w:numPr>
+      </w:pPr>
+      <w:r>
+        <w:t>Designed and built</w:t>
+      </w:r>
+      <w:r>
+        <w:t xml:space="preserve"> a Word add-in with an LLM-powered review agent (TypeScript, Office.js).</w:t>
+      </w:r>
+    </w:p>
+    <w:p>
+      <w:pPr>
+        <w:pStyle w:val="ListParagraph"/>
+        <w:numPr>
+          <w:ilvl w:val="0"/>
+          <w:numId w:val="6"/>
+        </w:numPr>
+      </w:pPr>
+      <w:r>
+        <w:t xml:space="preserve">Designed prompt-driven review workflows </w:t>
+      </w:r>
+      <w:r>
+        <w:t xml:space="preserve">to </w:t>
+      </w:r>
+      <w:r>
+        <w:t>generat</w:t>
+      </w:r>
+      <w:r>
+        <w:t>e</w:t>
+      </w:r>
+      <w:r>
+        <w:t xml:space="preserve"> structured, actionable feedback as </w:t>
+      </w:r>
+      <w:r>
+        <w:t xml:space="preserve">review </w:t>
+      </w:r>
+      <w:r>
+        <w:t>comments</w:t>
+      </w:r>
+      <w:r>
+        <w:t xml:space="preserve"> in Word</w:t>
+      </w:r>
+      <w:r>
+        <w:t>.</w:t>
+      </w:r>
+    </w:p>
+    <w:p>
+      <w:pPr>
+        <w:pStyle w:val="ListParagraph"/>
+        <w:numPr>
+          <w:ilvl w:val="0"/>
+          <w:numId w:val="6"/>
+        </w:numPr>
+      </w:pPr>
+      <w:r>
+        <w:t>Integrated OpenAI-compatible LLM pipeline with JSON outputs and resilient parsing.</w:t>
+      </w:r>
+    </w:p>
+    <w:p>
+      <w:pPr>
+        <w:pStyle w:val="ListParagraph"/>
+        <w:numPr>
+          <w:ilvl w:val="0"/>
+          <w:numId w:val="6"/>
+        </w:numPr>
+      </w:pPr>
+      <w:r>
+        <w:t>Added AI writing tools (trim, paraphrase, summaries) with secure API key handling.</w:t>
+      </w:r>
+    </w:p>
+    <w:p>
+      <w:pPr>
+        <w:spacing w:after="0"/>
+      </w:pPr>
+      <w:r>
+        <w:rPr>
+          <w:b/>
+          <w:bCs/>
+        </w:rPr>
+        <w:t>Admissions Management System |</w:t>
+      </w:r>
+      <w:r>
+        <w:t xml:space="preserve"> </w:t>
+      </w:r>
+      <w:hyperlink r:id="rId30" w:history="1">
+        <w:r>
+          <w:rPr>
+            <w:rStyle w:val="Hyperlink"/>
+            <w:b/>
+            <w:bCs/>
+          </w:rPr>
+          <w:t>Link</w:t>
+        </w:r>
+      </w:hyperlink>
+      <w:r>
+        <w:tab/>
+      </w:r>
+      <w:r>
+        <w:tab/>
+      </w:r>
+      <w:r>
+        <w:tab/>
       </w:r>
       <w:r>
         <w:tab/>
@@ -3855,7 +4354,7 @@
       <w:r>
         <w:t xml:space="preserve">Designed/developed an admissions management system for </w:t>
       </w:r>
-      <w:hyperlink r:id="rId30" w:history="1">
+      <w:hyperlink r:id="rId31" w:history="1">
         <w:r>
           <w:rPr>
             <w:rStyle w:val="Hyperlink"/>
@@ -3956,7 +4455,23 @@
           <w:b/>
           <w:bCs/>
         </w:rPr>
-        <w:t>Prof. Yaokumah Winfred</w:t>
+        <w:t xml:space="preserve">Prof. </w:t>
+      </w:r>
+      <w:proofErr w:type="spellStart"/>
+      <w:r>
+        <w:rPr>
+          <w:b/>
+          <w:bCs/>
+        </w:rPr>
+        <w:t>Yaokumah</w:t>
+      </w:r>
+      <w:proofErr w:type="spellEnd"/>
+      <w:r>
+        <w:rPr>
+          <w:b/>
+          <w:bCs/>
+        </w:rPr>
+        <w:t xml:space="preserve"> Winfred</w:t>
       </w:r>
     </w:p>
     <w:p>
@@ -3973,7 +4488,7 @@
         <w:pStyle w:val="ListParagraph"/>
         <w:ind w:left="400"/>
       </w:pPr>
-      <w:hyperlink r:id="rId31" w:history="1">
+      <w:hyperlink r:id="rId32" w:history="1">
         <w:r>
           <w:rPr>
             <w:rStyle w:val="Hyperlink"/>
@@ -3991,10 +4506,17 @@
     <w:p>
       <w:pPr>
         <w:pStyle w:val="ListParagraph"/>
+        <w:ind w:left="400"/>
+      </w:pPr>
+    </w:p>
+    <w:p>
+      <w:pPr>
+        <w:pStyle w:val="ListParagraph"/>
         <w:numPr>
           <w:ilvl w:val="0"/>
           <w:numId w:val="17"/>
         </w:numPr>
+        <w:spacing w:before="240"/>
         <w:rPr>
           <w:b/>
           <w:bCs/>
@@ -4014,7 +4536,13 @@
         <w:ind w:left="400"/>
       </w:pPr>
       <w:r>
-        <w:t>Director, Africa Center for Development Impact (ACDI)</w:t>
+        <w:t>Director, Africa</w:t>
+      </w:r>
+      <w:r>
+        <w:t>n</w:t>
+      </w:r>
+      <w:r>
+        <w:t xml:space="preserve"> Center for Development Impact (ACDI)</w:t>
       </w:r>
     </w:p>
     <w:p>
@@ -4040,7 +4568,7 @@
         <w:pStyle w:val="ListParagraph"/>
         <w:ind w:left="400"/>
       </w:pPr>
-      <w:hyperlink r:id="rId32" w:history="1">
+      <w:hyperlink r:id="rId33" w:history="1">
         <w:r>
           <w:rPr>
             <w:rStyle w:val="Hyperlink"/>
@@ -4058,6 +4586,12 @@
     <w:p>
       <w:pPr>
         <w:pStyle w:val="ListParagraph"/>
+        <w:ind w:left="400"/>
+      </w:pPr>
+    </w:p>
+    <w:p>
+      <w:pPr>
+        <w:pStyle w:val="ListParagraph"/>
         <w:numPr>
           <w:ilvl w:val="0"/>
           <w:numId w:val="17"/>
@@ -4089,7 +4623,7 @@
         <w:pStyle w:val="ListParagraph"/>
         <w:ind w:left="400"/>
       </w:pPr>
-      <w:hyperlink r:id="rId33" w:history="1">
+      <w:hyperlink r:id="rId34" w:history="1">
         <w:r>
           <w:rPr>
             <w:rStyle w:val="Hyperlink"/>
@@ -4102,55 +4636,6 @@
       </w:r>
       <w:r>
         <w:t>+233 24 460 2374</w:t>
-      </w:r>
-    </w:p>
-    <w:p>
-      <w:pPr>
-        <w:pStyle w:val="ListParagraph"/>
-        <w:numPr>
-          <w:ilvl w:val="0"/>
-          <w:numId w:val="17"/>
-        </w:numPr>
-        <w:rPr>
-          <w:b/>
-          <w:bCs/>
-        </w:rPr>
-      </w:pPr>
-      <w:r>
-        <w:rPr>
-          <w:b/>
-          <w:bCs/>
-        </w:rPr>
-        <w:t>Dr. Gyamfi Nana Adwabour</w:t>
-      </w:r>
-    </w:p>
-    <w:p>
-      <w:pPr>
-        <w:pStyle w:val="ListParagraph"/>
-        <w:ind w:left="400"/>
-      </w:pPr>
-      <w:r>
-        <w:t>Glocal CEO, AfriLearnTech Company Limited</w:t>
-      </w:r>
-    </w:p>
-    <w:p>
-      <w:pPr>
-        <w:pStyle w:val="ListParagraph"/>
-        <w:ind w:left="400"/>
-      </w:pPr>
-      <w:hyperlink r:id="rId34" w:history="1">
-        <w:r>
-          <w:rPr>
-            <w:rStyle w:val="Hyperlink"/>
-          </w:rPr>
-          <w:t>dr.gadwabour@afrilearntech.com</w:t>
-        </w:r>
-      </w:hyperlink>
-      <w:r>
-        <w:t xml:space="preserve"> || </w:t>
-      </w:r>
-      <w:r>
-        <w:t>+233 54 030 7039</w:t>
       </w:r>
     </w:p>
     <w:sectPr>
@@ -4165,7 +4650,7 @@
 </file>
 
 <file path=word/endnotes.xml><?xml version="1.0" encoding="utf-8"?>
-<w:endnotes xmlns:wpc="http://schemas.microsoft.com/office/word/2010/wordprocessingCanvas" xmlns:cx="http://schemas.microsoft.com/office/drawing/2014/chartex" xmlns:cx1="http://schemas.microsoft.com/office/drawing/2015/9/8/chartex" xmlns:cx2="http://schemas.microsoft.com/office/drawing/2015/10/21/chartex" xmlns:cx3="http://schemas.microsoft.com/office/drawing/2016/5/9/chartex" xmlns:cx4="http://schemas.microsoft.com/office/drawing/2016/5/10/chartex" xmlns:cx5="http://schemas.microsoft.com/office/drawing/2016/5/11/chartex" xmlns:cx6="http://schemas.microsoft.com/office/drawing/2016/5/12/chartex" xmlns:cx7="http://schemas.microsoft.com/office/drawing/2016/5/13/chartex" xmlns:cx8="http://schemas.microsoft.com/office/drawing/2016/5/14/chartex" xmlns:mc="http://schemas.openxmlformats.org/markup-compatibility/2006" xmlns:aink="http://schemas.microsoft.com/office/drawing/2016/ink" xmlns:am3d="http://schemas.microsoft.com/office/drawing/2017/model3d" xmlns:o="urn:schemas-microsoft-com:office:office" xmlns:oel="http://schemas.microsoft.com/office/2019/extlst" xmlns:r="http://schemas.openxmlformats.org/officeDocument/2006/relationships" xmlns:m="http://schemas.openxmlformats.org/officeDocument/2006/math" xmlns:v="urn:schemas-microsoft-com:vml" xmlns:wp14="http://schemas.microsoft.com/office/word/2010/wordprocessingDrawing" xmlns:wp="http://schemas.openxmlformats.org/drawingml/2006/wordprocessingDrawing" xmlns:w10="urn:schemas-microsoft-com:office:word" xmlns:w="http://schemas.openxmlformats.org/wordprocessingml/2006/main" xmlns:w14="http://schemas.microsoft.com/office/word/2010/wordml" xmlns:w15="http://schemas.microsoft.com/office/word/2012/wordml" xmlns:w16cei="http://schemas.microsoft.com/office/word/2026/wordml/cei" xmlns:w16cex="http://schemas.microsoft.com/office/word/2018/wordml/cex" xmlns:w16cid="http://schemas.microsoft.com/office/word/2016/wordml/cid" xmlns:w16="http://schemas.microsoft.com/office/word/2018/wordml" xmlns:w16du="http://schemas.microsoft.com/office/word/2023/wordml/word16du" xmlns:w16sdtdh="http://schemas.microsoft.com/office/word/2020/wordml/sdtdatahash" xmlns:w16sdtfl="http://schemas.microsoft.com/office/word/2024/wordml/sdtformatlock" xmlns:w16se="http://schemas.microsoft.com/office/word/2015/wordml/symex" xmlns:wpg="http://schemas.microsoft.com/office/word/2010/wordprocessingGroup" xmlns:wpi="http://schemas.microsoft.com/office/word/2010/wordprocessingInk" xmlns:wne="http://schemas.microsoft.com/office/word/2006/wordml" xmlns:wps="http://schemas.microsoft.com/office/word/2010/wordprocessingShape" mc:Ignorable="w14 w15 w16se w16cid w16 w16cex w16sdtdh w16sdtfl w16du wp14">
+<w:endnotes xmlns:wpc="http://schemas.microsoft.com/office/word/2010/wordprocessingCanvas" xmlns:cx="http://schemas.microsoft.com/office/drawing/2014/chartex" xmlns:cx1="http://schemas.microsoft.com/office/drawing/2015/9/8/chartex" xmlns:cx2="http://schemas.microsoft.com/office/drawing/2015/10/21/chartex" xmlns:cx3="http://schemas.microsoft.com/office/drawing/2016/5/9/chartex" xmlns:cx4="http://schemas.microsoft.com/office/drawing/2016/5/10/chartex" xmlns:cx5="http://schemas.microsoft.com/office/drawing/2016/5/11/chartex" xmlns:cx6="http://schemas.microsoft.com/office/drawing/2016/5/12/chartex" xmlns:cx7="http://schemas.microsoft.com/office/drawing/2016/5/13/chartex" xmlns:cx8="http://schemas.microsoft.com/office/drawing/2016/5/14/chartex" xmlns:mc="http://schemas.openxmlformats.org/markup-compatibility/2006" xmlns:aink="http://schemas.microsoft.com/office/drawing/2016/ink" xmlns:am3d="http://schemas.microsoft.com/office/drawing/2017/model3d" xmlns:o="urn:schemas-microsoft-com:office:office" xmlns:oel="http://schemas.microsoft.com/office/2019/extlst" xmlns:r="http://schemas.openxmlformats.org/officeDocument/2006/relationships" xmlns:m="http://schemas.openxmlformats.org/officeDocument/2006/math" xmlns:v="urn:schemas-microsoft-com:vml" xmlns:wp14="http://schemas.microsoft.com/office/word/2010/wordprocessingDrawing" xmlns:wp="http://schemas.openxmlformats.org/drawingml/2006/wordprocessingDrawing" xmlns:w10="urn:schemas-microsoft-com:office:word" xmlns:w="http://schemas.openxmlformats.org/wordprocessingml/2006/main" xmlns:w14="http://schemas.microsoft.com/office/word/2010/wordml" xmlns:w15="http://schemas.microsoft.com/office/word/2012/wordml" xmlns:w16cex="http://schemas.microsoft.com/office/word/2018/wordml/cex" xmlns:w16cid="http://schemas.microsoft.com/office/word/2016/wordml/cid" xmlns:w16="http://schemas.microsoft.com/office/word/2018/wordml" xmlns:w16du="http://schemas.microsoft.com/office/word/2023/wordml/word16du" xmlns:w16sdtdh="http://schemas.microsoft.com/office/word/2020/wordml/sdtdatahash" xmlns:w16sdtfl="http://schemas.microsoft.com/office/word/2024/wordml/sdtformatlock" xmlns:w16se="http://schemas.microsoft.com/office/word/2015/wordml/symex" xmlns:wpg="http://schemas.microsoft.com/office/word/2010/wordprocessingGroup" xmlns:wpi="http://schemas.microsoft.com/office/word/2010/wordprocessingInk" xmlns:wne="http://schemas.microsoft.com/office/word/2006/wordml" xmlns:wps="http://schemas.microsoft.com/office/word/2010/wordprocessingShape" mc:Ignorable="w14 w15 w16se w16cid w16 w16cex w16sdtdh w16sdtfl w16du wp14">
   <w:endnote w:type="separator" w:id="-1">
     <w:p>
       <w:pPr>
@@ -4190,7 +4675,7 @@
 </file>
 
 <file path=word/footer1.xml><?xml version="1.0" encoding="utf-8"?>
-<w:ftr xmlns:wpc="http://schemas.microsoft.com/office/word/2010/wordprocessingCanvas" xmlns:cx="http://schemas.microsoft.com/office/drawing/2014/chartex" xmlns:cx1="http://schemas.microsoft.com/office/drawing/2015/9/8/chartex" xmlns:cx2="http://schemas.microsoft.com/office/drawing/2015/10/21/chartex" xmlns:cx3="http://schemas.microsoft.com/office/drawing/2016/5/9/chartex" xmlns:cx4="http://schemas.microsoft.com/office/drawing/2016/5/10/chartex" xmlns:cx5="http://schemas.microsoft.com/office/drawing/2016/5/11/chartex" xmlns:cx6="http://schemas.microsoft.com/office/drawing/2016/5/12/chartex" xmlns:cx7="http://schemas.microsoft.com/office/drawing/2016/5/13/chartex" xmlns:cx8="http://schemas.microsoft.com/office/drawing/2016/5/14/chartex" xmlns:mc="http://schemas.openxmlformats.org/markup-compatibility/2006" xmlns:aink="http://schemas.microsoft.com/office/drawing/2016/ink" xmlns:am3d="http://schemas.microsoft.com/office/drawing/2017/model3d" xmlns:o="urn:schemas-microsoft-com:office:office" xmlns:oel="http://schemas.microsoft.com/office/2019/extlst" xmlns:r="http://schemas.openxmlformats.org/officeDocument/2006/relationships" xmlns:m="http://schemas.openxmlformats.org/officeDocument/2006/math" xmlns:v="urn:schemas-microsoft-com:vml" xmlns:wp14="http://schemas.microsoft.com/office/word/2010/wordprocessingDrawing" xmlns:wp="http://schemas.openxmlformats.org/drawingml/2006/wordprocessingDrawing" xmlns:w10="urn:schemas-microsoft-com:office:word" xmlns:w="http://schemas.openxmlformats.org/wordprocessingml/2006/main" xmlns:w14="http://schemas.microsoft.com/office/word/2010/wordml" xmlns:w15="http://schemas.microsoft.com/office/word/2012/wordml" xmlns:w16cei="http://schemas.microsoft.com/office/word/2026/wordml/cei" xmlns:w16cex="http://schemas.microsoft.com/office/word/2018/wordml/cex" xmlns:w16cid="http://schemas.microsoft.com/office/word/2016/wordml/cid" xmlns:w16="http://schemas.microsoft.com/office/word/2018/wordml" xmlns:w16du="http://schemas.microsoft.com/office/word/2023/wordml/word16du" xmlns:w16sdtdh="http://schemas.microsoft.com/office/word/2020/wordml/sdtdatahash" xmlns:w16sdtfl="http://schemas.microsoft.com/office/word/2024/wordml/sdtformatlock" xmlns:w16se="http://schemas.microsoft.com/office/word/2015/wordml/symex" xmlns:wpg="http://schemas.microsoft.com/office/word/2010/wordprocessingGroup" xmlns:wpi="http://schemas.microsoft.com/office/word/2010/wordprocessingInk" xmlns:wne="http://schemas.microsoft.com/office/word/2006/wordml" xmlns:wps="http://schemas.microsoft.com/office/word/2010/wordprocessingShape" mc:Ignorable="w14 w15 w16se w16cid w16 w16cex w16sdtdh w16sdtfl w16du wp14">
+<w:ftr xmlns:wpc="http://schemas.microsoft.com/office/word/2010/wordprocessingCanvas" xmlns:cx="http://schemas.microsoft.com/office/drawing/2014/chartex" xmlns:cx1="http://schemas.microsoft.com/office/drawing/2015/9/8/chartex" xmlns:cx2="http://schemas.microsoft.com/office/drawing/2015/10/21/chartex" xmlns:cx3="http://schemas.microsoft.com/office/drawing/2016/5/9/chartex" xmlns:cx4="http://schemas.microsoft.com/office/drawing/2016/5/10/chartex" xmlns:cx5="http://schemas.microsoft.com/office/drawing/2016/5/11/chartex" xmlns:cx6="http://schemas.microsoft.com/office/drawing/2016/5/12/chartex" xmlns:cx7="http://schemas.microsoft.com/office/drawing/2016/5/13/chartex" xmlns:cx8="http://schemas.microsoft.com/office/drawing/2016/5/14/chartex" xmlns:mc="http://schemas.openxmlformats.org/markup-compatibility/2006" xmlns:aink="http://schemas.microsoft.com/office/drawing/2016/ink" xmlns:am3d="http://schemas.microsoft.com/office/drawing/2017/model3d" xmlns:o="urn:schemas-microsoft-com:office:office" xmlns:oel="http://schemas.microsoft.com/office/2019/extlst" xmlns:r="http://schemas.openxmlformats.org/officeDocument/2006/relationships" xmlns:m="http://schemas.openxmlformats.org/officeDocument/2006/math" xmlns:v="urn:schemas-microsoft-com:vml" xmlns:wp14="http://schemas.microsoft.com/office/word/2010/wordprocessingDrawing" xmlns:wp="http://schemas.openxmlformats.org/drawingml/2006/wordprocessingDrawing" xmlns:w10="urn:schemas-microsoft-com:office:word" xmlns:w="http://schemas.openxmlformats.org/wordprocessingml/2006/main" xmlns:w14="http://schemas.microsoft.com/office/word/2010/wordml" xmlns:w15="http://schemas.microsoft.com/office/word/2012/wordml" xmlns:w16cex="http://schemas.microsoft.com/office/word/2018/wordml/cex" xmlns:w16cid="http://schemas.microsoft.com/office/word/2016/wordml/cid" xmlns:w16="http://schemas.microsoft.com/office/word/2018/wordml" xmlns:w16du="http://schemas.microsoft.com/office/word/2023/wordml/word16du" xmlns:w16sdtdh="http://schemas.microsoft.com/office/word/2020/wordml/sdtdatahash" xmlns:w16sdtfl="http://schemas.microsoft.com/office/word/2024/wordml/sdtformatlock" xmlns:w16se="http://schemas.microsoft.com/office/word/2015/wordml/symex" xmlns:wpg="http://schemas.microsoft.com/office/word/2010/wordprocessingGroup" xmlns:wpi="http://schemas.microsoft.com/office/word/2010/wordprocessingInk" xmlns:wne="http://schemas.microsoft.com/office/word/2006/wordml" xmlns:wps="http://schemas.microsoft.com/office/word/2010/wordprocessingShape" mc:Ignorable="w14 w15 w16se w16cid w16 w16cex w16sdtdh w16sdtfl w16du wp14">
   <w:sdt>
     <w:sdtPr>
       <w:id w:val="1347441750"/>
@@ -4243,7 +4728,7 @@
 </file>
 
 <file path=word/footnotes.xml><?xml version="1.0" encoding="utf-8"?>
-<w:footnotes xmlns:wpc="http://schemas.microsoft.com/office/word/2010/wordprocessingCanvas" xmlns:cx="http://schemas.microsoft.com/office/drawing/2014/chartex" xmlns:cx1="http://schemas.microsoft.com/office/drawing/2015/9/8/chartex" xmlns:cx2="http://schemas.microsoft.com/office/drawing/2015/10/21/chartex" xmlns:cx3="http://schemas.microsoft.com/office/drawing/2016/5/9/chartex" xmlns:cx4="http://schemas.microsoft.com/office/drawing/2016/5/10/chartex" xmlns:cx5="http://schemas.microsoft.com/office/drawing/2016/5/11/chartex" xmlns:cx6="http://schemas.microsoft.com/office/drawing/2016/5/12/chartex" xmlns:cx7="http://schemas.microsoft.com/office/drawing/2016/5/13/chartex" xmlns:cx8="http://schemas.microsoft.com/office/drawing/2016/5/14/chartex" xmlns:mc="http://schemas.openxmlformats.org/markup-compatibility/2006" xmlns:aink="http://schemas.microsoft.com/office/drawing/2016/ink" xmlns:am3d="http://schemas.microsoft.com/office/drawing/2017/model3d" xmlns:o="urn:schemas-microsoft-com:office:office" xmlns:oel="http://schemas.microsoft.com/office/2019/extlst" xmlns:r="http://schemas.openxmlformats.org/officeDocument/2006/relationships" xmlns:m="http://schemas.openxmlformats.org/officeDocument/2006/math" xmlns:v="urn:schemas-microsoft-com:vml" xmlns:wp14="http://schemas.microsoft.com/office/word/2010/wordprocessingDrawing" xmlns:wp="http://schemas.openxmlformats.org/drawingml/2006/wordprocessingDrawing" xmlns:w10="urn:schemas-microsoft-com:office:word" xmlns:w="http://schemas.openxmlformats.org/wordprocessingml/2006/main" xmlns:w14="http://schemas.microsoft.com/office/word/2010/wordml" xmlns:w15="http://schemas.microsoft.com/office/word/2012/wordml" xmlns:w16cei="http://schemas.microsoft.com/office/word/2026/wordml/cei" xmlns:w16cex="http://schemas.microsoft.com/office/word/2018/wordml/cex" xmlns:w16cid="http://schemas.microsoft.com/office/word/2016/wordml/cid" xmlns:w16="http://schemas.microsoft.com/office/word/2018/wordml" xmlns:w16du="http://schemas.microsoft.com/office/word/2023/wordml/word16du" xmlns:w16sdtdh="http://schemas.microsoft.com/office/word/2020/wordml/sdtdatahash" xmlns:w16sdtfl="http://schemas.microsoft.com/office/word/2024/wordml/sdtformatlock" xmlns:w16se="http://schemas.microsoft.com/office/word/2015/wordml/symex" xmlns:wpg="http://schemas.microsoft.com/office/word/2010/wordprocessingGroup" xmlns:wpi="http://schemas.microsoft.com/office/word/2010/wordprocessingInk" xmlns:wne="http://schemas.microsoft.com/office/word/2006/wordml" xmlns:wps="http://schemas.microsoft.com/office/word/2010/wordprocessingShape" mc:Ignorable="w14 w15 w16se w16cid w16 w16cex w16sdtdh w16sdtfl w16du wp14">
+<w:footnotes xmlns:wpc="http://schemas.microsoft.com/office/word/2010/wordprocessingCanvas" xmlns:cx="http://schemas.microsoft.com/office/drawing/2014/chartex" xmlns:cx1="http://schemas.microsoft.com/office/drawing/2015/9/8/chartex" xmlns:cx2="http://schemas.microsoft.com/office/drawing/2015/10/21/chartex" xmlns:cx3="http://schemas.microsoft.com/office/drawing/2016/5/9/chartex" xmlns:cx4="http://schemas.microsoft.com/office/drawing/2016/5/10/chartex" xmlns:cx5="http://schemas.microsoft.com/office/drawing/2016/5/11/chartex" xmlns:cx6="http://schemas.microsoft.com/office/drawing/2016/5/12/chartex" xmlns:cx7="http://schemas.microsoft.com/office/drawing/2016/5/13/chartex" xmlns:cx8="http://schemas.microsoft.com/office/drawing/2016/5/14/chartex" xmlns:mc="http://schemas.openxmlformats.org/markup-compatibility/2006" xmlns:aink="http://schemas.microsoft.com/office/drawing/2016/ink" xmlns:am3d="http://schemas.microsoft.com/office/drawing/2017/model3d" xmlns:o="urn:schemas-microsoft-com:office:office" xmlns:oel="http://schemas.microsoft.com/office/2019/extlst" xmlns:r="http://schemas.openxmlformats.org/officeDocument/2006/relationships" xmlns:m="http://schemas.openxmlformats.org/officeDocument/2006/math" xmlns:v="urn:schemas-microsoft-com:vml" xmlns:wp14="http://schemas.microsoft.com/office/word/2010/wordprocessingDrawing" xmlns:wp="http://schemas.openxmlformats.org/drawingml/2006/wordprocessingDrawing" xmlns:w10="urn:schemas-microsoft-com:office:word" xmlns:w="http://schemas.openxmlformats.org/wordprocessingml/2006/main" xmlns:w14="http://schemas.microsoft.com/office/word/2010/wordml" xmlns:w15="http://schemas.microsoft.com/office/word/2012/wordml" xmlns:w16cex="http://schemas.microsoft.com/office/word/2018/wordml/cex" xmlns:w16cid="http://schemas.microsoft.com/office/word/2016/wordml/cid" xmlns:w16="http://schemas.microsoft.com/office/word/2018/wordml" xmlns:w16du="http://schemas.microsoft.com/office/word/2023/wordml/word16du" xmlns:w16sdtdh="http://schemas.microsoft.com/office/word/2020/wordml/sdtdatahash" xmlns:w16sdtfl="http://schemas.microsoft.com/office/word/2024/wordml/sdtformatlock" xmlns:w16se="http://schemas.microsoft.com/office/word/2015/wordml/symex" xmlns:wpg="http://schemas.microsoft.com/office/word/2010/wordprocessingGroup" xmlns:wpi="http://schemas.microsoft.com/office/word/2010/wordprocessingInk" xmlns:wne="http://schemas.microsoft.com/office/word/2006/wordml" xmlns:wps="http://schemas.microsoft.com/office/word/2010/wordprocessingShape" mc:Ignorable="w14 w15 w16se w16cid w16 w16cex w16sdtdh w16sdtfl w16du wp14">
   <w:footnote w:type="separator" w:id="-1">
     <w:p>
       <w:pPr>
@@ -4268,7 +4753,7 @@
 </file>
 
 <file path=word/numbering.xml><?xml version="1.0" encoding="utf-8"?>
-<w:numbering xmlns:wpc="http://schemas.microsoft.com/office/word/2010/wordprocessingCanvas" xmlns:cx="http://schemas.microsoft.com/office/drawing/2014/chartex" xmlns:cx1="http://schemas.microsoft.com/office/drawing/2015/9/8/chartex" xmlns:cx2="http://schemas.microsoft.com/office/drawing/2015/10/21/chartex" xmlns:cx3="http://schemas.microsoft.com/office/drawing/2016/5/9/chartex" xmlns:cx4="http://schemas.microsoft.com/office/drawing/2016/5/10/chartex" xmlns:cx5="http://schemas.microsoft.com/office/drawing/2016/5/11/chartex" xmlns:cx6="http://schemas.microsoft.com/office/drawing/2016/5/12/chartex" xmlns:cx7="http://schemas.microsoft.com/office/drawing/2016/5/13/chartex" xmlns:cx8="http://schemas.microsoft.com/office/drawing/2016/5/14/chartex" xmlns:mc="http://schemas.openxmlformats.org/markup-compatibility/2006" xmlns:aink="http://schemas.microsoft.com/office/drawing/2016/ink" xmlns:am3d="http://schemas.microsoft.com/office/drawing/2017/model3d" xmlns:o="urn:schemas-microsoft-com:office:office" xmlns:oel="http://schemas.microsoft.com/office/2019/extlst" xmlns:r="http://schemas.openxmlformats.org/officeDocument/2006/relationships" xmlns:m="http://schemas.openxmlformats.org/officeDocument/2006/math" xmlns:v="urn:schemas-microsoft-com:vml" xmlns:wp14="http://schemas.microsoft.com/office/word/2010/wordprocessingDrawing" xmlns:wp="http://schemas.openxmlformats.org/drawingml/2006/wordprocessingDrawing" xmlns:w10="urn:schemas-microsoft-com:office:word" xmlns:w="http://schemas.openxmlformats.org/wordprocessingml/2006/main" xmlns:w14="http://schemas.microsoft.com/office/word/2010/wordml" xmlns:w15="http://schemas.microsoft.com/office/word/2012/wordml" xmlns:w16cei="http://schemas.microsoft.com/office/word/2026/wordml/cei" xmlns:w16cex="http://schemas.microsoft.com/office/word/2018/wordml/cex" xmlns:w16cid="http://schemas.microsoft.com/office/word/2016/wordml/cid" xmlns:w16="http://schemas.microsoft.com/office/word/2018/wordml" xmlns:w16du="http://schemas.microsoft.com/office/word/2023/wordml/word16du" xmlns:w16sdtdh="http://schemas.microsoft.com/office/word/2020/wordml/sdtdatahash" xmlns:w16sdtfl="http://schemas.microsoft.com/office/word/2024/wordml/sdtformatlock" xmlns:w16se="http://schemas.microsoft.com/office/word/2015/wordml/symex" xmlns:wpg="http://schemas.microsoft.com/office/word/2010/wordprocessingGroup" xmlns:wpi="http://schemas.microsoft.com/office/word/2010/wordprocessingInk" xmlns:wne="http://schemas.microsoft.com/office/word/2006/wordml" xmlns:wps="http://schemas.microsoft.com/office/word/2010/wordprocessingShape" mc:Ignorable="w14 w15 w16se w16cid w16 w16cex w16sdtdh w16sdtfl w16du wp14">
+<w:numbering xmlns:wpc="http://schemas.microsoft.com/office/word/2010/wordprocessingCanvas" xmlns:cx="http://schemas.microsoft.com/office/drawing/2014/chartex" xmlns:cx1="http://schemas.microsoft.com/office/drawing/2015/9/8/chartex" xmlns:cx2="http://schemas.microsoft.com/office/drawing/2015/10/21/chartex" xmlns:cx3="http://schemas.microsoft.com/office/drawing/2016/5/9/chartex" xmlns:cx4="http://schemas.microsoft.com/office/drawing/2016/5/10/chartex" xmlns:cx5="http://schemas.microsoft.com/office/drawing/2016/5/11/chartex" xmlns:cx6="http://schemas.microsoft.com/office/drawing/2016/5/12/chartex" xmlns:cx7="http://schemas.microsoft.com/office/drawing/2016/5/13/chartex" xmlns:cx8="http://schemas.microsoft.com/office/drawing/2016/5/14/chartex" xmlns:mc="http://schemas.openxmlformats.org/markup-compatibility/2006" xmlns:aink="http://schemas.microsoft.com/office/drawing/2016/ink" xmlns:am3d="http://schemas.microsoft.com/office/drawing/2017/model3d" xmlns:o="urn:schemas-microsoft-com:office:office" xmlns:oel="http://schemas.microsoft.com/office/2019/extlst" xmlns:r="http://schemas.openxmlformats.org/officeDocument/2006/relationships" xmlns:m="http://schemas.openxmlformats.org/officeDocument/2006/math" xmlns:v="urn:schemas-microsoft-com:vml" xmlns:wp14="http://schemas.microsoft.com/office/word/2010/wordprocessingDrawing" xmlns:wp="http://schemas.openxmlformats.org/drawingml/2006/wordprocessingDrawing" xmlns:w10="urn:schemas-microsoft-com:office:word" xmlns:w="http://schemas.openxmlformats.org/wordprocessingml/2006/main" xmlns:w14="http://schemas.microsoft.com/office/word/2010/wordml" xmlns:w15="http://schemas.microsoft.com/office/word/2012/wordml" xmlns:w16cex="http://schemas.microsoft.com/office/word/2018/wordml/cex" xmlns:w16cid="http://schemas.microsoft.com/office/word/2016/wordml/cid" xmlns:w16="http://schemas.microsoft.com/office/word/2018/wordml" xmlns:w16du="http://schemas.microsoft.com/office/word/2023/wordml/word16du" xmlns:w16sdtdh="http://schemas.microsoft.com/office/word/2020/wordml/sdtdatahash" xmlns:w16sdtfl="http://schemas.microsoft.com/office/word/2024/wordml/sdtformatlock" xmlns:w16se="http://schemas.microsoft.com/office/word/2015/wordml/symex" xmlns:wpg="http://schemas.microsoft.com/office/word/2010/wordprocessingGroup" xmlns:wpi="http://schemas.microsoft.com/office/word/2010/wordprocessingInk" xmlns:wne="http://schemas.microsoft.com/office/word/2006/wordml" xmlns:wps="http://schemas.microsoft.com/office/word/2010/wordprocessingShape" mc:Ignorable="w14 w15 w16se w16cid w16 w16cex w16sdtdh w16sdtfl w16du wp14">
   <w:abstractNum w:abstractNumId="0" w15:restartNumberingAfterBreak="0">
     <w:nsid w:val="02372651"/>
     <w:multiLevelType w:val="hybridMultilevel"/>
@@ -5539,6 +6024,232 @@
     </w:lvl>
   </w:abstractNum>
   <w:abstractNum w:abstractNumId="11" w15:restartNumberingAfterBreak="0">
+    <w:nsid w:val="35AF37C4"/>
+    <w:multiLevelType w:val="hybridMultilevel"/>
+    <w:tmpl w:val="2886E764"/>
+    <w:lvl w:ilvl="0" w:tplc="0C000001">
+      <w:start w:val="1"/>
+      <w:numFmt w:val="bullet"/>
+      <w:lvlText w:val=""/>
+      <w:lvlJc w:val="left"/>
+      <w:pPr>
+        <w:ind w:left="720" w:hanging="360"/>
+      </w:pPr>
+      <w:rPr>
+        <w:rFonts w:ascii="Symbol" w:hAnsi="Symbol" w:hint="default"/>
+      </w:rPr>
+    </w:lvl>
+    <w:lvl w:ilvl="1" w:tplc="0C000003" w:tentative="1">
+      <w:start w:val="1"/>
+      <w:numFmt w:val="bullet"/>
+      <w:lvlText w:val="o"/>
+      <w:lvlJc w:val="left"/>
+      <w:pPr>
+        <w:ind w:left="1440" w:hanging="360"/>
+      </w:pPr>
+      <w:rPr>
+        <w:rFonts w:ascii="Courier New" w:hAnsi="Courier New" w:cs="Courier New" w:hint="default"/>
+      </w:rPr>
+    </w:lvl>
+    <w:lvl w:ilvl="2" w:tplc="0C000005" w:tentative="1">
+      <w:start w:val="1"/>
+      <w:numFmt w:val="bullet"/>
+      <w:lvlText w:val=""/>
+      <w:lvlJc w:val="left"/>
+      <w:pPr>
+        <w:ind w:left="2160" w:hanging="360"/>
+      </w:pPr>
+      <w:rPr>
+        <w:rFonts w:ascii="Wingdings" w:hAnsi="Wingdings" w:hint="default"/>
+      </w:rPr>
+    </w:lvl>
+    <w:lvl w:ilvl="3" w:tplc="0C000001" w:tentative="1">
+      <w:start w:val="1"/>
+      <w:numFmt w:val="bullet"/>
+      <w:lvlText w:val=""/>
+      <w:lvlJc w:val="left"/>
+      <w:pPr>
+        <w:ind w:left="2880" w:hanging="360"/>
+      </w:pPr>
+      <w:rPr>
+        <w:rFonts w:ascii="Symbol" w:hAnsi="Symbol" w:hint="default"/>
+      </w:rPr>
+    </w:lvl>
+    <w:lvl w:ilvl="4" w:tplc="0C000003" w:tentative="1">
+      <w:start w:val="1"/>
+      <w:numFmt w:val="bullet"/>
+      <w:lvlText w:val="o"/>
+      <w:lvlJc w:val="left"/>
+      <w:pPr>
+        <w:ind w:left="3600" w:hanging="360"/>
+      </w:pPr>
+      <w:rPr>
+        <w:rFonts w:ascii="Courier New" w:hAnsi="Courier New" w:cs="Courier New" w:hint="default"/>
+      </w:rPr>
+    </w:lvl>
+    <w:lvl w:ilvl="5" w:tplc="0C000005" w:tentative="1">
+      <w:start w:val="1"/>
+      <w:numFmt w:val="bullet"/>
+      <w:lvlText w:val=""/>
+      <w:lvlJc w:val="left"/>
+      <w:pPr>
+        <w:ind w:left="4320" w:hanging="360"/>
+      </w:pPr>
+      <w:rPr>
+        <w:rFonts w:ascii="Wingdings" w:hAnsi="Wingdings" w:hint="default"/>
+      </w:rPr>
+    </w:lvl>
+    <w:lvl w:ilvl="6" w:tplc="0C000001" w:tentative="1">
+      <w:start w:val="1"/>
+      <w:numFmt w:val="bullet"/>
+      <w:lvlText w:val=""/>
+      <w:lvlJc w:val="left"/>
+      <w:pPr>
+        <w:ind w:left="5040" w:hanging="360"/>
+      </w:pPr>
+      <w:rPr>
+        <w:rFonts w:ascii="Symbol" w:hAnsi="Symbol" w:hint="default"/>
+      </w:rPr>
+    </w:lvl>
+    <w:lvl w:ilvl="7" w:tplc="0C000003" w:tentative="1">
+      <w:start w:val="1"/>
+      <w:numFmt w:val="bullet"/>
+      <w:lvlText w:val="o"/>
+      <w:lvlJc w:val="left"/>
+      <w:pPr>
+        <w:ind w:left="5760" w:hanging="360"/>
+      </w:pPr>
+      <w:rPr>
+        <w:rFonts w:ascii="Courier New" w:hAnsi="Courier New" w:cs="Courier New" w:hint="default"/>
+      </w:rPr>
+    </w:lvl>
+    <w:lvl w:ilvl="8" w:tplc="0C000005" w:tentative="1">
+      <w:start w:val="1"/>
+      <w:numFmt w:val="bullet"/>
+      <w:lvlText w:val=""/>
+      <w:lvlJc w:val="left"/>
+      <w:pPr>
+        <w:ind w:left="6480" w:hanging="360"/>
+      </w:pPr>
+      <w:rPr>
+        <w:rFonts w:ascii="Wingdings" w:hAnsi="Wingdings" w:hint="default"/>
+      </w:rPr>
+    </w:lvl>
+  </w:abstractNum>
+  <w:abstractNum w:abstractNumId="12" w15:restartNumberingAfterBreak="0">
+    <w:nsid w:val="3C9276AD"/>
+    <w:multiLevelType w:val="hybridMultilevel"/>
+    <w:tmpl w:val="17C8DAF2"/>
+    <w:lvl w:ilvl="0" w:tplc="0C000001">
+      <w:start w:val="1"/>
+      <w:numFmt w:val="bullet"/>
+      <w:lvlText w:val=""/>
+      <w:lvlJc w:val="left"/>
+      <w:pPr>
+        <w:ind w:left="720" w:hanging="360"/>
+      </w:pPr>
+      <w:rPr>
+        <w:rFonts w:ascii="Symbol" w:hAnsi="Symbol" w:hint="default"/>
+      </w:rPr>
+    </w:lvl>
+    <w:lvl w:ilvl="1" w:tplc="0C000003" w:tentative="1">
+      <w:start w:val="1"/>
+      <w:numFmt w:val="bullet"/>
+      <w:lvlText w:val="o"/>
+      <w:lvlJc w:val="left"/>
+      <w:pPr>
+        <w:ind w:left="1440" w:hanging="360"/>
+      </w:pPr>
+      <w:rPr>
+        <w:rFonts w:ascii="Courier New" w:hAnsi="Courier New" w:cs="Courier New" w:hint="default"/>
+      </w:rPr>
+    </w:lvl>
+    <w:lvl w:ilvl="2" w:tplc="0C000005" w:tentative="1">
+      <w:start w:val="1"/>
+      <w:numFmt w:val="bullet"/>
+      <w:lvlText w:val=""/>
+      <w:lvlJc w:val="left"/>
+      <w:pPr>
+        <w:ind w:left="2160" w:hanging="360"/>
+      </w:pPr>
+      <w:rPr>
+        <w:rFonts w:ascii="Wingdings" w:hAnsi="Wingdings" w:hint="default"/>
+      </w:rPr>
+    </w:lvl>
+    <w:lvl w:ilvl="3" w:tplc="0C000001" w:tentative="1">
+      <w:start w:val="1"/>
+      <w:numFmt w:val="bullet"/>
+      <w:lvlText w:val=""/>
+      <w:lvlJc w:val="left"/>
+      <w:pPr>
+        <w:ind w:left="2880" w:hanging="360"/>
+      </w:pPr>
+      <w:rPr>
+        <w:rFonts w:ascii="Symbol" w:hAnsi="Symbol" w:hint="default"/>
+      </w:rPr>
+    </w:lvl>
+    <w:lvl w:ilvl="4" w:tplc="0C000003" w:tentative="1">
+      <w:start w:val="1"/>
+      <w:numFmt w:val="bullet"/>
+      <w:lvlText w:val="o"/>
+      <w:lvlJc w:val="left"/>
+      <w:pPr>
+        <w:ind w:left="3600" w:hanging="360"/>
+      </w:pPr>
+      <w:rPr>
+        <w:rFonts w:ascii="Courier New" w:hAnsi="Courier New" w:cs="Courier New" w:hint="default"/>
+      </w:rPr>
+    </w:lvl>
+    <w:lvl w:ilvl="5" w:tplc="0C000005" w:tentative="1">
+      <w:start w:val="1"/>
+      <w:numFmt w:val="bullet"/>
+      <w:lvlText w:val=""/>
+      <w:lvlJc w:val="left"/>
+      <w:pPr>
+        <w:ind w:left="4320" w:hanging="360"/>
+      </w:pPr>
+      <w:rPr>
+        <w:rFonts w:ascii="Wingdings" w:hAnsi="Wingdings" w:hint="default"/>
+      </w:rPr>
+    </w:lvl>
+    <w:lvl w:ilvl="6" w:tplc="0C000001" w:tentative="1">
+      <w:start w:val="1"/>
+      <w:numFmt w:val="bullet"/>
+      <w:lvlText w:val=""/>
+      <w:lvlJc w:val="left"/>
+      <w:pPr>
+        <w:ind w:left="5040" w:hanging="360"/>
+      </w:pPr>
+      <w:rPr>
+        <w:rFonts w:ascii="Symbol" w:hAnsi="Symbol" w:hint="default"/>
+      </w:rPr>
+    </w:lvl>
+    <w:lvl w:ilvl="7" w:tplc="0C000003" w:tentative="1">
+      <w:start w:val="1"/>
+      <w:numFmt w:val="bullet"/>
+      <w:lvlText w:val="o"/>
+      <w:lvlJc w:val="left"/>
+      <w:pPr>
+        <w:ind w:left="5760" w:hanging="360"/>
+      </w:pPr>
+      <w:rPr>
+        <w:rFonts w:ascii="Courier New" w:hAnsi="Courier New" w:cs="Courier New" w:hint="default"/>
+      </w:rPr>
+    </w:lvl>
+    <w:lvl w:ilvl="8" w:tplc="0C000005" w:tentative="1">
+      <w:start w:val="1"/>
+      <w:numFmt w:val="bullet"/>
+      <w:lvlText w:val=""/>
+      <w:lvlJc w:val="left"/>
+      <w:pPr>
+        <w:ind w:left="6480" w:hanging="360"/>
+      </w:pPr>
+      <w:rPr>
+        <w:rFonts w:ascii="Wingdings" w:hAnsi="Wingdings" w:hint="default"/>
+      </w:rPr>
+    </w:lvl>
+  </w:abstractNum>
+  <w:abstractNum w:abstractNumId="13" w15:restartNumberingAfterBreak="0">
     <w:nsid w:val="3EF27CFB"/>
     <w:multiLevelType w:val="hybridMultilevel"/>
     <w:tmpl w:val="0EE84D52"/>
@@ -5653,7 +6364,233 @@
       </w:rPr>
     </w:lvl>
   </w:abstractNum>
-  <w:abstractNum w:abstractNumId="12" w15:restartNumberingAfterBreak="0">
+  <w:abstractNum w:abstractNumId="14" w15:restartNumberingAfterBreak="0">
+    <w:nsid w:val="40A83DA0"/>
+    <w:multiLevelType w:val="hybridMultilevel"/>
+    <w:tmpl w:val="BD7CC510"/>
+    <w:lvl w:ilvl="0" w:tplc="0C000001">
+      <w:start w:val="1"/>
+      <w:numFmt w:val="bullet"/>
+      <w:lvlText w:val=""/>
+      <w:lvlJc w:val="left"/>
+      <w:pPr>
+        <w:ind w:left="644" w:hanging="360"/>
+      </w:pPr>
+      <w:rPr>
+        <w:rFonts w:ascii="Symbol" w:hAnsi="Symbol" w:hint="default"/>
+      </w:rPr>
+    </w:lvl>
+    <w:lvl w:ilvl="1" w:tplc="0C000003" w:tentative="1">
+      <w:start w:val="1"/>
+      <w:numFmt w:val="bullet"/>
+      <w:lvlText w:val="o"/>
+      <w:lvlJc w:val="left"/>
+      <w:pPr>
+        <w:ind w:left="1364" w:hanging="360"/>
+      </w:pPr>
+      <w:rPr>
+        <w:rFonts w:ascii="Courier New" w:hAnsi="Courier New" w:cs="Courier New" w:hint="default"/>
+      </w:rPr>
+    </w:lvl>
+    <w:lvl w:ilvl="2" w:tplc="0C000005" w:tentative="1">
+      <w:start w:val="1"/>
+      <w:numFmt w:val="bullet"/>
+      <w:lvlText w:val=""/>
+      <w:lvlJc w:val="left"/>
+      <w:pPr>
+        <w:ind w:left="2084" w:hanging="360"/>
+      </w:pPr>
+      <w:rPr>
+        <w:rFonts w:ascii="Wingdings" w:hAnsi="Wingdings" w:hint="default"/>
+      </w:rPr>
+    </w:lvl>
+    <w:lvl w:ilvl="3" w:tplc="0C000001" w:tentative="1">
+      <w:start w:val="1"/>
+      <w:numFmt w:val="bullet"/>
+      <w:lvlText w:val=""/>
+      <w:lvlJc w:val="left"/>
+      <w:pPr>
+        <w:ind w:left="2804" w:hanging="360"/>
+      </w:pPr>
+      <w:rPr>
+        <w:rFonts w:ascii="Symbol" w:hAnsi="Symbol" w:hint="default"/>
+      </w:rPr>
+    </w:lvl>
+    <w:lvl w:ilvl="4" w:tplc="0C000003" w:tentative="1">
+      <w:start w:val="1"/>
+      <w:numFmt w:val="bullet"/>
+      <w:lvlText w:val="o"/>
+      <w:lvlJc w:val="left"/>
+      <w:pPr>
+        <w:ind w:left="3524" w:hanging="360"/>
+      </w:pPr>
+      <w:rPr>
+        <w:rFonts w:ascii="Courier New" w:hAnsi="Courier New" w:cs="Courier New" w:hint="default"/>
+      </w:rPr>
+    </w:lvl>
+    <w:lvl w:ilvl="5" w:tplc="0C000005" w:tentative="1">
+      <w:start w:val="1"/>
+      <w:numFmt w:val="bullet"/>
+      <w:lvlText w:val=""/>
+      <w:lvlJc w:val="left"/>
+      <w:pPr>
+        <w:ind w:left="4244" w:hanging="360"/>
+      </w:pPr>
+      <w:rPr>
+        <w:rFonts w:ascii="Wingdings" w:hAnsi="Wingdings" w:hint="default"/>
+      </w:rPr>
+    </w:lvl>
+    <w:lvl w:ilvl="6" w:tplc="0C000001" w:tentative="1">
+      <w:start w:val="1"/>
+      <w:numFmt w:val="bullet"/>
+      <w:lvlText w:val=""/>
+      <w:lvlJc w:val="left"/>
+      <w:pPr>
+        <w:ind w:left="4964" w:hanging="360"/>
+      </w:pPr>
+      <w:rPr>
+        <w:rFonts w:ascii="Symbol" w:hAnsi="Symbol" w:hint="default"/>
+      </w:rPr>
+    </w:lvl>
+    <w:lvl w:ilvl="7" w:tplc="0C000003" w:tentative="1">
+      <w:start w:val="1"/>
+      <w:numFmt w:val="bullet"/>
+      <w:lvlText w:val="o"/>
+      <w:lvlJc w:val="left"/>
+      <w:pPr>
+        <w:ind w:left="5684" w:hanging="360"/>
+      </w:pPr>
+      <w:rPr>
+        <w:rFonts w:ascii="Courier New" w:hAnsi="Courier New" w:cs="Courier New" w:hint="default"/>
+      </w:rPr>
+    </w:lvl>
+    <w:lvl w:ilvl="8" w:tplc="0C000005" w:tentative="1">
+      <w:start w:val="1"/>
+      <w:numFmt w:val="bullet"/>
+      <w:lvlText w:val=""/>
+      <w:lvlJc w:val="left"/>
+      <w:pPr>
+        <w:ind w:left="6404" w:hanging="360"/>
+      </w:pPr>
+      <w:rPr>
+        <w:rFonts w:ascii="Wingdings" w:hAnsi="Wingdings" w:hint="default"/>
+      </w:rPr>
+    </w:lvl>
+  </w:abstractNum>
+  <w:abstractNum w:abstractNumId="15" w15:restartNumberingAfterBreak="0">
+    <w:nsid w:val="531E7104"/>
+    <w:multiLevelType w:val="hybridMultilevel"/>
+    <w:tmpl w:val="CC0A1C58"/>
+    <w:lvl w:ilvl="0" w:tplc="0C000001">
+      <w:start w:val="1"/>
+      <w:numFmt w:val="bullet"/>
+      <w:lvlText w:val=""/>
+      <w:lvlJc w:val="left"/>
+      <w:pPr>
+        <w:ind w:left="720" w:hanging="360"/>
+      </w:pPr>
+      <w:rPr>
+        <w:rFonts w:ascii="Symbol" w:hAnsi="Symbol" w:hint="default"/>
+      </w:rPr>
+    </w:lvl>
+    <w:lvl w:ilvl="1" w:tplc="0C000003" w:tentative="1">
+      <w:start w:val="1"/>
+      <w:numFmt w:val="bullet"/>
+      <w:lvlText w:val="o"/>
+      <w:lvlJc w:val="left"/>
+      <w:pPr>
+        <w:ind w:left="1440" w:hanging="360"/>
+      </w:pPr>
+      <w:rPr>
+        <w:rFonts w:ascii="Courier New" w:hAnsi="Courier New" w:cs="Courier New" w:hint="default"/>
+      </w:rPr>
+    </w:lvl>
+    <w:lvl w:ilvl="2" w:tplc="0C000005" w:tentative="1">
+      <w:start w:val="1"/>
+      <w:numFmt w:val="bullet"/>
+      <w:lvlText w:val=""/>
+      <w:lvlJc w:val="left"/>
+      <w:pPr>
+        <w:ind w:left="2160" w:hanging="360"/>
+      </w:pPr>
+      <w:rPr>
+        <w:rFonts w:ascii="Wingdings" w:hAnsi="Wingdings" w:hint="default"/>
+      </w:rPr>
+    </w:lvl>
+    <w:lvl w:ilvl="3" w:tplc="0C000001" w:tentative="1">
+      <w:start w:val="1"/>
+      <w:numFmt w:val="bullet"/>
+      <w:lvlText w:val=""/>
+      <w:lvlJc w:val="left"/>
+      <w:pPr>
+        <w:ind w:left="2880" w:hanging="360"/>
+      </w:pPr>
+      <w:rPr>
+        <w:rFonts w:ascii="Symbol" w:hAnsi="Symbol" w:hint="default"/>
+      </w:rPr>
+    </w:lvl>
+    <w:lvl w:ilvl="4" w:tplc="0C000003" w:tentative="1">
+      <w:start w:val="1"/>
+      <w:numFmt w:val="bullet"/>
+      <w:lvlText w:val="o"/>
+      <w:lvlJc w:val="left"/>
+      <w:pPr>
+        <w:ind w:left="3600" w:hanging="360"/>
+      </w:pPr>
+      <w:rPr>
+        <w:rFonts w:ascii="Courier New" w:hAnsi="Courier New" w:cs="Courier New" w:hint="default"/>
+      </w:rPr>
+    </w:lvl>
+    <w:lvl w:ilvl="5" w:tplc="0C000005" w:tentative="1">
+      <w:start w:val="1"/>
+      <w:numFmt w:val="bullet"/>
+      <w:lvlText w:val=""/>
+      <w:lvlJc w:val="left"/>
+      <w:pPr>
+        <w:ind w:left="4320" w:hanging="360"/>
+      </w:pPr>
+      <w:rPr>
+        <w:rFonts w:ascii="Wingdings" w:hAnsi="Wingdings" w:hint="default"/>
+      </w:rPr>
+    </w:lvl>
+    <w:lvl w:ilvl="6" w:tplc="0C000001" w:tentative="1">
+      <w:start w:val="1"/>
+      <w:numFmt w:val="bullet"/>
+      <w:lvlText w:val=""/>
+      <w:lvlJc w:val="left"/>
+      <w:pPr>
+        <w:ind w:left="5040" w:hanging="360"/>
+      </w:pPr>
+      <w:rPr>
+        <w:rFonts w:ascii="Symbol" w:hAnsi="Symbol" w:hint="default"/>
+      </w:rPr>
+    </w:lvl>
+    <w:lvl w:ilvl="7" w:tplc="0C000003" w:tentative="1">
+      <w:start w:val="1"/>
+      <w:numFmt w:val="bullet"/>
+      <w:lvlText w:val="o"/>
+      <w:lvlJc w:val="left"/>
+      <w:pPr>
+        <w:ind w:left="5760" w:hanging="360"/>
+      </w:pPr>
+      <w:rPr>
+        <w:rFonts w:ascii="Courier New" w:hAnsi="Courier New" w:cs="Courier New" w:hint="default"/>
+      </w:rPr>
+    </w:lvl>
+    <w:lvl w:ilvl="8" w:tplc="0C000005" w:tentative="1">
+      <w:start w:val="1"/>
+      <w:numFmt w:val="bullet"/>
+      <w:lvlText w:val=""/>
+      <w:lvlJc w:val="left"/>
+      <w:pPr>
+        <w:ind w:left="6480" w:hanging="360"/>
+      </w:pPr>
+      <w:rPr>
+        <w:rFonts w:ascii="Wingdings" w:hAnsi="Wingdings" w:hint="default"/>
+      </w:rPr>
+    </w:lvl>
+  </w:abstractNum>
+  <w:abstractNum w:abstractNumId="16" w15:restartNumberingAfterBreak="0">
     <w:nsid w:val="54EC2D8D"/>
     <w:multiLevelType w:val="hybridMultilevel"/>
     <w:tmpl w:val="3CC84042"/>
@@ -5742,7 +6679,7 @@
       </w:pPr>
     </w:lvl>
   </w:abstractNum>
-  <w:abstractNum w:abstractNumId="13" w15:restartNumberingAfterBreak="0">
+  <w:abstractNum w:abstractNumId="17" w15:restartNumberingAfterBreak="0">
     <w:nsid w:val="572B5149"/>
     <w:multiLevelType w:val="hybridMultilevel"/>
     <w:tmpl w:val="365A82E0"/>
@@ -5855,7 +6792,7 @@
       </w:rPr>
     </w:lvl>
   </w:abstractNum>
-  <w:abstractNum w:abstractNumId="14" w15:restartNumberingAfterBreak="0">
+  <w:abstractNum w:abstractNumId="18" w15:restartNumberingAfterBreak="0">
     <w:nsid w:val="577E5811"/>
     <w:multiLevelType w:val="hybridMultilevel"/>
     <w:tmpl w:val="90EAF064"/>
@@ -5970,7 +6907,7 @@
       </w:rPr>
     </w:lvl>
   </w:abstractNum>
-  <w:abstractNum w:abstractNumId="15" w15:restartNumberingAfterBreak="0">
+  <w:abstractNum w:abstractNumId="19" w15:restartNumberingAfterBreak="0">
     <w:nsid w:val="5EEF3F6C"/>
     <w:multiLevelType w:val="hybridMultilevel"/>
     <w:tmpl w:val="A40E37E8"/>
@@ -6083,7 +7020,7 @@
       </w:rPr>
     </w:lvl>
   </w:abstractNum>
-  <w:abstractNum w:abstractNumId="16" w15:restartNumberingAfterBreak="0">
+  <w:abstractNum w:abstractNumId="20" w15:restartNumberingAfterBreak="0">
     <w:nsid w:val="5F3A79AB"/>
     <w:multiLevelType w:val="hybridMultilevel"/>
     <w:tmpl w:val="C19064D4"/>
@@ -6198,7 +7135,7 @@
       </w:rPr>
     </w:lvl>
   </w:abstractNum>
-  <w:abstractNum w:abstractNumId="17" w15:restartNumberingAfterBreak="0">
+  <w:abstractNum w:abstractNumId="21" w15:restartNumberingAfterBreak="0">
     <w:nsid w:val="6C1C3657"/>
     <w:multiLevelType w:val="hybridMultilevel"/>
     <w:tmpl w:val="F3FA5564"/>
@@ -6294,13 +7231,13 @@
     <w:abstractNumId w:val="6"/>
   </w:num>
   <w:num w:numId="3" w16cid:durableId="2012290929">
-    <w:abstractNumId w:val="14"/>
+    <w:abstractNumId w:val="18"/>
   </w:num>
   <w:num w:numId="4" w16cid:durableId="1555310624">
     <w:abstractNumId w:val="7"/>
   </w:num>
   <w:num w:numId="5" w16cid:durableId="618218922">
-    <w:abstractNumId w:val="11"/>
+    <w:abstractNumId w:val="13"/>
   </w:num>
   <w:num w:numId="6" w16cid:durableId="61611710">
     <w:abstractNumId w:val="4"/>
@@ -6309,7 +7246,7 @@
     <w:abstractNumId w:val="0"/>
   </w:num>
   <w:num w:numId="8" w16cid:durableId="1047804059">
-    <w:abstractNumId w:val="16"/>
+    <w:abstractNumId w:val="20"/>
   </w:num>
   <w:num w:numId="9" w16cid:durableId="1129127600">
     <w:abstractNumId w:val="1"/>
@@ -6318,28 +7255,40 @@
     <w:abstractNumId w:val="2"/>
   </w:num>
   <w:num w:numId="11" w16cid:durableId="632293758">
-    <w:abstractNumId w:val="13"/>
+    <w:abstractNumId w:val="17"/>
   </w:num>
   <w:num w:numId="12" w16cid:durableId="1713457422">
-    <w:abstractNumId w:val="15"/>
+    <w:abstractNumId w:val="19"/>
   </w:num>
   <w:num w:numId="13" w16cid:durableId="1556964813">
     <w:abstractNumId w:val="3"/>
   </w:num>
   <w:num w:numId="14" w16cid:durableId="2126726421">
-    <w:abstractNumId w:val="12"/>
+    <w:abstractNumId w:val="16"/>
   </w:num>
   <w:num w:numId="15" w16cid:durableId="1677032653">
     <w:abstractNumId w:val="9"/>
   </w:num>
   <w:num w:numId="16" w16cid:durableId="2108381851">
-    <w:abstractNumId w:val="17"/>
+    <w:abstractNumId w:val="21"/>
   </w:num>
   <w:num w:numId="17" w16cid:durableId="301231807">
     <w:abstractNumId w:val="5"/>
   </w:num>
   <w:num w:numId="18" w16cid:durableId="1792169520">
     <w:abstractNumId w:val="10"/>
+  </w:num>
+  <w:num w:numId="19" w16cid:durableId="16660338">
+    <w:abstractNumId w:val="14"/>
+  </w:num>
+  <w:num w:numId="20" w16cid:durableId="409619338">
+    <w:abstractNumId w:val="11"/>
+  </w:num>
+  <w:num w:numId="21" w16cid:durableId="155003374">
+    <w:abstractNumId w:val="12"/>
+  </w:num>
+  <w:num w:numId="22" w16cid:durableId="1344941520">
+    <w:abstractNumId w:val="15"/>
   </w:num>
 </w:numbering>
 </file>
@@ -6948,7 +7897,6 @@
   <w:style w:type="character" w:default="1" w:styleId="DefaultParagraphFont">
     <w:name w:val="Default Paragraph Font"/>
     <w:uiPriority w:val="1"/>
-    <w:semiHidden/>
     <w:unhideWhenUsed/>
   </w:style>
   <w:style w:type="table" w:default="1" w:styleId="TableNormal">

--- a/new-phd-cv.docx
+++ b/new-phd-cv.docx
@@ -2047,6 +2047,110 @@
     <w:p>
       <w:pPr>
         <w:spacing w:after="0"/>
+        <w:rPr>
+          <w:b/>
+          <w:bCs/>
+        </w:rPr>
+      </w:pPr>
+      <w:r>
+        <w:rPr>
+          <w:b/>
+          <w:bCs/>
+        </w:rPr>
+        <w:t xml:space="preserve">Founder | </w:t>
+      </w:r>
+      <w:hyperlink r:id="rId20" w:history="1">
+        <w:r>
+          <w:rPr>
+            <w:rStyle w:val="Hyperlink"/>
+            <w:b/>
+            <w:bCs/>
+          </w:rPr>
+          <w:t>PKay Software Consultancy</w:t>
+        </w:r>
+      </w:hyperlink>
+      <w:r>
+        <w:rPr>
+          <w:b/>
+          <w:bCs/>
+        </w:rPr>
+        <w:tab/>
+      </w:r>
+      <w:r>
+        <w:rPr>
+          <w:b/>
+          <w:bCs/>
+        </w:rPr>
+        <w:tab/>
+      </w:r>
+      <w:r>
+        <w:rPr>
+          <w:b/>
+          <w:bCs/>
+        </w:rPr>
+        <w:tab/>
+      </w:r>
+      <w:r>
+        <w:rPr>
+          <w:b/>
+          <w:bCs/>
+        </w:rPr>
+        <w:tab/>
+      </w:r>
+      <w:r>
+        <w:rPr>
+          <w:b/>
+          <w:bCs/>
+        </w:rPr>
+        <w:t xml:space="preserve">                      </w:t>
+      </w:r>
+      <w:r>
+        <w:rPr>
+          <w:b/>
+          <w:bCs/>
+        </w:rPr>
+        <w:t>October 2023 – Present</w:t>
+      </w:r>
+    </w:p>
+    <w:p>
+      <w:pPr>
+        <w:pStyle w:val="ListParagraph"/>
+        <w:numPr>
+          <w:ilvl w:val="0"/>
+          <w:numId w:val="3"/>
+        </w:numPr>
+      </w:pPr>
+      <w:r>
+        <w:t>Led the development of software systems, including web and mobile, for a wide range of clients.</w:t>
+      </w:r>
+    </w:p>
+    <w:p>
+      <w:pPr>
+        <w:pStyle w:val="ListParagraph"/>
+        <w:numPr>
+          <w:ilvl w:val="0"/>
+          <w:numId w:val="3"/>
+        </w:numPr>
+      </w:pPr>
+      <w:r>
+        <w:t>Systems include Admission Systems, Management Information Systems, M&amp;E Dashboards, Cross-platform Mobile Applications, and Business Portals.</w:t>
+      </w:r>
+    </w:p>
+    <w:p>
+      <w:pPr>
+        <w:pStyle w:val="ListParagraph"/>
+        <w:numPr>
+          <w:ilvl w:val="0"/>
+          <w:numId w:val="3"/>
+        </w:numPr>
+      </w:pPr>
+      <w:r>
+        <w:t>Handled stakeholder engagements and the entire Software Development Life Cycle.</w:t>
+      </w:r>
+    </w:p>
+    <w:p>
+      <w:pPr>
+        <w:spacing w:after="0"/>
       </w:pPr>
       <w:r>
         <w:rPr>
@@ -2144,9 +2248,10 @@
           <w:b/>
           <w:bCs/>
         </w:rPr>
+        <w:lastRenderedPageBreak/>
         <w:t xml:space="preserve">Lead Software Engineer | </w:t>
       </w:r>
-      <w:hyperlink r:id="rId20" w:history="1">
+      <w:hyperlink r:id="rId21" w:history="1">
         <w:proofErr w:type="spellStart"/>
         <w:r>
           <w:rPr>
@@ -2259,7 +2364,6 @@
           <w:b/>
           <w:bCs/>
         </w:rPr>
-        <w:lastRenderedPageBreak/>
         <w:t>Software Developer</w:t>
       </w:r>
       <w:r>
@@ -2276,7 +2380,7 @@
         </w:rPr>
         <w:t xml:space="preserve">| </w:t>
       </w:r>
-      <w:hyperlink r:id="rId21" w:history="1">
+      <w:hyperlink r:id="rId22" w:history="1">
         <w:r>
           <w:rPr>
             <w:rStyle w:val="Hyperlink"/>
@@ -2417,137 +2521,6 @@
           <w:b/>
           <w:bCs/>
         </w:rPr>
-        <w:t xml:space="preserve">Founder | </w:t>
-      </w:r>
-      <w:hyperlink r:id="rId22" w:history="1">
-        <w:r>
-          <w:rPr>
-            <w:rStyle w:val="Hyperlink"/>
-            <w:b/>
-            <w:bCs/>
-          </w:rPr>
-          <w:t>PKay Software Consultancy</w:t>
-        </w:r>
-      </w:hyperlink>
-      <w:r>
-        <w:rPr>
-          <w:b/>
-          <w:bCs/>
-        </w:rPr>
-        <w:tab/>
-      </w:r>
-      <w:r>
-        <w:rPr>
-          <w:b/>
-          <w:bCs/>
-        </w:rPr>
-        <w:tab/>
-      </w:r>
-      <w:r>
-        <w:rPr>
-          <w:b/>
-          <w:bCs/>
-        </w:rPr>
-        <w:tab/>
-      </w:r>
-      <w:r>
-        <w:rPr>
-          <w:b/>
-          <w:bCs/>
-        </w:rPr>
-        <w:tab/>
-      </w:r>
-      <w:r>
-        <w:rPr>
-          <w:b/>
-          <w:bCs/>
-        </w:rPr>
-        <w:t xml:space="preserve">                      </w:t>
-      </w:r>
-      <w:r>
-        <w:rPr>
-          <w:b/>
-          <w:bCs/>
-        </w:rPr>
-        <w:t>October 2023 – Present</w:t>
-      </w:r>
-    </w:p>
-    <w:p>
-      <w:pPr>
-        <w:pStyle w:val="ListParagraph"/>
-        <w:numPr>
-          <w:ilvl w:val="0"/>
-          <w:numId w:val="3"/>
-        </w:numPr>
-      </w:pPr>
-      <w:r>
-        <w:t>Led the development of software systems, including web and mobile, for a wide range of clients.</w:t>
-      </w:r>
-    </w:p>
-    <w:p>
-      <w:pPr>
-        <w:pStyle w:val="ListParagraph"/>
-        <w:numPr>
-          <w:ilvl w:val="0"/>
-          <w:numId w:val="3"/>
-        </w:numPr>
-      </w:pPr>
-      <w:r>
-        <w:t xml:space="preserve">Systems </w:t>
-      </w:r>
-      <w:r>
-        <w:t>include</w:t>
-      </w:r>
-      <w:r>
-        <w:t xml:space="preserve"> Admission Systems, </w:t>
-      </w:r>
-      <w:r>
-        <w:t>Management Information Systems</w:t>
-      </w:r>
-      <w:r>
-        <w:t>,</w:t>
-      </w:r>
-      <w:r>
-        <w:t xml:space="preserve"> M&amp;E Dashboards, Cross-platform Mobile Applications</w:t>
-      </w:r>
-      <w:r>
-        <w:t>,</w:t>
-      </w:r>
-      <w:r>
-        <w:t xml:space="preserve"> </w:t>
-      </w:r>
-      <w:r>
-        <w:t xml:space="preserve">and </w:t>
-      </w:r>
-      <w:r>
-        <w:t>Business Portals.</w:t>
-      </w:r>
-    </w:p>
-    <w:p>
-      <w:pPr>
-        <w:pStyle w:val="ListParagraph"/>
-        <w:numPr>
-          <w:ilvl w:val="0"/>
-          <w:numId w:val="3"/>
-        </w:numPr>
-      </w:pPr>
-      <w:r>
-        <w:t>Handled stakeholder engagements and the entire Software Development Life Cycle.</w:t>
-      </w:r>
-    </w:p>
-    <w:p>
-      <w:pPr>
-        <w:spacing w:after="0"/>
-        <w:rPr>
-          <w:b/>
-          <w:bCs/>
-        </w:rPr>
-      </w:pPr>
-      <w:r>
-        <w:rPr>
-          <w:b/>
-          <w:bCs/>
-        </w:rPr>
         <w:t>Software Developer | PayHub Ghana Limited</w:t>
       </w:r>
       <w:r>
@@ -3425,7 +3398,6 @@
           <w:b/>
           <w:bCs/>
         </w:rPr>
-        <w:lastRenderedPageBreak/>
         <w:t>Afri</w:t>
       </w:r>
       <w:r>
@@ -3568,6 +3540,7 @@
         </w:numPr>
       </w:pPr>
       <w:r>
+        <w:lastRenderedPageBreak/>
         <w:t>Built an offline-first</w:t>
       </w:r>
       <w:r>
